--- a/01-电源电路/02-开关电源/半桥/不对称半桥电路/不对称半桥电路.docx
+++ b/01-电源电路/02-开关电源/半桥/不对称半桥电路/不对称半桥电路.docx
@@ -2944,6 +2944,20 @@
     </w:p>
     <w:bookmarkEnd w:id="26"/>
     <w:bookmarkEnd w:id="27"/>
+    <w:p>
+      <w:pPr>
+        <w:spacing w:before="360"/>
+        <w:jc w:val="center"/>
+      </w:pPr>
+      <w:r>
+        <w:rPr>
+          <w:rFonts w:ascii="Times New Roman" w:hAnsi="Times New Roman"/>
+          <w:color w:val="555555"/>
+          <w:sz w:val="21"/>
+        </w:rPr>
+        <w:t>材料收集者：杜文杰</w:t>
+      </w:r>
+    </w:p>
     <w:sectPr>
       <w:headerReference r:id="rId9" w:type="default"/>
       <w:footerReference r:id="rId10" w:type="default"/>

--- a/01-电源电路/02-开关电源/半桥/不对称半桥电路/不对称半桥电路.docx
+++ b/01-电源电路/02-开关电源/半桥/不对称半桥电路/不对称半桥电路.docx
@@ -1,6 +1,6 @@
 
 <file path=word/document.xml><?xml version="1.0" encoding="utf-8"?>
-<w:document xmlns:w="http://schemas.openxmlformats.org/wordprocessingml/2006/main" xmlns:m="http://schemas.openxmlformats.org/officeDocument/2006/math" xmlns:r="http://schemas.openxmlformats.org/officeDocument/2006/relationships" xmlns:o="urn:schemas-microsoft-com:office:office" xmlns:v="urn:schemas-microsoft-com:vml" xmlns:w10="urn:schemas-microsoft-com:office:word" xmlns:a="http://schemas.openxmlformats.org/drawingml/2006/main" xmlns:pic="http://schemas.openxmlformats.org/drawingml/2006/picture" xmlns:wp="http://schemas.openxmlformats.org/drawingml/2006/wordprocessingDrawing">
+<w:document xmlns:m="http://schemas.openxmlformats.org/officeDocument/2006/math" xmlns:r="http://schemas.openxmlformats.org/officeDocument/2006/relationships" xmlns:w="http://schemas.openxmlformats.org/wordprocessingml/2006/main" xmlns:o="urn:schemas-microsoft-com:office:office" xmlns:v="urn:schemas-microsoft-com:vml" xmlns:w10="urn:schemas-microsoft-com:office:word" xmlns:a="http://schemas.openxmlformats.org/drawingml/2006/main" xmlns:pic="http://schemas.openxmlformats.org/drawingml/2006/picture" xmlns:wp="http://schemas.openxmlformats.org/drawingml/2006/wordprocessingDrawing">
   <w:body>
     <w:bookmarkStart w:id="27" w:name="不对称半桥电路"/>
     <w:p>
@@ -9,7 +9,7 @@
       </w:pPr>
       <w:r>
         <w:rPr>
-          <w:rFonts w:hint="eastAsia"/>
+          <w:rFonts w:hint="eastAsia" w:eastAsia="黑体"/>
         </w:rPr>
         <w:t xml:space="preserve">不对称半桥电路</w:t>
       </w:r>
@@ -21,7 +21,7 @@
       </w:pPr>
       <w:r>
         <w:rPr>
-          <w:rFonts w:hint="eastAsia"/>
+          <w:rFonts w:hint="eastAsia" w:eastAsia="黑体"/>
         </w:rPr>
         <w:t xml:space="preserve">拓扑描述</w:t>
       </w:r>
@@ -32,25 +32,31 @@
       </w:pPr>
       <w:r>
         <w:rPr>
-          <w:rFonts w:hint="eastAsia"/>
+          <w:rFonts w:hint="eastAsia" w:eastAsia="黑体"/>
         </w:rPr>
         <w:t xml:space="preserve">不对称半桥（Asymmetrical</w:t>
       </w:r>
       <w:r>
+        <w:rPr>
+          <w:rFonts w:eastAsia="黑体"/>
+        </w:rPr>
         <w:t xml:space="preserve"> Half-Bridge, </w:t>
       </w:r>
       <w:r>
         <w:rPr>
-          <w:rFonts w:hint="eastAsia"/>
+          <w:rFonts w:hint="eastAsia" w:eastAsia="黑体"/>
         </w:rPr>
         <w:t xml:space="preserve">AHB）变换器由</w:t>
       </w:r>
       <w:r>
+        <w:rPr>
+          <w:rFonts w:eastAsia="黑体"/>
+        </w:rPr>
         <w:t xml:space="preserve"> </w:t>
       </w:r>
       <w:r>
         <w:rPr>
-          <w:rFonts w:hint="eastAsia"/>
+          <w:rFonts w:hint="eastAsia" w:eastAsia="黑体"/>
           <w:b/>
           <w:bCs/>
         </w:rPr>
@@ -58,6 +64,7 @@
       </w:r>
       <w:r>
         <w:rPr>
+          <w:rFonts w:eastAsia="黑体"/>
           <w:b/>
           <w:bCs/>
         </w:rPr>
@@ -79,6 +86,7 @@
       </m:oMath>
       <w:r>
         <w:rPr>
+          <w:rFonts w:eastAsia="黑体"/>
           <w:b/>
           <w:bCs/>
         </w:rPr>
@@ -100,13 +108,13 @@
       </m:oMath>
       <w:r>
         <w:rPr>
-          <w:rFonts w:hint="eastAsia"/>
+          <w:rFonts w:hint="eastAsia" w:eastAsia="黑体"/>
         </w:rPr>
         <w:t xml:space="preserve">（高压侧与低压侧）、</w:t>
       </w:r>
       <w:r>
         <w:rPr>
-          <w:rFonts w:hint="eastAsia"/>
+          <w:rFonts w:hint="eastAsia" w:eastAsia="黑体"/>
           <w:b/>
           <w:bCs/>
         </w:rPr>
@@ -114,6 +122,7 @@
       </w:r>
       <w:r>
         <w:rPr>
+          <w:rFonts w:eastAsia="黑体"/>
           <w:b/>
           <w:bCs/>
         </w:rPr>
@@ -134,11 +143,14 @@
         </m:sSub>
       </m:oMath>
       <w:r>
+        <w:rPr>
+          <w:rFonts w:eastAsia="黑体"/>
+        </w:rPr>
         <w:t xml:space="preserve">、</w:t>
       </w:r>
       <w:r>
         <w:rPr>
-          <w:rFonts w:hint="eastAsia"/>
+          <w:rFonts w:hint="eastAsia" w:eastAsia="黑体"/>
           <w:b/>
           <w:bCs/>
         </w:rPr>
@@ -146,6 +158,7 @@
       </w:r>
       <w:r>
         <w:rPr>
+          <w:rFonts w:eastAsia="黑体"/>
           <w:b/>
           <w:bCs/>
         </w:rPr>
@@ -157,28 +170,34 @@
         </m:r>
       </m:oMath>
       <w:r>
+        <w:rPr>
+          <w:rFonts w:eastAsia="黑体"/>
+        </w:rPr>
         <w:t xml:space="preserve">、</w:t>
       </w:r>
       <w:r>
         <w:rPr>
-          <w:rFonts w:hint="eastAsia"/>
+          <w:rFonts w:hint="eastAsia" w:eastAsia="黑体"/>
           <w:b/>
           <w:bCs/>
         </w:rPr>
         <w:t xml:space="preserve">输出整流与滤波电路</w:t>
       </w:r>
       <w:r>
+        <w:rPr>
+          <w:rFonts w:eastAsia="黑体"/>
+        </w:rPr>
         <w:t xml:space="preserve"> </w:t>
       </w:r>
       <w:r>
         <w:rPr>
-          <w:rFonts w:hint="eastAsia"/>
+          <w:rFonts w:hint="eastAsia" w:eastAsia="黑体"/>
         </w:rPr>
         <w:t xml:space="preserve">组成。电路关键节点：</w:t>
       </w:r>
       <w:r>
         <w:rPr>
-          <w:rFonts w:hint="eastAsia"/>
+          <w:rFonts w:hint="eastAsia" w:eastAsia="黑体"/>
           <w:b/>
           <w:bCs/>
         </w:rPr>
@@ -186,6 +205,7 @@
       </w:r>
       <w:r>
         <w:rPr>
+          <w:rFonts w:eastAsia="黑体"/>
           <w:b/>
           <w:bCs/>
         </w:rPr>
@@ -193,7 +213,7 @@
       </w:r>
       <w:r>
         <w:rPr>
-          <w:rFonts w:hint="eastAsia"/>
+          <w:rFonts w:hint="eastAsia" w:eastAsia="黑体"/>
           <w:b/>
           <w:bCs/>
         </w:rPr>
@@ -201,6 +221,7 @@
       </w:r>
       <w:r>
         <w:rPr>
+          <w:rFonts w:eastAsia="黑体"/>
           <w:b/>
           <w:bCs/>
         </w:rPr>
@@ -231,7 +252,7 @@
       </m:oMath>
       <w:r>
         <w:rPr>
-          <w:rFonts w:hint="eastAsia"/>
+          <w:rFonts w:hint="eastAsia" w:eastAsia="黑体"/>
         </w:rPr>
         <w:t xml:space="preserve">（</w:t>
       </w:r>
@@ -250,17 +271,20 @@
         </m:sSub>
       </m:oMath>
       <w:r>
+        <w:rPr>
+          <w:rFonts w:eastAsia="黑体"/>
+        </w:rPr>
         <w:t xml:space="preserve"> </w:t>
       </w:r>
       <w:r>
         <w:rPr>
-          <w:rFonts w:hint="eastAsia"/>
+          <w:rFonts w:hint="eastAsia" w:eastAsia="黑体"/>
         </w:rPr>
         <w:t xml:space="preserve">漏极相连）；</w:t>
       </w:r>
       <w:r>
         <w:rPr>
-          <w:rFonts w:hint="eastAsia"/>
+          <w:rFonts w:hint="eastAsia" w:eastAsia="黑体"/>
           <w:b/>
           <w:bCs/>
         </w:rPr>
@@ -268,6 +292,7 @@
       </w:r>
       <w:r>
         <w:rPr>
+          <w:rFonts w:eastAsia="黑体"/>
           <w:b/>
           <w:bCs/>
         </w:rPr>
@@ -275,7 +300,7 @@
       </w:r>
       <w:r>
         <w:rPr>
-          <w:rFonts w:hint="eastAsia"/>
+          <w:rFonts w:hint="eastAsia" w:eastAsia="黑体"/>
           <w:b/>
           <w:bCs/>
         </w:rPr>
@@ -283,6 +308,7 @@
       </w:r>
       <w:r>
         <w:rPr>
+          <w:rFonts w:eastAsia="黑体"/>
           <w:b/>
           <w:bCs/>
         </w:rPr>
@@ -290,7 +316,7 @@
       </w:r>
       <w:r>
         <w:rPr>
-          <w:rFonts w:hint="eastAsia"/>
+          <w:rFonts w:hint="eastAsia" w:eastAsia="黑体"/>
           <w:b/>
           <w:bCs/>
         </w:rPr>
@@ -298,7 +324,7 @@
       </w:r>
       <w:r>
         <w:rPr>
-          <w:rFonts w:hint="eastAsia"/>
+          <w:rFonts w:hint="eastAsia" w:eastAsia="黑体"/>
         </w:rPr>
         <w:t xml:space="preserve">（</w:t>
       </w:r>
@@ -317,11 +343,14 @@
         </m:sSub>
       </m:oMath>
       <w:r>
+        <w:rPr>
+          <w:rFonts w:eastAsia="黑体"/>
+        </w:rPr>
         <w:t xml:space="preserve"> </w:t>
       </w:r>
       <w:r>
         <w:rPr>
-          <w:rFonts w:hint="eastAsia"/>
+          <w:rFonts w:hint="eastAsia" w:eastAsia="黑体"/>
         </w:rPr>
         <w:t xml:space="preserve">源极、</w:t>
       </w:r>
@@ -340,11 +369,14 @@
         </m:sSub>
       </m:oMath>
       <w:r>
+        <w:rPr>
+          <w:rFonts w:eastAsia="黑体"/>
+        </w:rPr>
         <w:t xml:space="preserve"> </w:t>
       </w:r>
       <w:r>
         <w:rPr>
-          <w:rFonts w:hint="eastAsia"/>
+          <w:rFonts w:hint="eastAsia" w:eastAsia="黑体"/>
         </w:rPr>
         <w:t xml:space="preserve">漏极、</w:t>
       </w:r>
@@ -363,17 +395,20 @@
         </m:sSub>
       </m:oMath>
       <w:r>
+        <w:rPr>
+          <w:rFonts w:eastAsia="黑体"/>
+        </w:rPr>
         <w:t xml:space="preserve"> </w:t>
       </w:r>
       <w:r>
         <w:rPr>
-          <w:rFonts w:hint="eastAsia"/>
+          <w:rFonts w:hint="eastAsia" w:eastAsia="黑体"/>
         </w:rPr>
         <w:t xml:space="preserve">一端相连）；</w:t>
       </w:r>
       <w:r>
         <w:rPr>
-          <w:rFonts w:hint="eastAsia"/>
+          <w:rFonts w:hint="eastAsia" w:eastAsia="黑体"/>
           <w:b/>
           <w:bCs/>
         </w:rPr>
@@ -381,6 +416,7 @@
       </w:r>
       <w:r>
         <w:rPr>
+          <w:rFonts w:eastAsia="黑体"/>
           <w:b/>
           <w:bCs/>
         </w:rPr>
@@ -388,7 +424,7 @@
       </w:r>
       <w:r>
         <w:rPr>
-          <w:rFonts w:hint="eastAsia"/>
+          <w:rFonts w:hint="eastAsia" w:eastAsia="黑体"/>
           <w:b/>
           <w:bCs/>
         </w:rPr>
@@ -396,6 +432,7 @@
       </w:r>
       <w:r>
         <w:rPr>
+          <w:rFonts w:eastAsia="黑体"/>
           <w:b/>
           <w:bCs/>
         </w:rPr>
@@ -403,7 +440,7 @@
       </w:r>
       <w:r>
         <w:rPr>
-          <w:rFonts w:hint="eastAsia"/>
+          <w:rFonts w:hint="eastAsia" w:eastAsia="黑体"/>
         </w:rPr>
         <w:t xml:space="preserve">（</w:t>
       </w:r>
@@ -422,17 +459,20 @@
         </m:sSub>
       </m:oMath>
       <w:r>
+        <w:rPr>
+          <w:rFonts w:eastAsia="黑体"/>
+        </w:rPr>
         <w:t xml:space="preserve"> </w:t>
       </w:r>
       <w:r>
         <w:rPr>
-          <w:rFonts w:hint="eastAsia"/>
+          <w:rFonts w:hint="eastAsia" w:eastAsia="黑体"/>
         </w:rPr>
         <w:t xml:space="preserve">源极、变压器初级另一端、输出滤波地相连）；</w:t>
       </w:r>
       <w:r>
         <w:rPr>
-          <w:rFonts w:hint="eastAsia"/>
+          <w:rFonts w:hint="eastAsia" w:eastAsia="黑体"/>
           <w:b/>
           <w:bCs/>
         </w:rPr>
@@ -440,6 +480,7 @@
       </w:r>
       <w:r>
         <w:rPr>
+          <w:rFonts w:eastAsia="黑体"/>
           <w:b/>
           <w:bCs/>
         </w:rPr>
@@ -447,7 +488,7 @@
       </w:r>
       <w:r>
         <w:rPr>
-          <w:rFonts w:hint="eastAsia"/>
+          <w:rFonts w:hint="eastAsia" w:eastAsia="黑体"/>
           <w:b/>
           <w:bCs/>
         </w:rPr>
@@ -455,6 +496,7 @@
       </w:r>
       <w:r>
         <w:rPr>
+          <w:rFonts w:eastAsia="黑体"/>
           <w:b/>
           <w:bCs/>
         </w:rPr>
@@ -462,7 +504,7 @@
       </w:r>
       <w:r>
         <w:rPr>
-          <w:rFonts w:hint="eastAsia"/>
+          <w:rFonts w:hint="eastAsia" w:eastAsia="黑体"/>
         </w:rPr>
         <w:t xml:space="preserve">（</w:t>
       </w:r>
@@ -481,17 +523,20 @@
         </m:sSub>
       </m:oMath>
       <w:r>
+        <w:rPr>
+          <w:rFonts w:eastAsia="黑体"/>
+        </w:rPr>
         <w:t xml:space="preserve"> </w:t>
       </w:r>
       <w:r>
         <w:rPr>
-          <w:rFonts w:hint="eastAsia"/>
+          <w:rFonts w:hint="eastAsia" w:eastAsia="黑体"/>
         </w:rPr>
         <w:t xml:space="preserve">另一端、变压器初级一端相连）；</w:t>
       </w:r>
       <w:r>
         <w:rPr>
-          <w:rFonts w:hint="eastAsia"/>
+          <w:rFonts w:hint="eastAsia" w:eastAsia="黑体"/>
           <w:b/>
           <w:bCs/>
         </w:rPr>
@@ -499,6 +544,7 @@
       </w:r>
       <w:r>
         <w:rPr>
+          <w:rFonts w:eastAsia="黑体"/>
           <w:b/>
           <w:bCs/>
         </w:rPr>
@@ -506,7 +552,7 @@
       </w:r>
       <w:r>
         <w:rPr>
-          <w:rFonts w:hint="eastAsia"/>
+          <w:rFonts w:hint="eastAsia" w:eastAsia="黑体"/>
           <w:b/>
           <w:bCs/>
         </w:rPr>
@@ -514,6 +560,7 @@
       </w:r>
       <w:r>
         <w:rPr>
+          <w:rFonts w:eastAsia="黑体"/>
           <w:b/>
           <w:bCs/>
         </w:rPr>
@@ -541,7 +588,7 @@
       </m:oMath>
       <w:r>
         <w:rPr>
-          <w:rFonts w:hint="eastAsia"/>
+          <w:rFonts w:hint="eastAsia" w:eastAsia="黑体"/>
         </w:rPr>
         <w:t xml:space="preserve">（副边整流滤波输出端）。</w:t>
       </w:r>
@@ -550,7 +597,7 @@
       <w:pPr/>
       <w:r>
         <w:rPr>
-          <w:rFonts w:hint="eastAsia"/>
+          <w:rFonts w:hint="eastAsia" w:eastAsia="黑体"/>
         </w:rPr>
         <w:t xml:space="preserve">各元件管脚连接：</w:t>
       </w:r>
@@ -569,15 +616,21 @@
         </m:sSub>
       </m:oMath>
       <w:r>
+        <w:rPr>
+          <w:rFonts w:eastAsia="黑体"/>
+        </w:rPr>
         <w:t xml:space="preserve"> </w:t>
       </w:r>
       <w:r>
         <w:rPr>
-          <w:rFonts w:hint="eastAsia"/>
+          <w:rFonts w:hint="eastAsia" w:eastAsia="黑体"/>
         </w:rPr>
         <w:t xml:space="preserve">漏极接</w:t>
       </w:r>
       <w:r>
+        <w:rPr>
+          <w:rFonts w:eastAsia="黑体"/>
+        </w:rPr>
         <w:t xml:space="preserve"> </w:t>
       </w:r>
       <m:oMath>
@@ -605,16 +658,19 @@
       </m:oMath>
       <w:r>
         <w:rPr>
-          <w:rFonts w:hint="eastAsia"/>
+          <w:rFonts w:hint="eastAsia" w:eastAsia="黑体"/>
         </w:rPr>
         <w:t xml:space="preserve">、源极接开关节点</w:t>
       </w:r>
       <w:r>
+        <w:rPr>
+          <w:rFonts w:eastAsia="黑体"/>
+        </w:rPr>
         <w:t xml:space="preserve"> </w:t>
       </w:r>
       <w:r>
         <w:rPr>
-          <w:rFonts w:hint="eastAsia"/>
+          <w:rFonts w:hint="eastAsia" w:eastAsia="黑体"/>
         </w:rPr>
         <w:t xml:space="preserve">A、栅极接驱动；</w:t>
       </w:r>
@@ -633,20 +689,26 @@
         </m:sSub>
       </m:oMath>
       <w:r>
+        <w:rPr>
+          <w:rFonts w:eastAsia="黑体"/>
+        </w:rPr>
         <w:t xml:space="preserve"> </w:t>
       </w:r>
       <w:r>
         <w:rPr>
-          <w:rFonts w:hint="eastAsia"/>
+          <w:rFonts w:hint="eastAsia" w:eastAsia="黑体"/>
         </w:rPr>
         <w:t xml:space="preserve">漏极接开关节点</w:t>
       </w:r>
       <w:r>
+        <w:rPr>
+          <w:rFonts w:eastAsia="黑体"/>
+        </w:rPr>
         <w:t xml:space="preserve"> </w:t>
       </w:r>
       <w:r>
         <w:rPr>
-          <w:rFonts w:hint="eastAsia"/>
+          <w:rFonts w:hint="eastAsia" w:eastAsia="黑体"/>
         </w:rPr>
         <w:t xml:space="preserve">A、源极接地、栅极接驱动；</w:t>
       </w:r>
@@ -665,35 +727,44 @@
         </m:sSub>
       </m:oMath>
       <w:r>
+        <w:rPr>
+          <w:rFonts w:eastAsia="黑体"/>
+        </w:rPr>
         <w:t xml:space="preserve"> </w:t>
       </w:r>
       <w:r>
         <w:rPr>
-          <w:rFonts w:hint="eastAsia"/>
+          <w:rFonts w:hint="eastAsia" w:eastAsia="黑体"/>
         </w:rPr>
         <w:t xml:space="preserve">一端接开关节点</w:t>
       </w:r>
       <w:r>
+        <w:rPr>
+          <w:rFonts w:eastAsia="黑体"/>
+        </w:rPr>
         <w:t xml:space="preserve"> </w:t>
       </w:r>
       <w:r>
         <w:rPr>
-          <w:rFonts w:hint="eastAsia"/>
+          <w:rFonts w:hint="eastAsia" w:eastAsia="黑体"/>
         </w:rPr>
         <w:t xml:space="preserve">A、另一端接节点</w:t>
       </w:r>
       <w:r>
+        <w:rPr>
+          <w:rFonts w:eastAsia="黑体"/>
+        </w:rPr>
         <w:t xml:space="preserve"> </w:t>
       </w:r>
       <w:r>
         <w:rPr>
-          <w:rFonts w:hint="eastAsia"/>
+          <w:rFonts w:hint="eastAsia" w:eastAsia="黑体"/>
         </w:rPr>
         <w:t xml:space="preserve">P；</w:t>
       </w:r>
       <w:r>
         <w:rPr>
-          <w:rFonts w:hint="eastAsia"/>
+          <w:rFonts w:hint="eastAsia" w:eastAsia="黑体"/>
           <w:b/>
           <w:bCs/>
         </w:rPr>
@@ -701,6 +772,7 @@
       </w:r>
       <w:r>
         <w:rPr>
+          <w:rFonts w:eastAsia="黑体"/>
           <w:b/>
           <w:bCs/>
         </w:rPr>
@@ -712,24 +784,33 @@
         </m:r>
       </m:oMath>
       <w:r>
+        <w:rPr>
+          <w:rFonts w:eastAsia="黑体"/>
+        </w:rPr>
         <w:t xml:space="preserve"> </w:t>
       </w:r>
       <w:r>
         <w:rPr>
-          <w:rFonts w:hint="eastAsia"/>
+          <w:rFonts w:hint="eastAsia" w:eastAsia="黑体"/>
         </w:rPr>
         <w:t xml:space="preserve">初级一端接节点</w:t>
       </w:r>
       <w:r>
+        <w:rPr>
+          <w:rFonts w:eastAsia="黑体"/>
+        </w:rPr>
         <w:t xml:space="preserve"> </w:t>
       </w:r>
       <w:r>
         <w:rPr>
-          <w:rFonts w:hint="eastAsia"/>
+          <w:rFonts w:hint="eastAsia" w:eastAsia="黑体"/>
         </w:rPr>
         <w:t xml:space="preserve">P、另一端接地，次级接副边整流（全波/全桥整流）再经输出滤波；输出滤波电容上端接输出节点</w:t>
       </w:r>
       <w:r>
+        <w:rPr>
+          <w:rFonts w:eastAsia="黑体"/>
+        </w:rPr>
         <w:t xml:space="preserve"> </w:t>
       </w:r>
       <m:oMath>
@@ -754,11 +835,14 @@
       </m:oMath>
       <w:r>
         <w:rPr>
-          <w:rFonts w:hint="eastAsia"/>
+          <w:rFonts w:hint="eastAsia" w:eastAsia="黑体"/>
         </w:rPr>
         <w:t xml:space="preserve">、下端接副边地，负载跨接</w:t>
       </w:r>
       <w:r>
+        <w:rPr>
+          <w:rFonts w:eastAsia="黑体"/>
+        </w:rPr>
         <w:t xml:space="preserve"> </w:t>
       </w:r>
       <m:oMath>
@@ -782,11 +866,14 @@
         </m:sSub>
       </m:oMath>
       <w:r>
+        <w:rPr>
+          <w:rFonts w:eastAsia="黑体"/>
+        </w:rPr>
         <w:t xml:space="preserve"> </w:t>
       </w:r>
       <w:r>
         <w:rPr>
-          <w:rFonts w:hint="eastAsia"/>
+          <w:rFonts w:hint="eastAsia" w:eastAsia="黑体"/>
         </w:rPr>
         <w:t xml:space="preserve">与副边地。</w:t>
       </w:r>
@@ -795,25 +882,31 @@
       <w:pPr/>
       <w:r>
         <w:rPr>
-          <w:rFonts w:hint="eastAsia"/>
+          <w:rFonts w:hint="eastAsia" w:eastAsia="黑体"/>
         </w:rPr>
         <w:t xml:space="preserve">由此构成两开关互补（占空比近似互补、可不对称谐振）导通、隔直电容保证变压器无直流偏磁并与漏感谐振实现</w:t>
       </w:r>
       <w:r>
+        <w:rPr>
+          <w:rFonts w:eastAsia="黑体"/>
+        </w:rPr>
         <w:t xml:space="preserve"> ZVS </w:t>
       </w:r>
       <w:r>
         <w:rPr>
-          <w:rFonts w:hint="eastAsia"/>
+          <w:rFonts w:hint="eastAsia" w:eastAsia="黑体"/>
         </w:rPr>
         <w:t xml:space="preserve">的不对称半桥（AHB）隔离</w:t>
       </w:r>
       <w:r>
+        <w:rPr>
+          <w:rFonts w:eastAsia="黑体"/>
+        </w:rPr>
         <w:t xml:space="preserve"> DC-DC </w:t>
       </w:r>
       <w:r>
         <w:rPr>
-          <w:rFonts w:hint="eastAsia"/>
+          <w:rFonts w:hint="eastAsia" w:eastAsia="黑体"/>
         </w:rPr>
         <w:t xml:space="preserve">组态，主要用作中小功率隔离型变换器。</w:t>
       </w:r>
@@ -826,7 +919,7 @@
       </w:pPr>
       <w:r>
         <w:rPr>
-          <w:rFonts w:hint="eastAsia"/>
+          <w:rFonts w:hint="eastAsia" w:eastAsia="黑体"/>
         </w:rPr>
         <w:t xml:space="preserve">工作原理</w:t>
       </w:r>
@@ -837,7 +930,7 @@
       </w:pPr>
       <w:r>
         <w:rPr>
-          <w:rFonts w:hint="eastAsia"/>
+          <w:rFonts w:hint="eastAsia" w:eastAsia="黑体"/>
         </w:rPr>
         <w:t xml:space="preserve">两个开关交替导通，使变压器原边承受正负对称的方波电压；隔直电容保证变压器无直流偏磁，同时在死区/过渡阶段与变压器漏感产生谐振，实现开关管的零电压开通（ZVS）。能量在开关导通期间经变压器传递到副边，整流滤波后输出直流。</w:t>
       </w:r>
@@ -850,7 +943,7 @@
       </w:pPr>
       <w:r>
         <w:rPr>
-          <w:rFonts w:hint="eastAsia"/>
+          <w:rFonts w:hint="eastAsia" w:eastAsia="黑体"/>
         </w:rPr>
         <w:t xml:space="preserve">关键计算公式</w:t>
       </w:r>
@@ -864,7 +957,7 @@
       </w:pPr>
       <w:r>
         <w:rPr>
-          <w:rFonts w:hint="eastAsia"/>
+          <w:rFonts w:hint="eastAsia" w:eastAsia="黑体"/>
         </w:rPr>
         <w:t xml:space="preserve">输出占空比关系（稳态伏秒平衡）：</w:t>
       </w:r>
@@ -1009,7 +1102,7 @@
       </w:pPr>
       <w:r>
         <w:rPr>
-          <w:rFonts w:hint="eastAsia"/>
+          <w:rFonts w:hint="eastAsia" w:eastAsia="黑体"/>
         </w:rPr>
         <w:t xml:space="preserve">变压器匝比：</w:t>
       </w:r>
@@ -1147,7 +1240,7 @@
       </w:pPr>
       <w:r>
         <w:rPr>
-          <w:rFonts w:hint="eastAsia"/>
+          <w:rFonts w:hint="eastAsia" w:eastAsia="黑体"/>
         </w:rPr>
         <w:t xml:space="preserve">隔直电容电压（近似）：</w:t>
       </w:r>
@@ -1234,7 +1327,7 @@
       </w:pPr>
       <w:r>
         <w:rPr>
-          <w:rFonts w:hint="eastAsia"/>
+          <w:rFonts w:hint="eastAsia" w:eastAsia="黑体"/>
         </w:rPr>
         <w:t xml:space="preserve">开关频率：</w:t>
       </w:r>
@@ -1309,7 +1402,7 @@
       </w:pPr>
       <w:r>
         <w:rPr>
-          <w:rFonts w:hint="eastAsia"/>
+          <w:rFonts w:hint="eastAsia" w:eastAsia="黑体"/>
         </w:rPr>
         <w:t xml:space="preserve">原边峰值电流（近似）：</w:t>
       </w:r>
@@ -1460,7 +1553,7 @@
             </w:pPr>
             <w:r>
               <w:rPr>
-                <w:rFonts w:hint="eastAsia"/>
+                <w:rFonts w:hint="eastAsia" w:eastAsia="黑体"/>
               </w:rPr>
               <w:t xml:space="preserve">符号</w:t>
             </w:r>
@@ -1474,7 +1567,7 @@
             </w:pPr>
             <w:r>
               <w:rPr>
-                <w:rFonts w:hint="eastAsia"/>
+                <w:rFonts w:hint="eastAsia" w:eastAsia="黑体"/>
               </w:rPr>
               <w:t xml:space="preserve">含义</w:t>
             </w:r>
@@ -1488,7 +1581,7 @@
             </w:pPr>
             <w:r>
               <w:rPr>
-                <w:rFonts w:hint="eastAsia"/>
+                <w:rFonts w:hint="eastAsia" w:eastAsia="黑体"/>
               </w:rPr>
               <w:t xml:space="preserve">单位</w:t>
             </w:r>
@@ -1520,6 +1613,9 @@
               </m:sSub>
             </m:oMath>
             <w:r>
+              <w:rPr>
+                <w:rFonts w:eastAsia="黑体"/>
+              </w:rPr>
               <w:t xml:space="preserve">​</w:t>
             </w:r>
           </w:p>
@@ -1532,7 +1628,7 @@
             </w:pPr>
             <w:r>
               <w:rPr>
-                <w:rFonts w:hint="eastAsia"/>
+                <w:rFonts w:hint="eastAsia" w:eastAsia="黑体"/>
               </w:rPr>
               <w:t xml:space="preserve">输入电压</w:t>
             </w:r>
@@ -1545,6 +1641,9 @@
               <w:pStyle w:val="Compact"/>
             </w:pPr>
             <w:r>
+              <w:rPr>
+                <w:rFonts w:eastAsia="黑体"/>
+              </w:rPr>
               <w:t xml:space="preserve">V</w:t>
             </w:r>
           </w:p>
@@ -1578,6 +1677,9 @@
               </m:sSub>
             </m:oMath>
             <w:r>
+              <w:rPr>
+                <w:rFonts w:eastAsia="黑体"/>
+              </w:rPr>
               <w:t xml:space="preserve">​</w:t>
             </w:r>
           </w:p>
@@ -1590,7 +1692,7 @@
             </w:pPr>
             <w:r>
               <w:rPr>
-                <w:rFonts w:hint="eastAsia"/>
+                <w:rFonts w:hint="eastAsia" w:eastAsia="黑体"/>
               </w:rPr>
               <w:t xml:space="preserve">输出电压</w:t>
             </w:r>
@@ -1603,6 +1705,9 @@
               <w:pStyle w:val="Compact"/>
             </w:pPr>
             <w:r>
+              <w:rPr>
+                <w:rFonts w:eastAsia="黑体"/>
+              </w:rPr>
               <w:t xml:space="preserve">V</w:t>
             </w:r>
           </w:p>
@@ -1621,6 +1726,9 @@
               </m:r>
             </m:oMath>
             <w:r>
+              <w:rPr>
+                <w:rFonts w:eastAsia="黑体"/>
+              </w:rPr>
               <w:t xml:space="preserve">​</w:t>
             </w:r>
           </w:p>
@@ -1633,7 +1741,7 @@
             </w:pPr>
             <w:r>
               <w:rPr>
-                <w:rFonts w:hint="eastAsia"/>
+                <w:rFonts w:hint="eastAsia" w:eastAsia="黑体"/>
               </w:rPr>
               <w:t xml:space="preserve">占空比</w:t>
             </w:r>
@@ -1646,6 +1754,9 @@
               <w:pStyle w:val="Compact"/>
             </w:pPr>
             <w:r>
+              <w:rPr>
+                <w:rFonts w:eastAsia="黑体"/>
+              </w:rPr>
               <w:t xml:space="preserve">—</w:t>
             </w:r>
           </w:p>
@@ -1691,6 +1802,9 @@
               </m:sSub>
             </m:oMath>
             <w:r>
+              <w:rPr>
+                <w:rFonts w:eastAsia="黑体"/>
+              </w:rPr>
               <w:t xml:space="preserve">​</w:t>
             </w:r>
           </w:p>
@@ -1703,7 +1817,7 @@
             </w:pPr>
             <w:r>
               <w:rPr>
-                <w:rFonts w:hint="eastAsia"/>
+                <w:rFonts w:hint="eastAsia" w:eastAsia="黑体"/>
               </w:rPr>
               <w:t xml:space="preserve">原/副边匝数</w:t>
             </w:r>
@@ -1716,6 +1830,9 @@
               <w:pStyle w:val="Compact"/>
             </w:pPr>
             <w:r>
+              <w:rPr>
+                <w:rFonts w:eastAsia="黑体"/>
+              </w:rPr>
               <w:t xml:space="preserve">—</w:t>
             </w:r>
           </w:p>
@@ -1746,6 +1863,9 @@
               </m:sSub>
             </m:oMath>
             <w:r>
+              <w:rPr>
+                <w:rFonts w:eastAsia="黑体"/>
+              </w:rPr>
               <w:t xml:space="preserve">​</w:t>
             </w:r>
           </w:p>
@@ -1758,7 +1878,7 @@
             </w:pPr>
             <w:r>
               <w:rPr>
-                <w:rFonts w:hint="eastAsia"/>
+                <w:rFonts w:hint="eastAsia" w:eastAsia="黑体"/>
               </w:rPr>
               <w:t xml:space="preserve">隔直电容电压</w:t>
             </w:r>
@@ -1771,6 +1891,9 @@
               <w:pStyle w:val="Compact"/>
             </w:pPr>
             <w:r>
+              <w:rPr>
+                <w:rFonts w:eastAsia="黑体"/>
+              </w:rPr>
               <w:t xml:space="preserve">V</w:t>
             </w:r>
           </w:p>
@@ -1801,6 +1924,9 @@
               </m:sSub>
             </m:oMath>
             <w:r>
+              <w:rPr>
+                <w:rFonts w:eastAsia="黑体"/>
+              </w:rPr>
               <w:t xml:space="preserve">​</w:t>
             </w:r>
           </w:p>
@@ -1813,7 +1939,7 @@
             </w:pPr>
             <w:r>
               <w:rPr>
-                <w:rFonts w:hint="eastAsia"/>
+                <w:rFonts w:hint="eastAsia" w:eastAsia="黑体"/>
               </w:rPr>
               <w:t xml:space="preserve">开关频率</w:t>
             </w:r>
@@ -1826,6 +1952,9 @@
               <w:pStyle w:val="Compact"/>
             </w:pPr>
             <w:r>
+              <w:rPr>
+                <w:rFonts w:eastAsia="黑体"/>
+              </w:rPr>
               <w:t xml:space="preserve">Hz</w:t>
             </w:r>
           </w:p>
@@ -1859,6 +1988,9 @@
               </m:sSub>
             </m:oMath>
             <w:r>
+              <w:rPr>
+                <w:rFonts w:eastAsia="黑体"/>
+              </w:rPr>
               <w:t xml:space="preserve">​</w:t>
             </w:r>
           </w:p>
@@ -1871,7 +2003,7 @@
             </w:pPr>
             <w:r>
               <w:rPr>
-                <w:rFonts w:hint="eastAsia"/>
+                <w:rFonts w:hint="eastAsia" w:eastAsia="黑体"/>
               </w:rPr>
               <w:t xml:space="preserve">输出电流</w:t>
             </w:r>
@@ -1884,6 +2016,9 @@
               <w:pStyle w:val="Compact"/>
             </w:pPr>
             <w:r>
+              <w:rPr>
+                <w:rFonts w:eastAsia="黑体"/>
+              </w:rPr>
               <w:t xml:space="preserve">A</w:t>
             </w:r>
           </w:p>
@@ -1898,7 +2033,7 @@
       </w:pPr>
       <w:r>
         <w:rPr>
-          <w:rFonts w:hint="eastAsia"/>
+          <w:rFonts w:hint="eastAsia" w:eastAsia="黑体"/>
         </w:rPr>
         <w:t xml:space="preserve">元件调整影响</w:t>
       </w:r>
@@ -1913,7 +2048,7 @@
       </w:pPr>
       <w:r>
         <w:rPr>
-          <w:rFonts w:hint="eastAsia"/>
+          <w:rFonts w:hint="eastAsia" w:eastAsia="黑体"/>
           <w:b/>
           <w:bCs/>
         </w:rPr>
@@ -1921,6 +2056,7 @@
       </w:r>
       <w:r>
         <w:rPr>
+          <w:rFonts w:eastAsia="黑体"/>
           <w:b/>
           <w:bCs/>
         </w:rPr>
@@ -1933,6 +2069,7 @@
       </m:oMath>
       <w:r>
         <w:rPr>
+          <w:rFonts w:eastAsia="黑体"/>
           <w:b/>
           <w:bCs/>
         </w:rPr>
@@ -1940,7 +2077,7 @@
       </w:r>
       <w:r>
         <w:rPr>
-          <w:rFonts w:hint="eastAsia"/>
+          <w:rFonts w:hint="eastAsia" w:eastAsia="黑体"/>
           <w:b/>
           <w:bCs/>
         </w:rPr>
@@ -1948,20 +2085,27 @@
       </w:r>
       <w:r>
         <w:rPr>
+          <w:rFonts w:eastAsia="黑体"/>
           <w:b/>
           <w:bCs/>
         </w:rPr>
         <w:t xml:space="preserve"> 0.5</w:t>
       </w:r>
       <w:r>
+        <w:rPr>
+          <w:rFonts w:eastAsia="黑体"/>
+        </w:rPr>
         <w:t xml:space="preserve"> </w:t>
       </w:r>
       <w:r>
+        <w:rPr>
+          <w:rFonts w:eastAsia="黑体"/>
+        </w:rPr>
         <w:t xml:space="preserve">→ </w:t>
       </w:r>
       <w:r>
         <w:rPr>
-          <w:rFonts w:hint="eastAsia"/>
+          <w:rFonts w:hint="eastAsia" w:eastAsia="黑体"/>
         </w:rPr>
         <w:t xml:space="preserve">输出电压变化，</w:t>
       </w:r>
@@ -1995,20 +2139,26 @@
         </m:r>
       </m:oMath>
       <w:r>
+        <w:rPr>
+          <w:rFonts w:eastAsia="黑体"/>
+        </w:rPr>
         <w:t xml:space="preserve"> </w:t>
       </w:r>
       <w:r>
         <w:rPr>
-          <w:rFonts w:hint="eastAsia"/>
+          <w:rFonts w:hint="eastAsia" w:eastAsia="黑体"/>
         </w:rPr>
         <w:t xml:space="preserve">在</w:t>
       </w:r>
       <w:r>
+        <w:rPr>
+          <w:rFonts w:eastAsia="黑体"/>
+        </w:rPr>
         <w:t xml:space="preserve"> 0.5 </w:t>
       </w:r>
       <w:r>
         <w:rPr>
-          <w:rFonts w:hint="eastAsia"/>
+          <w:rFonts w:hint="eastAsia" w:eastAsia="黑体"/>
         </w:rPr>
         <w:t xml:space="preserve">处最大，偏离越多传递能力越低。</w:t>
       </w:r>
@@ -2023,7 +2173,7 @@
       </w:pPr>
       <w:r>
         <w:rPr>
-          <w:rFonts w:hint="eastAsia"/>
+          <w:rFonts w:hint="eastAsia" w:eastAsia="黑体"/>
           <w:b/>
           <w:bCs/>
         </w:rPr>
@@ -2031,6 +2181,7 @@
       </w:r>
       <w:r>
         <w:rPr>
+          <w:rFonts w:eastAsia="黑体"/>
           <w:b/>
           <w:bCs/>
         </w:rPr>
@@ -2052,6 +2203,7 @@
       </m:oMath>
       <w:r>
         <w:rPr>
+          <w:rFonts w:eastAsia="黑体"/>
           <w:b/>
           <w:bCs/>
         </w:rPr>
@@ -2059,30 +2211,39 @@
       </w:r>
       <w:r>
         <w:rPr>
-          <w:rFonts w:hint="eastAsia"/>
+          <w:rFonts w:hint="eastAsia" w:eastAsia="黑体"/>
           <w:b/>
           <w:bCs/>
         </w:rPr>
         <w:t xml:space="preserve">增大</w:t>
       </w:r>
       <w:r>
+        <w:rPr>
+          <w:rFonts w:eastAsia="黑体"/>
+        </w:rPr>
         <w:t xml:space="preserve"> </w:t>
       </w:r>
       <w:r>
+        <w:rPr>
+          <w:rFonts w:eastAsia="黑体"/>
+        </w:rPr>
         <w:t xml:space="preserve">→ </w:t>
       </w:r>
       <w:r>
         <w:rPr>
-          <w:rFonts w:hint="eastAsia"/>
+          <w:rFonts w:hint="eastAsia" w:eastAsia="黑体"/>
         </w:rPr>
         <w:t xml:space="preserve">谐振过渡变慢，ZVS</w:t>
       </w:r>
       <w:r>
+        <w:rPr>
+          <w:rFonts w:eastAsia="黑体"/>
+        </w:rPr>
         <w:t xml:space="preserve"> </w:t>
       </w:r>
       <w:r>
         <w:rPr>
-          <w:rFonts w:hint="eastAsia"/>
+          <w:rFonts w:hint="eastAsia" w:eastAsia="黑体"/>
         </w:rPr>
         <w:t xml:space="preserve">容易实现但电容纹波与体积增大。</w:t>
       </w:r>
@@ -2097,7 +2258,7 @@
       </w:pPr>
       <w:r>
         <w:rPr>
-          <w:rFonts w:hint="eastAsia"/>
+          <w:rFonts w:hint="eastAsia" w:eastAsia="黑体"/>
           <w:b/>
           <w:bCs/>
         </w:rPr>
@@ -2105,6 +2266,7 @@
       </w:r>
       <w:r>
         <w:rPr>
+          <w:rFonts w:eastAsia="黑体"/>
           <w:b/>
           <w:bCs/>
         </w:rPr>
@@ -2126,6 +2288,7 @@
       </m:oMath>
       <w:r>
         <w:rPr>
+          <w:rFonts w:eastAsia="黑体"/>
           <w:b/>
           <w:bCs/>
         </w:rPr>
@@ -2133,21 +2296,27 @@
       </w:r>
       <w:r>
         <w:rPr>
-          <w:rFonts w:hint="eastAsia"/>
+          <w:rFonts w:hint="eastAsia" w:eastAsia="黑体"/>
           <w:b/>
           <w:bCs/>
         </w:rPr>
         <w:t xml:space="preserve">增大</w:t>
       </w:r>
       <w:r>
+        <w:rPr>
+          <w:rFonts w:eastAsia="黑体"/>
+        </w:rPr>
         <w:t xml:space="preserve"> </w:t>
       </w:r>
       <w:r>
+        <w:rPr>
+          <w:rFonts w:eastAsia="黑体"/>
+        </w:rPr>
         <w:t xml:space="preserve">→ ZVS </w:t>
       </w:r>
       <w:r>
         <w:rPr>
-          <w:rFonts w:hint="eastAsia"/>
+          <w:rFonts w:hint="eastAsia" w:eastAsia="黑体"/>
         </w:rPr>
         <w:t xml:space="preserve">范围扩大，但占空比损失增大、效率下降。</w:t>
       </w:r>
@@ -2162,7 +2331,7 @@
       </w:pPr>
       <w:r>
         <w:rPr>
-          <w:rFonts w:hint="eastAsia"/>
+          <w:rFonts w:hint="eastAsia" w:eastAsia="黑体"/>
           <w:b/>
           <w:bCs/>
         </w:rPr>
@@ -2170,6 +2339,7 @@
       </w:r>
       <w:r>
         <w:rPr>
+          <w:rFonts w:eastAsia="黑体"/>
           <w:b/>
           <w:bCs/>
         </w:rPr>
@@ -2182,6 +2352,7 @@
       </m:oMath>
       <w:r>
         <w:rPr>
+          <w:rFonts w:eastAsia="黑体"/>
           <w:b/>
           <w:bCs/>
         </w:rPr>
@@ -2189,21 +2360,27 @@
       </w:r>
       <w:r>
         <w:rPr>
-          <w:rFonts w:hint="eastAsia"/>
+          <w:rFonts w:hint="eastAsia" w:eastAsia="黑体"/>
           <w:b/>
           <w:bCs/>
         </w:rPr>
         <w:t xml:space="preserve">增大</w:t>
       </w:r>
       <w:r>
+        <w:rPr>
+          <w:rFonts w:eastAsia="黑体"/>
+        </w:rPr>
         <w:t xml:space="preserve"> </w:t>
       </w:r>
       <w:r>
+        <w:rPr>
+          <w:rFonts w:eastAsia="黑体"/>
+        </w:rPr>
         <w:t xml:space="preserve">→ </w:t>
       </w:r>
       <w:r>
         <w:rPr>
-          <w:rFonts w:hint="eastAsia"/>
+          <w:rFonts w:hint="eastAsia" w:eastAsia="黑体"/>
         </w:rPr>
         <w:t xml:space="preserve">输出电压降低，反之升高。</w:t>
       </w:r>
@@ -2216,7 +2393,7 @@
       </w:pPr>
       <w:r>
         <w:rPr>
-          <w:rFonts w:hint="eastAsia"/>
+          <w:rFonts w:hint="eastAsia" w:eastAsia="黑体"/>
         </w:rPr>
         <w:t xml:space="preserve">典型参数示例</w:t>
       </w:r>
@@ -2231,11 +2408,14 @@
       </w:pPr>
       <w:r>
         <w:rPr>
-          <w:rFonts w:hint="eastAsia"/>
+          <w:rFonts w:hint="eastAsia" w:eastAsia="黑体"/>
         </w:rPr>
         <w:t xml:space="preserve">取</w:t>
       </w:r>
       <w:r>
+        <w:rPr>
+          <w:rFonts w:eastAsia="黑体"/>
+        </w:rPr>
         <w:t xml:space="preserve"> </w:t>
       </w:r>
       <m:oMath>
@@ -2275,6 +2455,9 @@
         </m:r>
       </m:oMath>
       <w:r>
+        <w:rPr>
+          <w:rFonts w:eastAsia="黑体"/>
+        </w:rPr>
         <w:t xml:space="preserve">、</w:t>
       </w:r>
       <m:oMath>
@@ -2292,6 +2475,9 @@
         </m:r>
       </m:oMath>
       <w:r>
+        <w:rPr>
+          <w:rFonts w:eastAsia="黑体"/>
+        </w:rPr>
         <w:t xml:space="preserve">、</w:t>
       </w:r>
       <m:oMath>
@@ -2337,7 +2523,7 @@
       </m:oMath>
       <w:r>
         <w:rPr>
-          <w:rFonts w:hint="eastAsia"/>
+          <w:rFonts w:hint="eastAsia" w:eastAsia="黑体"/>
         </w:rPr>
         <w:t xml:space="preserve">：</w:t>
       </w:r>
@@ -2438,6 +2624,9 @@
         </m:r>
       </m:oMath>
       <w:r>
+        <w:rPr>
+          <w:rFonts w:eastAsia="黑体"/>
+        </w:rPr>
         <w:t xml:space="preserve">。</w:t>
       </w:r>
     </w:p>
@@ -2451,11 +2640,14 @@
       </w:pPr>
       <w:r>
         <w:rPr>
-          <w:rFonts w:hint="eastAsia"/>
+          <w:rFonts w:hint="eastAsia" w:eastAsia="黑体"/>
         </w:rPr>
         <w:t xml:space="preserve">取</w:t>
       </w:r>
       <w:r>
+        <w:rPr>
+          <w:rFonts w:eastAsia="黑体"/>
+        </w:rPr>
         <w:t xml:space="preserve"> </w:t>
       </w:r>
       <m:oMath>
@@ -2473,6 +2665,9 @@
         </m:r>
       </m:oMath>
       <w:r>
+        <w:rPr>
+          <w:rFonts w:eastAsia="黑体"/>
+        </w:rPr>
         <w:t xml:space="preserve">、</w:t>
       </w:r>
       <m:oMath>
@@ -2513,11 +2708,14 @@
       </m:oMath>
       <w:r>
         <w:rPr>
-          <w:rFonts w:hint="eastAsia"/>
+          <w:rFonts w:hint="eastAsia" w:eastAsia="黑体"/>
         </w:rPr>
         <w:t xml:space="preserve">：隔直电容电压</w:t>
       </w:r>
       <w:r>
+        <w:rPr>
+          <w:rFonts w:eastAsia="黑体"/>
+        </w:rPr>
         <w:t xml:space="preserve"> </w:t>
       </w:r>
       <m:oMath>
@@ -2596,6 +2794,9 @@
         </m:r>
       </m:oMath>
       <w:r>
+        <w:rPr>
+          <w:rFonts w:eastAsia="黑体"/>
+        </w:rPr>
         <w:t xml:space="preserve">。</w:t>
       </w:r>
     </w:p>
@@ -2607,7 +2808,7 @@
       </w:pPr>
       <w:r>
         <w:rPr>
-          <w:rFonts w:hint="eastAsia"/>
+          <w:rFonts w:hint="eastAsia" w:eastAsia="黑体"/>
         </w:rPr>
         <w:t xml:space="preserve">常见器件型号</w:t>
       </w:r>
@@ -2622,7 +2823,7 @@
       </w:pPr>
       <w:r>
         <w:rPr>
-          <w:rFonts w:hint="eastAsia"/>
+          <w:rFonts w:hint="eastAsia" w:eastAsia="黑体"/>
         </w:rPr>
         <w:t xml:space="preserve">功率开关管：IRF840、STP20NM60、IPW60R099C6。</w:t>
       </w:r>
@@ -2637,7 +2838,7 @@
       </w:pPr>
       <w:r>
         <w:rPr>
-          <w:rFonts w:hint="eastAsia"/>
+          <w:rFonts w:hint="eastAsia" w:eastAsia="黑体"/>
         </w:rPr>
         <w:t xml:space="preserve">输出整流二极管：MBR20100、STPS20M100（肖特基）。</w:t>
       </w:r>
@@ -2652,7 +2853,7 @@
       </w:pPr>
       <w:r>
         <w:rPr>
-          <w:rFonts w:hint="eastAsia"/>
+          <w:rFonts w:hint="eastAsia" w:eastAsia="黑体"/>
         </w:rPr>
         <w:t xml:space="preserve">控制芯片：UC3825、L6599（谐振半桥控制）。</w:t>
       </w:r>
@@ -2665,7 +2866,7 @@
       </w:pPr>
       <w:r>
         <w:rPr>
-          <w:rFonts w:hint="eastAsia"/>
+          <w:rFonts w:hint="eastAsia" w:eastAsia="黑体"/>
         </w:rPr>
         <w:t xml:space="preserve">注意事项</w:t>
       </w:r>
@@ -2680,7 +2881,7 @@
       </w:pPr>
       <w:r>
         <w:rPr>
-          <w:rFonts w:hint="eastAsia"/>
+          <w:rFonts w:hint="eastAsia" w:eastAsia="黑体"/>
         </w:rPr>
         <w:t xml:space="preserve">隔直电容必须足够大以保证变压器无直流分量，否则变压器饱和。</w:t>
       </w:r>
@@ -2695,7 +2896,7 @@
       </w:pPr>
       <w:r>
         <w:rPr>
-          <w:rFonts w:hint="eastAsia"/>
+          <w:rFonts w:hint="eastAsia" w:eastAsia="黑体"/>
         </w:rPr>
         <w:t xml:space="preserve">不对称占空比会引入变压器原边直流偏磁，需通过隔直电容与磁复位设计规避。</w:t>
       </w:r>
@@ -2710,16 +2911,19 @@
       </w:pPr>
       <w:r>
         <w:rPr>
-          <w:rFonts w:hint="eastAsia"/>
+          <w:rFonts w:hint="eastAsia" w:eastAsia="黑体"/>
         </w:rPr>
         <w:t xml:space="preserve">漏感与隔直电容的谐振参数直接影响</w:t>
       </w:r>
       <w:r>
+        <w:rPr>
+          <w:rFonts w:eastAsia="黑体"/>
+        </w:rPr>
         <w:t xml:space="preserve"> </w:t>
       </w:r>
       <w:r>
         <w:rPr>
-          <w:rFonts w:hint="eastAsia"/>
+          <w:rFonts w:hint="eastAsia" w:eastAsia="黑体"/>
         </w:rPr>
         <w:t xml:space="preserve">ZVS，需按负载范围校核。</w:t>
       </w:r>
@@ -2734,7 +2938,7 @@
       </w:pPr>
       <w:r>
         <w:rPr>
-          <w:rFonts w:hint="eastAsia"/>
+          <w:rFonts w:hint="eastAsia" w:eastAsia="黑体"/>
         </w:rPr>
         <w:t xml:space="preserve">输出滤波器需按最大占空比与频率设计纹波。</w:t>
       </w:r>
@@ -2747,7 +2951,7 @@
       </w:pPr>
       <w:r>
         <w:rPr>
-          <w:rFonts w:hint="eastAsia"/>
+          <w:rFonts w:hint="eastAsia" w:eastAsia="黑体"/>
         </w:rPr>
         <w:t xml:space="preserve">参考资料</w:t>
       </w:r>
@@ -2761,15 +2965,21 @@
         </w:numPr>
       </w:pPr>
       <w:r>
+        <w:rPr>
+          <w:rFonts w:eastAsia="黑体"/>
+        </w:rPr>
         <w:t xml:space="preserve">TI </w:t>
       </w:r>
       <w:r>
         <w:rPr>
-          <w:rFonts w:hint="eastAsia"/>
+          <w:rFonts w:hint="eastAsia" w:eastAsia="黑体"/>
         </w:rPr>
         <w:t xml:space="preserve">应用笔记</w:t>
       </w:r>
       <w:r>
+        <w:rPr>
+          <w:rFonts w:eastAsia="黑体"/>
+        </w:rPr>
         <w:t xml:space="preserve"> SLUA607《Asymmetrical Half-Bridge Converter》。</w:t>
       </w:r>
     </w:p>
@@ -2782,15 +2992,21 @@
         </w:numPr>
       </w:pPr>
       <w:r>
+        <w:rPr>
+          <w:rFonts w:eastAsia="黑体"/>
+        </w:rPr>
         <w:t xml:space="preserve">ON </w:t>
       </w:r>
       <w:r>
         <w:rPr>
-          <w:rFonts w:hint="eastAsia"/>
+          <w:rFonts w:hint="eastAsia" w:eastAsia="黑体"/>
         </w:rPr>
         <w:t xml:space="preserve">Semiconductor（onsemi）AND8170《Asymmetrical</w:t>
       </w:r>
       <w:r>
+        <w:rPr>
+          <w:rFonts w:eastAsia="黑体"/>
+        </w:rPr>
         <w:t xml:space="preserve"> Half-Bridge》。</w:t>
       </w:r>
     </w:p>
@@ -2803,6 +3019,9 @@
         </w:numPr>
       </w:pPr>
       <w:r>
+        <w:rPr>
+          <w:rFonts w:eastAsia="黑体"/>
+        </w:rPr>
         <w:t xml:space="preserve">Wikipedia: Switched-mode power supply。</w:t>
       </w:r>
     </w:p>
@@ -2812,11 +3031,14 @@
       </w:pPr>
       <w:r>
         <w:rPr>
-          <w:rFonts w:hint="eastAsia"/>
+          <w:rFonts w:hint="eastAsia" w:eastAsia="黑体"/>
         </w:rPr>
         <w:t xml:space="preserve">说明：上式</w:t>
       </w:r>
       <w:r>
+        <w:rPr>
+          <w:rFonts w:eastAsia="黑体"/>
+        </w:rPr>
         <w:t xml:space="preserve"> </w:t>
       </w:r>
       <m:oMath>
@@ -2924,20 +3146,26 @@
         </m:sSub>
       </m:oMath>
       <w:r>
+        <w:rPr>
+          <w:rFonts w:eastAsia="黑体"/>
+        </w:rPr>
         <w:t xml:space="preserve"> </w:t>
       </w:r>
       <w:r>
         <w:rPr>
-          <w:rFonts w:hint="eastAsia"/>
+          <w:rFonts w:hint="eastAsia" w:eastAsia="黑体"/>
         </w:rPr>
         <w:t xml:space="preserve">为理想稳态（伏秒平衡、忽略谐振过渡与损耗）的结果；计入隔直电容与漏感的谐振过渡后，实际增益随负载与开关频率变化，精确解析式需按</w:t>
       </w:r>
       <w:r>
+        <w:rPr>
+          <w:rFonts w:eastAsia="黑体"/>
+        </w:rPr>
         <w:t xml:space="preserve"> SLUA607 / AND8170 </w:t>
       </w:r>
       <w:r>
         <w:rPr>
-          <w:rFonts w:hint="eastAsia"/>
+          <w:rFonts w:hint="eastAsia" w:eastAsia="黑体"/>
         </w:rPr>
         <w:t xml:space="preserve">的谐振过渡分析逐点求解，工程上常用迭代或仿真确定。</w:t>
       </w:r>
@@ -2951,11 +3179,11 @@
       </w:pPr>
       <w:r>
         <w:rPr>
-          <w:rFonts w:ascii="Times New Roman" w:hAnsi="Times New Roman"/>
+          <w:rFonts w:ascii="Times New Roman" w:hAnsi="Times New Roman" w:eastAsia="黑体"/>
           <w:color w:val="555555"/>
           <w:sz w:val="21"/>
         </w:rPr>
-        <w:t>材料收集者：杜文杰</w:t>
+        <w:t>材料收集者：杜文杰，WX手机：19519196569，QQ:3478827729</w:t>
       </w:r>
     </w:p>
     <w:sectPr>
@@ -2975,7 +3203,7 @@
 </file>
 
 <file path=word/footer1.xml><?xml version="1.0" encoding="utf-8"?>
-<w:ftr xmlns:m="http://schemas.openxmlformats.org/officeDocument/2006/math" xmlns:mc="http://schemas.openxmlformats.org/markup-compatibility/2006" xmlns:mo="http://schemas.microsoft.com/office/mac/office/2008/main" xmlns:mv="urn:schemas-microsoft-com:mac:vml" xmlns:o="urn:schemas-microsoft-com:office:office" xmlns:r="http://schemas.openxmlformats.org/officeDocument/2006/relationships" xmlns:v="urn:schemas-microsoft-com:vml" xmlns:w10="urn:schemas-microsoft-com:office:word" xmlns:w14="http://schemas.microsoft.com/office/word/2010/wordml" xmlns:w="http://schemas.openxmlformats.org/wordprocessingml/2006/main" xmlns:wne="http://schemas.microsoft.com/office/word/2006/wordml" xmlns:wp14="http://schemas.microsoft.com/office/word/2010/wordprocessingDrawing" xmlns:wp="http://schemas.openxmlformats.org/drawingml/2006/wordprocessingDrawing" xmlns:wpc="http://schemas.microsoft.com/office/word/2010/wordprocessingCanvas" xmlns:wpg="http://schemas.microsoft.com/office/word/2010/wordprocessingGroup" xmlns:wpi="http://schemas.microsoft.com/office/word/2010/wordprocessingInk" xmlns:wps="http://schemas.microsoft.com/office/word/2010/wordprocessingShape" mc:Ignorable="w14 wp14">
+<w:ftr xmlns:mc="http://schemas.openxmlformats.org/markup-compatibility/2006" xmlns:w="http://schemas.openxmlformats.org/wordprocessingml/2006/main" xmlns:m="http://schemas.openxmlformats.org/officeDocument/2006/math" xmlns:mo="http://schemas.microsoft.com/office/mac/office/2008/main" xmlns:mv="urn:schemas-microsoft-com:mac:vml" xmlns:o="urn:schemas-microsoft-com:office:office" xmlns:r="http://schemas.openxmlformats.org/officeDocument/2006/relationships" xmlns:v="urn:schemas-microsoft-com:vml" xmlns:w10="urn:schemas-microsoft-com:office:word" xmlns:w14="http://schemas.microsoft.com/office/word/2010/wordml" xmlns:wne="http://schemas.microsoft.com/office/word/2006/wordml" xmlns:wp14="http://schemas.microsoft.com/office/word/2010/wordprocessingDrawing" xmlns:wp="http://schemas.openxmlformats.org/drawingml/2006/wordprocessingDrawing" xmlns:wpc="http://schemas.microsoft.com/office/word/2010/wordprocessingCanvas" xmlns:wpg="http://schemas.microsoft.com/office/word/2010/wordprocessingGroup" xmlns:wpi="http://schemas.microsoft.com/office/word/2010/wordprocessingInk" xmlns:wps="http://schemas.microsoft.com/office/word/2010/wordprocessingShape" mc:Ignorable="w14 wp14">
   <w:p>
     <w:pPr>
       <w:pStyle w:val="Footer"/>
@@ -2983,12 +3211,14 @@
     </w:pPr>
     <w:r>
       <w:rPr>
+        <w:rFonts w:eastAsia="黑体"/>
         <w:sz w:val="18"/>
       </w:rPr>
       <w:t xml:space="preserve">第 </w:t>
     </w:r>
     <w:r>
       <w:rPr>
+        <w:rFonts w:eastAsia="黑体"/>
         <w:sz w:val="18"/>
       </w:rPr>
       <w:fldChar w:fldCharType="begin"/>
@@ -2997,6 +3227,7 @@
     </w:r>
     <w:r>
       <w:rPr>
+        <w:rFonts w:eastAsia="黑体"/>
         <w:sz w:val="18"/>
       </w:rPr>
       <w:t xml:space="preserve"> 页</w:t>
@@ -3010,6 +3241,9 @@
   <w:footnote w:type="continuationSeparator" w:id="0">
     <w:p>
       <w:r>
+        <w:rPr>
+          <w:rFonts w:eastAsia="黑体"/>
+        </w:rPr>
         <w:continuationSeparator/>
       </w:r>
     </w:p>
@@ -3017,6 +3251,9 @@
   <w:footnote w:type="separator" w:id="-1">
     <w:p>
       <w:r>
+        <w:rPr>
+          <w:rFonts w:eastAsia="黑体"/>
+        </w:rPr>
         <w:separator/>
       </w:r>
     </w:p>
@@ -3025,7 +3262,7 @@
 </file>
 
 <file path=word/header1.xml><?xml version="1.0" encoding="utf-8"?>
-<w:hdr xmlns:m="http://schemas.openxmlformats.org/officeDocument/2006/math" xmlns:mc="http://schemas.openxmlformats.org/markup-compatibility/2006" xmlns:mo="http://schemas.microsoft.com/office/mac/office/2008/main" xmlns:mv="urn:schemas-microsoft-com:mac:vml" xmlns:o="urn:schemas-microsoft-com:office:office" xmlns:r="http://schemas.openxmlformats.org/officeDocument/2006/relationships" xmlns:v="urn:schemas-microsoft-com:vml" xmlns:w10="urn:schemas-microsoft-com:office:word" xmlns:w14="http://schemas.microsoft.com/office/word/2010/wordml" xmlns:w="http://schemas.openxmlformats.org/wordprocessingml/2006/main" xmlns:wne="http://schemas.microsoft.com/office/word/2006/wordml" xmlns:wp14="http://schemas.microsoft.com/office/word/2010/wordprocessingDrawing" xmlns:wp="http://schemas.openxmlformats.org/drawingml/2006/wordprocessingDrawing" xmlns:wpc="http://schemas.microsoft.com/office/word/2010/wordprocessingCanvas" xmlns:wpg="http://schemas.microsoft.com/office/word/2010/wordprocessingGroup" xmlns:wpi="http://schemas.microsoft.com/office/word/2010/wordprocessingInk" xmlns:wps="http://schemas.microsoft.com/office/word/2010/wordprocessingShape" mc:Ignorable="w14 wp14">
+<w:hdr xmlns:mc="http://schemas.openxmlformats.org/markup-compatibility/2006" xmlns:w="http://schemas.openxmlformats.org/wordprocessingml/2006/main" xmlns:m="http://schemas.openxmlformats.org/officeDocument/2006/math" xmlns:mo="http://schemas.microsoft.com/office/mac/office/2008/main" xmlns:mv="urn:schemas-microsoft-com:mac:vml" xmlns:o="urn:schemas-microsoft-com:office:office" xmlns:r="http://schemas.openxmlformats.org/officeDocument/2006/relationships" xmlns:v="urn:schemas-microsoft-com:vml" xmlns:w10="urn:schemas-microsoft-com:office:word" xmlns:w14="http://schemas.microsoft.com/office/word/2010/wordml" xmlns:wne="http://schemas.microsoft.com/office/word/2006/wordml" xmlns:wp14="http://schemas.microsoft.com/office/word/2010/wordprocessingDrawing" xmlns:wp="http://schemas.openxmlformats.org/drawingml/2006/wordprocessingDrawing" xmlns:wpc="http://schemas.microsoft.com/office/word/2010/wordprocessingCanvas" xmlns:wpg="http://schemas.microsoft.com/office/word/2010/wordprocessingGroup" xmlns:wpi="http://schemas.microsoft.com/office/word/2010/wordprocessingInk" xmlns:wps="http://schemas.microsoft.com/office/word/2010/wordprocessingShape" mc:Ignorable="w14 wp14">
   <w:p>
     <w:pPr>
       <w:pStyle w:val="Header"/>
@@ -3033,7 +3270,7 @@
     </w:pPr>
     <w:r>
       <w:rPr>
-        <w:rFonts w:ascii="Times New Roman" w:hAnsi="Times New Roman"/>
+        <w:rFonts w:ascii="Times New Roman" w:hAnsi="Times New Roman" w:eastAsia="黑体"/>
         <w:sz w:val="18"/>
         <w:rFonts w:eastAsia="黑体"/>
         <w:rFonts w:eastAsia="黑体"/>
@@ -3045,7 +3282,7 @@
 </file>
 
 <file path=word/numbering.xml><?xml version="1.0" encoding="utf-8"?>
-<w:numbering xmlns:m="http://schemas.openxmlformats.org/officeDocument/2006/math" xmlns:mc="http://schemas.openxmlformats.org/markup-compatibility/2006" xmlns:mo="http://schemas.microsoft.com/office/mac/office/2008/main" xmlns:mv="urn:schemas-microsoft-com:mac:vml" xmlns:o="urn:schemas-microsoft-com:office:office" xmlns:r="http://schemas.openxmlformats.org/officeDocument/2006/relationships" xmlns:v="urn:schemas-microsoft-com:vml" xmlns:w="http://schemas.openxmlformats.org/wordprocessingml/2006/main" xmlns:w10="urn:schemas-microsoft-com:office:word" xmlns:w14="http://schemas.microsoft.com/office/word/2010/wordml" xmlns:wne="http://schemas.microsoft.com/office/word/2006/wordml" xmlns:wp="http://schemas.openxmlformats.org/drawingml/2006/wordprocessingDrawing" xmlns:wp14="http://schemas.microsoft.com/office/word/2010/wordprocessingDrawing" xmlns:wpc="http://schemas.microsoft.com/office/word/2010/wordprocessingCanvas" xmlns:wpg="http://schemas.microsoft.com/office/word/2010/wordprocessingGroup" xmlns:wpi="http://schemas.microsoft.com/office/word/2010/wordprocessingInk" xmlns:wps="http://schemas.microsoft.com/office/word/2010/wordprocessingShape" mc:Ignorable="w14 wp14">
+<w:numbering xmlns:mc="http://schemas.openxmlformats.org/markup-compatibility/2006" xmlns:w="http://schemas.openxmlformats.org/wordprocessingml/2006/main" xmlns:m="http://schemas.openxmlformats.org/officeDocument/2006/math" xmlns:mo="http://schemas.microsoft.com/office/mac/office/2008/main" xmlns:mv="urn:schemas-microsoft-com:mac:vml" xmlns:o="urn:schemas-microsoft-com:office:office" xmlns:r="http://schemas.openxmlformats.org/officeDocument/2006/relationships" xmlns:v="urn:schemas-microsoft-com:vml" xmlns:w10="urn:schemas-microsoft-com:office:word" xmlns:w14="http://schemas.microsoft.com/office/word/2010/wordml" xmlns:wne="http://schemas.microsoft.com/office/word/2006/wordml" xmlns:wp="http://schemas.openxmlformats.org/drawingml/2006/wordprocessingDrawing" xmlns:wp14="http://schemas.microsoft.com/office/word/2010/wordprocessingDrawing" xmlns:wpc="http://schemas.microsoft.com/office/word/2010/wordprocessingCanvas" xmlns:wpg="http://schemas.microsoft.com/office/word/2010/wordprocessingGroup" xmlns:wpi="http://schemas.microsoft.com/office/word/2010/wordprocessingInk" xmlns:wps="http://schemas.microsoft.com/office/word/2010/wordprocessingShape" mc:Ignorable="w14 wp14">
   <w:abstractNum w:abstractNumId="0">
     <w:nsid w:val="FFFFFF7C"/>
     <w:multiLevelType w:val="singleLevel"/>
@@ -3132,7 +3369,7 @@
         <w:ind w:hanging="360" w:left="1440"/>
       </w:pPr>
       <w:rPr>
-        <w:rFonts w:ascii="Symbol" w:hAnsi="Symbol" w:hint="default"/>
+        <w:rFonts w:ascii="Symbol" w:hAnsi="Symbol" w:hint="default" w:eastAsia="黑体"/>
       </w:rPr>
     </w:lvl>
   </w:abstractNum>
@@ -3153,7 +3390,7 @@
         <w:ind w:hanging="360" w:left="1080"/>
       </w:pPr>
       <w:rPr>
-        <w:rFonts w:ascii="Symbol" w:hAnsi="Symbol" w:hint="default"/>
+        <w:rFonts w:ascii="Symbol" w:hAnsi="Symbol" w:hint="default" w:eastAsia="黑体"/>
       </w:rPr>
     </w:lvl>
   </w:abstractNum>
@@ -3174,7 +3411,7 @@
         <w:ind w:hanging="360" w:left="720"/>
       </w:pPr>
       <w:rPr>
-        <w:rFonts w:ascii="Symbol" w:hAnsi="Symbol" w:hint="default"/>
+        <w:rFonts w:ascii="Symbol" w:hAnsi="Symbol" w:hint="default" w:eastAsia="黑体"/>
       </w:rPr>
     </w:lvl>
   </w:abstractNum>
@@ -3213,7 +3450,7 @@
         <w:ind w:hanging="360" w:left="360"/>
       </w:pPr>
       <w:rPr>
-        <w:rFonts w:ascii="Symbol" w:hAnsi="Symbol" w:hint="default"/>
+        <w:rFonts w:ascii="Symbol" w:hAnsi="Symbol" w:hint="default" w:eastAsia="黑体"/>
       </w:rPr>
     </w:lvl>
   </w:abstractNum>
@@ -3304,7 +3541,7 @@
         <w:ind w:left="720" w:hanging="360"/>
       </w:pPr>
       <w:rPr>
-        <w:rFonts w:ascii="Symbol" w:hAnsi="Symbol" w:cs="Symbol" w:hint="default"/>
+        <w:rFonts w:ascii="Symbol" w:hAnsi="Symbol" w:cs="Symbol" w:hint="default" w:eastAsia="黑体"/>
       </w:rPr>
     </w:lvl>
     <w:lvl w:ilvl="1">
@@ -3315,7 +3552,7 @@
         <w:ind w:left="1440" w:hanging="360"/>
       </w:pPr>
       <w:rPr>
-        <w:rFonts w:ascii="Courier New" w:hAnsi="Courier New" w:cs="Courier New" w:hint="default"/>
+        <w:rFonts w:ascii="Courier New" w:hAnsi="Courier New" w:cs="Courier New" w:hint="default" w:eastAsia="黑体"/>
       </w:rPr>
     </w:lvl>
     <w:lvl w:ilvl="2">
@@ -3326,7 +3563,7 @@
         <w:ind w:left="2160" w:hanging="360"/>
       </w:pPr>
       <w:rPr>
-        <w:rFonts w:ascii="Wingdings" w:hAnsi="Wingdings" w:cs="Wingdings" w:hint="default"/>
+        <w:rFonts w:ascii="Wingdings" w:hAnsi="Wingdings" w:cs="Wingdings" w:hint="default" w:eastAsia="黑体"/>
       </w:rPr>
     </w:lvl>
     <w:lvl w:ilvl="3">
@@ -3337,7 +3574,7 @@
         <w:ind w:left="2880" w:hanging="360"/>
       </w:pPr>
       <w:rPr>
-        <w:rFonts w:ascii="Symbol" w:hAnsi="Symbol" w:cs="Symbol" w:hint="default"/>
+        <w:rFonts w:ascii="Symbol" w:hAnsi="Symbol" w:cs="Symbol" w:hint="default" w:eastAsia="黑体"/>
       </w:rPr>
     </w:lvl>
     <w:lvl w:ilvl="4">
@@ -3348,7 +3585,7 @@
         <w:ind w:left="3600" w:hanging="360"/>
       </w:pPr>
       <w:rPr>
-        <w:rFonts w:ascii="Courier New" w:hAnsi="Courier New" w:cs="Courier New" w:hint="default"/>
+        <w:rFonts w:ascii="Courier New" w:hAnsi="Courier New" w:cs="Courier New" w:hint="default" w:eastAsia="黑体"/>
       </w:rPr>
     </w:lvl>
     <w:lvl w:ilvl="5">
@@ -3359,7 +3596,7 @@
         <w:ind w:left="4320" w:hanging="360"/>
       </w:pPr>
       <w:rPr>
-        <w:rFonts w:ascii="Wingdings" w:hAnsi="Wingdings" w:cs="Wingdings" w:hint="default"/>
+        <w:rFonts w:ascii="Wingdings" w:hAnsi="Wingdings" w:cs="Wingdings" w:hint="default" w:eastAsia="黑体"/>
       </w:rPr>
     </w:lvl>
     <w:lvl w:ilvl="6">
@@ -3370,7 +3607,7 @@
         <w:ind w:left="5040" w:hanging="360"/>
       </w:pPr>
       <w:rPr>
-        <w:rFonts w:ascii="Symbol" w:hAnsi="Symbol" w:cs="Symbol" w:hint="default"/>
+        <w:rFonts w:ascii="Symbol" w:hAnsi="Symbol" w:cs="Symbol" w:hint="default" w:eastAsia="黑体"/>
       </w:rPr>
     </w:lvl>
     <w:lvl w:ilvl="7">
@@ -3381,7 +3618,7 @@
         <w:ind w:left="5760" w:hanging="360"/>
       </w:pPr>
       <w:rPr>
-        <w:rFonts w:ascii="Courier New" w:hAnsi="Courier New" w:cs="Courier New" w:hint="default"/>
+        <w:rFonts w:ascii="Courier New" w:hAnsi="Courier New" w:cs="Courier New" w:hint="default" w:eastAsia="黑体"/>
       </w:rPr>
     </w:lvl>
     <w:lvl w:ilvl="8">
@@ -3392,7 +3629,7 @@
         <w:ind w:left="6480" w:hanging="360"/>
       </w:pPr>
       <w:rPr>
-        <w:rFonts w:ascii="Wingdings" w:hAnsi="Wingdings" w:cs="Wingdings" w:hint="default"/>
+        <w:rFonts w:ascii="Wingdings" w:hAnsi="Wingdings" w:cs="Wingdings" w:hint="default" w:eastAsia="黑体"/>
       </w:rPr>
     </w:lvl>
   </w:abstractNum>
@@ -3448,11 +3685,11 @@
 </file>
 
 <file path=word/styles.xml><?xml version="1.0" encoding="utf-8"?>
-<w:styles xmlns:mc="http://schemas.openxmlformats.org/markup-compatibility/2006" xmlns:r="http://schemas.openxmlformats.org/officeDocument/2006/relationships" xmlns:w="http://schemas.openxmlformats.org/wordprocessingml/2006/main" xmlns:w14="http://schemas.microsoft.com/office/word/2010/wordml" mc:Ignorable="w14">
+<w:styles xmlns:mc="http://schemas.openxmlformats.org/markup-compatibility/2006" xmlns:w="http://schemas.openxmlformats.org/wordprocessingml/2006/main" xmlns:r="http://schemas.openxmlformats.org/officeDocument/2006/relationships" xmlns:w14="http://schemas.microsoft.com/office/word/2010/wordml" mc:Ignorable="w14">
   <w:docDefaults>
     <w:rPrDefault>
       <w:rPr>
-        <w:rFonts w:asciiTheme="minorHAnsi" w:cstheme="minorBidi" w:eastAsiaTheme="minorEastAsia" w:hAnsiTheme="minorHAnsi"/>
+        <w:rFonts w:asciiTheme="minorHAnsi" w:cstheme="minorBidi" w:hAnsiTheme="minorHAnsi" w:eastAsia="黑体"/>
         <w:sz w:val="22"/>
         <w:szCs w:val="22"/>
         <w:lang w:bidi="ar-SA" w:eastAsia="en-US" w:val="en-US"/>
@@ -3674,7 +3911,7 @@
       <w:outlineLvl w:val="0"/>
     </w:pPr>
     <w:rPr>
-      <w:rFonts w:ascii="Times New Roman" w:asciiTheme="majorHAnsi" w:cstheme="majorBidi" w:eastAsia="黑体" w:eastAsiaTheme="majorEastAsia" w:hAnsi="Times New Roman" w:hAnsiTheme="majorHAnsi"/>
+      <w:rFonts w:ascii="Times New Roman" w:asciiTheme="majorHAnsi" w:cstheme="majorBidi" w:eastAsia="黑体" w:hAnsi="Times New Roman" w:hAnsiTheme="majorHAnsi"/>
       <w:b/>
       <w:bCs/>
       <w:color w:val="1F3864"/>
@@ -3698,7 +3935,7 @@
       <w:outlineLvl w:val="1"/>
     </w:pPr>
     <w:rPr>
-      <w:rFonts w:ascii="Times New Roman" w:asciiTheme="majorHAnsi" w:cstheme="majorBidi" w:eastAsia="黑体" w:eastAsiaTheme="majorEastAsia" w:hAnsi="Times New Roman" w:hAnsiTheme="majorHAnsi"/>
+      <w:rFonts w:ascii="Times New Roman" w:asciiTheme="majorHAnsi" w:cstheme="majorBidi" w:eastAsia="黑体" w:hAnsi="Times New Roman" w:hAnsiTheme="majorHAnsi"/>
       <w:b/>
       <w:bCs/>
       <w:color w:val="2E4E7E"/>
@@ -3722,7 +3959,7 @@
       <w:outlineLvl w:val="2"/>
     </w:pPr>
     <w:rPr>
-      <w:rFonts w:ascii="Times New Roman" w:asciiTheme="majorHAnsi" w:cstheme="majorBidi" w:eastAsia="黑体" w:eastAsiaTheme="majorEastAsia" w:hAnsi="Times New Roman" w:hAnsiTheme="majorHAnsi"/>
+      <w:rFonts w:ascii="Times New Roman" w:asciiTheme="majorHAnsi" w:cstheme="majorBidi" w:eastAsia="黑体" w:hAnsi="Times New Roman" w:hAnsiTheme="majorHAnsi"/>
       <w:b/>
       <w:bCs/>
       <w:color w:val="2E4E7E"/>
@@ -3746,7 +3983,7 @@
       <w:outlineLvl w:val="3"/>
     </w:pPr>
     <w:rPr>
-      <w:rFonts w:ascii="Times New Roman" w:asciiTheme="majorHAnsi" w:cstheme="majorBidi" w:eastAsia="黑体" w:eastAsiaTheme="majorEastAsia" w:hAnsi="Times New Roman" w:hAnsiTheme="majorHAnsi"/>
+      <w:rFonts w:ascii="Times New Roman" w:asciiTheme="majorHAnsi" w:cstheme="majorBidi" w:eastAsia="黑体" w:hAnsi="Times New Roman" w:hAnsiTheme="majorHAnsi"/>
       <w:b/>
       <w:bCs/>
       <w:i/>
@@ -3772,7 +4009,7 @@
       <w:outlineLvl w:val="4"/>
     </w:pPr>
     <w:rPr>
-      <w:rFonts w:ascii="Times New Roman" w:asciiTheme="majorHAnsi" w:cstheme="majorBidi" w:eastAsia="黑体" w:eastAsiaTheme="majorEastAsia" w:hAnsi="Times New Roman" w:hAnsiTheme="majorHAnsi"/>
+      <w:rFonts w:ascii="Times New Roman" w:asciiTheme="majorHAnsi" w:cstheme="majorBidi" w:eastAsia="黑体" w:hAnsi="Times New Roman" w:hAnsiTheme="majorHAnsi"/>
       <w:b/>
       <w:color w:val="333333"/>
       <w:sz w:val="22"/>
@@ -3795,7 +4032,7 @@
       <w:outlineLvl w:val="5"/>
     </w:pPr>
     <w:rPr>
-      <w:rFonts w:asciiTheme="majorHAnsi" w:cstheme="majorBidi" w:eastAsiaTheme="majorEastAsia" w:hAnsiTheme="majorHAnsi"/>
+      <w:rFonts w:asciiTheme="majorHAnsi" w:cstheme="majorBidi" w:hAnsiTheme="majorHAnsi" w:eastAsia="黑体"/>
       <w:i/>
       <w:iCs/>
       <w:color w:themeColor="accent1" w:themeShade="7F" w:val="243F60"/>
@@ -3818,7 +4055,7 @@
       <w:outlineLvl w:val="6"/>
     </w:pPr>
     <w:rPr>
-      <w:rFonts w:asciiTheme="majorHAnsi" w:cstheme="majorBidi" w:eastAsiaTheme="majorEastAsia" w:hAnsiTheme="majorHAnsi"/>
+      <w:rFonts w:asciiTheme="majorHAnsi" w:cstheme="majorBidi" w:hAnsiTheme="majorHAnsi" w:eastAsia="黑体"/>
       <w:i/>
       <w:iCs/>
       <w:color w:themeColor="text1" w:themeTint="BF" w:val="404040"/>
@@ -3841,7 +4078,7 @@
       <w:outlineLvl w:val="7"/>
     </w:pPr>
     <w:rPr>
-      <w:rFonts w:asciiTheme="majorHAnsi" w:cstheme="majorBidi" w:eastAsiaTheme="majorEastAsia" w:hAnsiTheme="majorHAnsi"/>
+      <w:rFonts w:asciiTheme="majorHAnsi" w:cstheme="majorBidi" w:hAnsiTheme="majorHAnsi" w:eastAsia="黑体"/>
       <w:color w:themeColor="accent1" w:val="4F81BD"/>
       <w:sz w:val="20"/>
       <w:szCs w:val="20"/>
@@ -3864,7 +4101,7 @@
       <w:outlineLvl w:val="8"/>
     </w:pPr>
     <w:rPr>
-      <w:rFonts w:asciiTheme="majorHAnsi" w:cstheme="majorBidi" w:eastAsiaTheme="majorEastAsia" w:hAnsiTheme="majorHAnsi"/>
+      <w:rFonts w:asciiTheme="majorHAnsi" w:cstheme="majorBidi" w:hAnsiTheme="majorHAnsi" w:eastAsia="黑体"/>
       <w:i/>
       <w:iCs/>
       <w:color w:themeColor="text1" w:themeTint="BF" w:val="404040"/>
@@ -3915,7 +4152,7 @@
     <w:uiPriority w:val="9"/>
     <w:rsid w:val="00FC693F"/>
     <w:rPr>
-      <w:rFonts w:asciiTheme="majorHAnsi" w:cstheme="majorBidi" w:eastAsiaTheme="majorEastAsia" w:hAnsiTheme="majorHAnsi"/>
+      <w:rFonts w:asciiTheme="majorHAnsi" w:cstheme="majorBidi" w:hAnsiTheme="majorHAnsi" w:eastAsia="黑体"/>
       <w:b/>
       <w:bCs/>
       <w:color w:themeColor="accent1" w:themeShade="BF" w:val="365F91"/>
@@ -3930,7 +4167,7 @@
     <w:uiPriority w:val="9"/>
     <w:rsid w:val="00FC693F"/>
     <w:rPr>
-      <w:rFonts w:asciiTheme="majorHAnsi" w:cstheme="majorBidi" w:eastAsiaTheme="majorEastAsia" w:hAnsiTheme="majorHAnsi"/>
+      <w:rFonts w:asciiTheme="majorHAnsi" w:cstheme="majorBidi" w:hAnsiTheme="majorHAnsi" w:eastAsia="黑体"/>
       <w:b/>
       <w:bCs/>
       <w:color w:themeColor="accent1" w:val="4F81BD"/>
@@ -3945,7 +4182,7 @@
     <w:uiPriority w:val="9"/>
     <w:rsid w:val="00FC693F"/>
     <w:rPr>
-      <w:rFonts w:asciiTheme="majorHAnsi" w:cstheme="majorBidi" w:eastAsiaTheme="majorEastAsia" w:hAnsiTheme="majorHAnsi"/>
+      <w:rFonts w:asciiTheme="majorHAnsi" w:cstheme="majorBidi" w:hAnsiTheme="majorHAnsi" w:eastAsia="黑体"/>
       <w:b/>
       <w:bCs/>
       <w:color w:themeColor="accent1" w:val="4F81BD"/>
@@ -3968,7 +4205,7 @@
       <w:contextualSpacing/>
     </w:pPr>
     <w:rPr>
-      <w:rFonts w:ascii="Times New Roman" w:asciiTheme="majorHAnsi" w:cstheme="majorBidi" w:eastAsia="黑体" w:eastAsiaTheme="majorEastAsia" w:hAnsi="Times New Roman" w:hAnsiTheme="majorHAnsi"/>
+      <w:rFonts w:ascii="Times New Roman" w:asciiTheme="majorHAnsi" w:cstheme="majorBidi" w:eastAsia="黑体" w:hAnsi="Times New Roman" w:hAnsiTheme="majorHAnsi"/>
       <w:b/>
       <w:color w:val="1F3864"/>
       <w:spacing w:val="5"/>
@@ -3984,7 +4221,7 @@
     <w:uiPriority w:val="10"/>
     <w:rsid w:val="00FC693F"/>
     <w:rPr>
-      <w:rFonts w:asciiTheme="majorHAnsi" w:cstheme="majorBidi" w:eastAsiaTheme="majorEastAsia" w:hAnsiTheme="majorHAnsi"/>
+      <w:rFonts w:asciiTheme="majorHAnsi" w:cstheme="majorBidi" w:hAnsiTheme="majorHAnsi" w:eastAsia="黑体"/>
       <w:color w:themeColor="text2" w:themeShade="BF" w:val="17365D"/>
       <w:spacing w:val="5"/>
       <w:kern w:val="28"/>
@@ -4006,7 +4243,7 @@
       </w:numPr>
     </w:pPr>
     <w:rPr>
-      <w:rFonts w:asciiTheme="majorHAnsi" w:cstheme="majorBidi" w:eastAsiaTheme="majorEastAsia" w:hAnsiTheme="majorHAnsi"/>
+      <w:rFonts w:asciiTheme="majorHAnsi" w:cstheme="majorBidi" w:hAnsiTheme="majorHAnsi" w:eastAsia="黑体"/>
       <w:i/>
       <w:iCs/>
       <w:color w:themeColor="accent1" w:val="4F81BD"/>
@@ -4022,7 +4259,7 @@
     <w:uiPriority w:val="11"/>
     <w:rsid w:val="00FC693F"/>
     <w:rPr>
-      <w:rFonts w:asciiTheme="majorHAnsi" w:cstheme="majorBidi" w:eastAsiaTheme="majorEastAsia" w:hAnsiTheme="majorHAnsi"/>
+      <w:rFonts w:asciiTheme="majorHAnsi" w:cstheme="majorBidi" w:hAnsiTheme="majorHAnsi" w:eastAsia="黑体"/>
       <w:i/>
       <w:iCs/>
       <w:color w:themeColor="accent1" w:val="4F81BD"/>
@@ -4089,6 +4326,7 @@
       <w:spacing w:after="120"/>
     </w:pPr>
     <w:rPr>
+      <w:rFonts w:eastAsia="黑体"/>
       <w:sz w:val="16"/>
       <w:szCs w:val="16"/>
     </w:rPr>
@@ -4100,6 +4338,7 @@
     <w:uiPriority w:val="99"/>
     <w:rsid w:val="00AA1D8D"/>
     <w:rPr>
+      <w:rFonts w:eastAsia="黑体"/>
       <w:sz w:val="16"/>
       <w:szCs w:val="16"/>
     </w:rPr>
@@ -4269,7 +4508,7 @@
       </w:tabs>
     </w:pPr>
     <w:rPr>
-      <w:rFonts w:ascii="Courier" w:hAnsi="Courier"/>
+      <w:rFonts w:ascii="Courier" w:hAnsi="Courier" w:eastAsia="黑体"/>
       <w:sz w:val="20"/>
       <w:szCs w:val="20"/>
     </w:rPr>
@@ -4281,7 +4520,7 @@
     <w:uiPriority w:val="99"/>
     <w:rsid w:val="0029639D"/>
     <w:rPr>
-      <w:rFonts w:ascii="Courier" w:hAnsi="Courier"/>
+      <w:rFonts w:ascii="Courier" w:hAnsi="Courier" w:eastAsia="黑体"/>
       <w:sz w:val="20"/>
       <w:szCs w:val="20"/>
     </w:rPr>
@@ -4317,6 +4556,7 @@
     <w:uiPriority w:val="29"/>
     <w:rsid w:val="00FC693F"/>
     <w:rPr>
+      <w:rFonts w:eastAsia="黑体"/>
       <w:i/>
       <w:iCs/>
       <w:color w:themeColor="text1" w:val="000000"/>
@@ -4330,7 +4570,7 @@
     <w:semiHidden/>
     <w:rsid w:val="00FC693F"/>
     <w:rPr>
-      <w:rFonts w:asciiTheme="majorHAnsi" w:cstheme="majorBidi" w:eastAsiaTheme="majorEastAsia" w:hAnsiTheme="majorHAnsi"/>
+      <w:rFonts w:asciiTheme="majorHAnsi" w:cstheme="majorBidi" w:hAnsiTheme="majorHAnsi" w:eastAsia="黑体"/>
       <w:b/>
       <w:bCs/>
       <w:i/>
@@ -4346,7 +4586,7 @@
     <w:semiHidden/>
     <w:rsid w:val="00FC693F"/>
     <w:rPr>
-      <w:rFonts w:asciiTheme="majorHAnsi" w:cstheme="majorBidi" w:eastAsiaTheme="majorEastAsia" w:hAnsiTheme="majorHAnsi"/>
+      <w:rFonts w:asciiTheme="majorHAnsi" w:cstheme="majorBidi" w:hAnsiTheme="majorHAnsi" w:eastAsia="黑体"/>
       <w:color w:themeColor="accent1" w:themeShade="7F" w:val="243F60"/>
     </w:rPr>
   </w:style>
@@ -4358,7 +4598,7 @@
     <w:semiHidden/>
     <w:rsid w:val="00FC693F"/>
     <w:rPr>
-      <w:rFonts w:asciiTheme="majorHAnsi" w:cstheme="majorBidi" w:eastAsiaTheme="majorEastAsia" w:hAnsiTheme="majorHAnsi"/>
+      <w:rFonts w:asciiTheme="majorHAnsi" w:cstheme="majorBidi" w:hAnsiTheme="majorHAnsi" w:eastAsia="黑体"/>
       <w:i/>
       <w:iCs/>
       <w:color w:themeColor="accent1" w:themeShade="7F" w:val="243F60"/>
@@ -4372,7 +4612,7 @@
     <w:semiHidden/>
     <w:rsid w:val="00FC693F"/>
     <w:rPr>
-      <w:rFonts w:asciiTheme="majorHAnsi" w:cstheme="majorBidi" w:eastAsiaTheme="majorEastAsia" w:hAnsiTheme="majorHAnsi"/>
+      <w:rFonts w:asciiTheme="majorHAnsi" w:cstheme="majorBidi" w:hAnsiTheme="majorHAnsi" w:eastAsia="黑体"/>
       <w:i/>
       <w:iCs/>
       <w:color w:themeColor="text1" w:themeTint="BF" w:val="404040"/>
@@ -4386,7 +4626,7 @@
     <w:semiHidden/>
     <w:rsid w:val="00FC693F"/>
     <w:rPr>
-      <w:rFonts w:asciiTheme="majorHAnsi" w:cstheme="majorBidi" w:eastAsiaTheme="majorEastAsia" w:hAnsiTheme="majorHAnsi"/>
+      <w:rFonts w:asciiTheme="majorHAnsi" w:cstheme="majorBidi" w:hAnsiTheme="majorHAnsi" w:eastAsia="黑体"/>
       <w:color w:themeColor="accent1" w:val="4F81BD"/>
       <w:sz w:val="20"/>
       <w:szCs w:val="20"/>
@@ -4400,7 +4640,7 @@
     <w:semiHidden/>
     <w:rsid w:val="00FC693F"/>
     <w:rPr>
-      <w:rFonts w:asciiTheme="majorHAnsi" w:cstheme="majorBidi" w:eastAsiaTheme="majorEastAsia" w:hAnsiTheme="majorHAnsi"/>
+      <w:rFonts w:asciiTheme="majorHAnsi" w:cstheme="majorBidi" w:hAnsiTheme="majorHAnsi" w:eastAsia="黑体"/>
       <w:i/>
       <w:iCs/>
       <w:color w:themeColor="text1" w:themeTint="BF" w:val="404040"/>
@@ -4421,6 +4661,7 @@
       <w:spacing w:line="240" w:lineRule="auto"/>
     </w:pPr>
     <w:rPr>
+      <w:rFonts w:eastAsia="黑体"/>
       <w:b/>
       <w:bCs/>
       <w:color w:themeColor="accent1" w:val="4F81BD"/>
@@ -4435,6 +4676,7 @@
     <w:qFormat/>
     <w:rsid w:val="00FC693F"/>
     <w:rPr>
+      <w:rFonts w:eastAsia="黑体"/>
       <w:b/>
       <w:bCs/>
     </w:rPr>
@@ -4446,6 +4688,7 @@
     <w:qFormat/>
     <w:rsid w:val="00FC693F"/>
     <w:rPr>
+      <w:rFonts w:eastAsia="黑体"/>
       <w:i/>
       <w:iCs/>
     </w:rPr>
@@ -4466,6 +4709,7 @@
       <w:ind w:left="936" w:right="936"/>
     </w:pPr>
     <w:rPr>
+      <w:rFonts w:eastAsia="黑体"/>
       <w:b/>
       <w:bCs/>
       <w:i/>
@@ -4480,6 +4724,7 @@
     <w:uiPriority w:val="30"/>
     <w:rsid w:val="00FC693F"/>
     <w:rPr>
+      <w:rFonts w:eastAsia="黑体"/>
       <w:b/>
       <w:bCs/>
       <w:i/>
@@ -4494,6 +4739,7 @@
     <w:qFormat/>
     <w:rsid w:val="00FC693F"/>
     <w:rPr>
+      <w:rFonts w:eastAsia="黑体"/>
       <w:i/>
       <w:iCs/>
       <w:color w:themeColor="text1" w:themeTint="7F" w:val="808080"/>
@@ -4506,6 +4752,7 @@
     <w:qFormat/>
     <w:rsid w:val="00FC693F"/>
     <w:rPr>
+      <w:rFonts w:eastAsia="黑体"/>
       <w:b/>
       <w:bCs/>
       <w:i/>
@@ -4520,6 +4767,7 @@
     <w:qFormat/>
     <w:rsid w:val="00FC693F"/>
     <w:rPr>
+      <w:rFonts w:eastAsia="黑体"/>
       <w:smallCaps/>
       <w:color w:themeColor="accent2" w:val="C0504D"/>
       <w:u w:val="single"/>
@@ -4532,6 +4780,7 @@
     <w:qFormat/>
     <w:rsid w:val="00FC693F"/>
     <w:rPr>
+      <w:rFonts w:eastAsia="黑体"/>
       <w:b/>
       <w:bCs/>
       <w:smallCaps/>
@@ -4547,6 +4796,7 @@
     <w:qFormat/>
     <w:rsid w:val="00FC693F"/>
     <w:rPr>
+      <w:rFonts w:eastAsia="黑体"/>
       <w:b/>
       <w:bCs/>
       <w:smallCaps/>
@@ -4601,6 +4851,7 @@
       <w:spacing w:after="0" w:line="240" w:lineRule="auto"/>
     </w:pPr>
     <w:rPr>
+      <w:rFonts w:eastAsia="黑体"/>
       <w:color w:themeColor="text1" w:themeShade="BF" w:val="000000"/>
     </w:rPr>
     <w:tblPr>
@@ -4623,6 +4874,7 @@
         <w:spacing w:after="0" w:before="0" w:line="240" w:lineRule="auto"/>
       </w:pPr>
       <w:rPr>
+        <w:rFonts w:eastAsia="黑体"/>
         <w:b/>
         <w:bCs/>
       </w:rPr>
@@ -4643,6 +4895,7 @@
         <w:spacing w:after="0" w:before="0" w:line="240" w:lineRule="auto"/>
       </w:pPr>
       <w:rPr>
+        <w:rFonts w:eastAsia="黑体"/>
         <w:b/>
         <w:bCs/>
       </w:rPr>
@@ -4660,12 +4913,14 @@
     </w:tblStylePr>
     <w:tblStylePr w:type="firstCol">
       <w:rPr>
+        <w:rFonts w:eastAsia="黑体"/>
         <w:b/>
         <w:bCs/>
       </w:rPr>
     </w:tblStylePr>
     <w:tblStylePr w:type="lastCol">
       <w:rPr>
+        <w:rFonts w:eastAsia="黑体"/>
         <w:b/>
         <w:bCs/>
       </w:rPr>
@@ -4704,6 +4959,7 @@
       <w:spacing w:after="0" w:line="240" w:lineRule="auto"/>
     </w:pPr>
     <w:rPr>
+      <w:rFonts w:eastAsia="黑体"/>
       <w:color w:themeColor="accent1" w:themeShade="BF" w:val="365F91"/>
     </w:rPr>
     <w:tblPr>
@@ -4726,6 +4982,7 @@
         <w:spacing w:after="0" w:before="0" w:line="240" w:lineRule="auto"/>
       </w:pPr>
       <w:rPr>
+        <w:rFonts w:eastAsia="黑体"/>
         <w:b/>
         <w:bCs/>
       </w:rPr>
@@ -4746,6 +5003,7 @@
         <w:spacing w:after="0" w:before="0" w:line="240" w:lineRule="auto"/>
       </w:pPr>
       <w:rPr>
+        <w:rFonts w:eastAsia="黑体"/>
         <w:b/>
         <w:bCs/>
       </w:rPr>
@@ -4763,12 +5021,14 @@
     </w:tblStylePr>
     <w:tblStylePr w:type="firstCol">
       <w:rPr>
+        <w:rFonts w:eastAsia="黑体"/>
         <w:b/>
         <w:bCs/>
       </w:rPr>
     </w:tblStylePr>
     <w:tblStylePr w:type="lastCol">
       <w:rPr>
+        <w:rFonts w:eastAsia="黑体"/>
         <w:b/>
         <w:bCs/>
       </w:rPr>
@@ -4807,6 +5067,7 @@
       <w:spacing w:after="0" w:line="240" w:lineRule="auto"/>
     </w:pPr>
     <w:rPr>
+      <w:rFonts w:eastAsia="黑体"/>
       <w:color w:themeColor="accent2" w:themeShade="BF" w:val="943634"/>
     </w:rPr>
     <w:tblPr>
@@ -4829,6 +5090,7 @@
         <w:spacing w:after="0" w:before="0" w:line="240" w:lineRule="auto"/>
       </w:pPr>
       <w:rPr>
+        <w:rFonts w:eastAsia="黑体"/>
         <w:b/>
         <w:bCs/>
       </w:rPr>
@@ -4849,6 +5111,7 @@
         <w:spacing w:after="0" w:before="0" w:line="240" w:lineRule="auto"/>
       </w:pPr>
       <w:rPr>
+        <w:rFonts w:eastAsia="黑体"/>
         <w:b/>
         <w:bCs/>
       </w:rPr>
@@ -4866,12 +5129,14 @@
     </w:tblStylePr>
     <w:tblStylePr w:type="firstCol">
       <w:rPr>
+        <w:rFonts w:eastAsia="黑体"/>
         <w:b/>
         <w:bCs/>
       </w:rPr>
     </w:tblStylePr>
     <w:tblStylePr w:type="lastCol">
       <w:rPr>
+        <w:rFonts w:eastAsia="黑体"/>
         <w:b/>
         <w:bCs/>
       </w:rPr>
@@ -4910,6 +5175,7 @@
       <w:spacing w:after="0" w:line="240" w:lineRule="auto"/>
     </w:pPr>
     <w:rPr>
+      <w:rFonts w:eastAsia="黑体"/>
       <w:color w:themeColor="accent3" w:themeShade="BF" w:val="76923C"/>
     </w:rPr>
     <w:tblPr>
@@ -4932,6 +5198,7 @@
         <w:spacing w:after="0" w:before="0" w:line="240" w:lineRule="auto"/>
       </w:pPr>
       <w:rPr>
+        <w:rFonts w:eastAsia="黑体"/>
         <w:b/>
         <w:bCs/>
       </w:rPr>
@@ -4952,6 +5219,7 @@
         <w:spacing w:after="0" w:before="0" w:line="240" w:lineRule="auto"/>
       </w:pPr>
       <w:rPr>
+        <w:rFonts w:eastAsia="黑体"/>
         <w:b/>
         <w:bCs/>
       </w:rPr>
@@ -4969,12 +5237,14 @@
     </w:tblStylePr>
     <w:tblStylePr w:type="firstCol">
       <w:rPr>
+        <w:rFonts w:eastAsia="黑体"/>
         <w:b/>
         <w:bCs/>
       </w:rPr>
     </w:tblStylePr>
     <w:tblStylePr w:type="lastCol">
       <w:rPr>
+        <w:rFonts w:eastAsia="黑体"/>
         <w:b/>
         <w:bCs/>
       </w:rPr>
@@ -5013,6 +5283,7 @@
       <w:spacing w:after="0" w:line="240" w:lineRule="auto"/>
     </w:pPr>
     <w:rPr>
+      <w:rFonts w:eastAsia="黑体"/>
       <w:color w:themeColor="accent4" w:themeShade="BF" w:val="5F497A"/>
     </w:rPr>
     <w:tblPr>
@@ -5035,6 +5306,7 @@
         <w:spacing w:after="0" w:before="0" w:line="240" w:lineRule="auto"/>
       </w:pPr>
       <w:rPr>
+        <w:rFonts w:eastAsia="黑体"/>
         <w:b/>
         <w:bCs/>
       </w:rPr>
@@ -5055,6 +5327,7 @@
         <w:spacing w:after="0" w:before="0" w:line="240" w:lineRule="auto"/>
       </w:pPr>
       <w:rPr>
+        <w:rFonts w:eastAsia="黑体"/>
         <w:b/>
         <w:bCs/>
       </w:rPr>
@@ -5072,12 +5345,14 @@
     </w:tblStylePr>
     <w:tblStylePr w:type="firstCol">
       <w:rPr>
+        <w:rFonts w:eastAsia="黑体"/>
         <w:b/>
         <w:bCs/>
       </w:rPr>
     </w:tblStylePr>
     <w:tblStylePr w:type="lastCol">
       <w:rPr>
+        <w:rFonts w:eastAsia="黑体"/>
         <w:b/>
         <w:bCs/>
       </w:rPr>
@@ -5116,6 +5391,7 @@
       <w:spacing w:after="0" w:line="240" w:lineRule="auto"/>
     </w:pPr>
     <w:rPr>
+      <w:rFonts w:eastAsia="黑体"/>
       <w:color w:themeColor="accent5" w:themeShade="BF" w:val="31849B"/>
     </w:rPr>
     <w:tblPr>
@@ -5138,6 +5414,7 @@
         <w:spacing w:after="0" w:before="0" w:line="240" w:lineRule="auto"/>
       </w:pPr>
       <w:rPr>
+        <w:rFonts w:eastAsia="黑体"/>
         <w:b/>
         <w:bCs/>
       </w:rPr>
@@ -5158,6 +5435,7 @@
         <w:spacing w:after="0" w:before="0" w:line="240" w:lineRule="auto"/>
       </w:pPr>
       <w:rPr>
+        <w:rFonts w:eastAsia="黑体"/>
         <w:b/>
         <w:bCs/>
       </w:rPr>
@@ -5175,12 +5453,14 @@
     </w:tblStylePr>
     <w:tblStylePr w:type="firstCol">
       <w:rPr>
+        <w:rFonts w:eastAsia="黑体"/>
         <w:b/>
         <w:bCs/>
       </w:rPr>
     </w:tblStylePr>
     <w:tblStylePr w:type="lastCol">
       <w:rPr>
+        <w:rFonts w:eastAsia="黑体"/>
         <w:b/>
         <w:bCs/>
       </w:rPr>
@@ -5219,6 +5499,7 @@
       <w:spacing w:after="0" w:line="240" w:lineRule="auto"/>
     </w:pPr>
     <w:rPr>
+      <w:rFonts w:eastAsia="黑体"/>
       <w:color w:themeColor="accent6" w:themeShade="BF" w:val="E36C0A"/>
     </w:rPr>
     <w:tblPr>
@@ -5241,6 +5522,7 @@
         <w:spacing w:after="0" w:before="0" w:line="240" w:lineRule="auto"/>
       </w:pPr>
       <w:rPr>
+        <w:rFonts w:eastAsia="黑体"/>
         <w:b/>
         <w:bCs/>
       </w:rPr>
@@ -5261,6 +5543,7 @@
         <w:spacing w:after="0" w:before="0" w:line="240" w:lineRule="auto"/>
       </w:pPr>
       <w:rPr>
+        <w:rFonts w:eastAsia="黑体"/>
         <w:b/>
         <w:bCs/>
       </w:rPr>
@@ -5278,12 +5561,14 @@
     </w:tblStylePr>
     <w:tblStylePr w:type="firstCol">
       <w:rPr>
+        <w:rFonts w:eastAsia="黑体"/>
         <w:b/>
         <w:bCs/>
       </w:rPr>
     </w:tblStylePr>
     <w:tblStylePr w:type="lastCol">
       <w:rPr>
+        <w:rFonts w:eastAsia="黑体"/>
         <w:b/>
         <w:bCs/>
       </w:rPr>
@@ -5343,6 +5628,7 @@
         <w:spacing w:after="0" w:before="0" w:line="240" w:lineRule="auto"/>
       </w:pPr>
       <w:rPr>
+        <w:rFonts w:eastAsia="黑体"/>
         <w:b/>
         <w:bCs/>
         <w:color w:themeColor="background1" w:val="FFFFFF"/>
@@ -5357,6 +5643,7 @@
         <w:spacing w:after="0" w:before="0" w:line="240" w:lineRule="auto"/>
       </w:pPr>
       <w:rPr>
+        <w:rFonts w:eastAsia="黑体"/>
         <w:b/>
         <w:bCs/>
       </w:rPr>
@@ -5372,12 +5659,14 @@
     </w:tblStylePr>
     <w:tblStylePr w:type="firstCol">
       <w:rPr>
+        <w:rFonts w:eastAsia="黑体"/>
         <w:b/>
         <w:bCs/>
       </w:rPr>
     </w:tblStylePr>
     <w:tblStylePr w:type="lastCol">
       <w:rPr>
+        <w:rFonts w:eastAsia="黑体"/>
         <w:b/>
         <w:bCs/>
       </w:rPr>
@@ -5435,6 +5724,7 @@
         <w:spacing w:after="0" w:before="0" w:line="240" w:lineRule="auto"/>
       </w:pPr>
       <w:rPr>
+        <w:rFonts w:eastAsia="黑体"/>
         <w:b/>
         <w:bCs/>
         <w:color w:themeColor="background1" w:val="FFFFFF"/>
@@ -5449,6 +5739,7 @@
         <w:spacing w:after="0" w:before="0" w:line="240" w:lineRule="auto"/>
       </w:pPr>
       <w:rPr>
+        <w:rFonts w:eastAsia="黑体"/>
         <w:b/>
         <w:bCs/>
       </w:rPr>
@@ -5464,12 +5755,14 @@
     </w:tblStylePr>
     <w:tblStylePr w:type="firstCol">
       <w:rPr>
+        <w:rFonts w:eastAsia="黑体"/>
         <w:b/>
         <w:bCs/>
       </w:rPr>
     </w:tblStylePr>
     <w:tblStylePr w:type="lastCol">
       <w:rPr>
+        <w:rFonts w:eastAsia="黑体"/>
         <w:b/>
         <w:bCs/>
       </w:rPr>
@@ -5527,6 +5820,7 @@
         <w:spacing w:after="0" w:before="0" w:line="240" w:lineRule="auto"/>
       </w:pPr>
       <w:rPr>
+        <w:rFonts w:eastAsia="黑体"/>
         <w:b/>
         <w:bCs/>
         <w:color w:themeColor="background1" w:val="FFFFFF"/>
@@ -5541,6 +5835,7 @@
         <w:spacing w:after="0" w:before="0" w:line="240" w:lineRule="auto"/>
       </w:pPr>
       <w:rPr>
+        <w:rFonts w:eastAsia="黑体"/>
         <w:b/>
         <w:bCs/>
       </w:rPr>
@@ -5556,12 +5851,14 @@
     </w:tblStylePr>
     <w:tblStylePr w:type="firstCol">
       <w:rPr>
+        <w:rFonts w:eastAsia="黑体"/>
         <w:b/>
         <w:bCs/>
       </w:rPr>
     </w:tblStylePr>
     <w:tblStylePr w:type="lastCol">
       <w:rPr>
+        <w:rFonts w:eastAsia="黑体"/>
         <w:b/>
         <w:bCs/>
       </w:rPr>
@@ -5619,6 +5916,7 @@
         <w:spacing w:after="0" w:before="0" w:line="240" w:lineRule="auto"/>
       </w:pPr>
       <w:rPr>
+        <w:rFonts w:eastAsia="黑体"/>
         <w:b/>
         <w:bCs/>
         <w:color w:themeColor="background1" w:val="FFFFFF"/>
@@ -5633,6 +5931,7 @@
         <w:spacing w:after="0" w:before="0" w:line="240" w:lineRule="auto"/>
       </w:pPr>
       <w:rPr>
+        <w:rFonts w:eastAsia="黑体"/>
         <w:b/>
         <w:bCs/>
       </w:rPr>
@@ -5648,12 +5947,14 @@
     </w:tblStylePr>
     <w:tblStylePr w:type="firstCol">
       <w:rPr>
+        <w:rFonts w:eastAsia="黑体"/>
         <w:b/>
         <w:bCs/>
       </w:rPr>
     </w:tblStylePr>
     <w:tblStylePr w:type="lastCol">
       <w:rPr>
+        <w:rFonts w:eastAsia="黑体"/>
         <w:b/>
         <w:bCs/>
       </w:rPr>
@@ -5711,6 +6012,7 @@
         <w:spacing w:after="0" w:before="0" w:line="240" w:lineRule="auto"/>
       </w:pPr>
       <w:rPr>
+        <w:rFonts w:eastAsia="黑体"/>
         <w:b/>
         <w:bCs/>
         <w:color w:themeColor="background1" w:val="FFFFFF"/>
@@ -5725,6 +6027,7 @@
         <w:spacing w:after="0" w:before="0" w:line="240" w:lineRule="auto"/>
       </w:pPr>
       <w:rPr>
+        <w:rFonts w:eastAsia="黑体"/>
         <w:b/>
         <w:bCs/>
       </w:rPr>
@@ -5740,12 +6043,14 @@
     </w:tblStylePr>
     <w:tblStylePr w:type="firstCol">
       <w:rPr>
+        <w:rFonts w:eastAsia="黑体"/>
         <w:b/>
         <w:bCs/>
       </w:rPr>
     </w:tblStylePr>
     <w:tblStylePr w:type="lastCol">
       <w:rPr>
+        <w:rFonts w:eastAsia="黑体"/>
         <w:b/>
         <w:bCs/>
       </w:rPr>
@@ -5803,6 +6108,7 @@
         <w:spacing w:after="0" w:before="0" w:line="240" w:lineRule="auto"/>
       </w:pPr>
       <w:rPr>
+        <w:rFonts w:eastAsia="黑体"/>
         <w:b/>
         <w:bCs/>
         <w:color w:themeColor="background1" w:val="FFFFFF"/>
@@ -5817,6 +6123,7 @@
         <w:spacing w:after="0" w:before="0" w:line="240" w:lineRule="auto"/>
       </w:pPr>
       <w:rPr>
+        <w:rFonts w:eastAsia="黑体"/>
         <w:b/>
         <w:bCs/>
       </w:rPr>
@@ -5832,12 +6139,14 @@
     </w:tblStylePr>
     <w:tblStylePr w:type="firstCol">
       <w:rPr>
+        <w:rFonts w:eastAsia="黑体"/>
         <w:b/>
         <w:bCs/>
       </w:rPr>
     </w:tblStylePr>
     <w:tblStylePr w:type="lastCol">
       <w:rPr>
+        <w:rFonts w:eastAsia="黑体"/>
         <w:b/>
         <w:bCs/>
       </w:rPr>
@@ -5895,6 +6204,7 @@
         <w:spacing w:after="0" w:before="0" w:line="240" w:lineRule="auto"/>
       </w:pPr>
       <w:rPr>
+        <w:rFonts w:eastAsia="黑体"/>
         <w:b/>
         <w:bCs/>
         <w:color w:themeColor="background1" w:val="FFFFFF"/>
@@ -5909,6 +6219,7 @@
         <w:spacing w:after="0" w:before="0" w:line="240" w:lineRule="auto"/>
       </w:pPr>
       <w:rPr>
+        <w:rFonts w:eastAsia="黑体"/>
         <w:b/>
         <w:bCs/>
       </w:rPr>
@@ -5924,12 +6235,14 @@
     </w:tblStylePr>
     <w:tblStylePr w:type="firstCol">
       <w:rPr>
+        <w:rFonts w:eastAsia="黑体"/>
         <w:b/>
         <w:bCs/>
       </w:rPr>
     </w:tblStylePr>
     <w:tblStylePr w:type="lastCol">
       <w:rPr>
+        <w:rFonts w:eastAsia="黑体"/>
         <w:b/>
         <w:bCs/>
       </w:rPr>
@@ -5989,7 +6302,7 @@
         <w:spacing w:after="0" w:before="0" w:line="240" w:lineRule="auto"/>
       </w:pPr>
       <w:rPr>
-        <w:rFonts w:asciiTheme="majorHAnsi" w:cstheme="majorBidi" w:eastAsiaTheme="majorEastAsia" w:hAnsiTheme="majorHAnsi"/>
+        <w:rFonts w:asciiTheme="majorHAnsi" w:cstheme="majorBidi" w:hAnsiTheme="majorHAnsi" w:eastAsia="黑体"/>
         <w:b/>
         <w:bCs/>
       </w:rPr>
@@ -6010,7 +6323,7 @@
         <w:spacing w:after="0" w:before="0" w:line="240" w:lineRule="auto"/>
       </w:pPr>
       <w:rPr>
-        <w:rFonts w:asciiTheme="majorHAnsi" w:cstheme="majorBidi" w:eastAsiaTheme="majorEastAsia" w:hAnsiTheme="majorHAnsi"/>
+        <w:rFonts w:asciiTheme="majorHAnsi" w:cstheme="majorBidi" w:hAnsiTheme="majorHAnsi" w:eastAsia="黑体"/>
         <w:b/>
         <w:bCs/>
       </w:rPr>
@@ -6028,14 +6341,14 @@
     </w:tblStylePr>
     <w:tblStylePr w:type="firstCol">
       <w:rPr>
-        <w:rFonts w:asciiTheme="majorHAnsi" w:cstheme="majorBidi" w:eastAsiaTheme="majorEastAsia" w:hAnsiTheme="majorHAnsi"/>
+        <w:rFonts w:asciiTheme="majorHAnsi" w:cstheme="majorBidi" w:hAnsiTheme="majorHAnsi" w:eastAsia="黑体"/>
         <w:b/>
         <w:bCs/>
       </w:rPr>
     </w:tblStylePr>
     <w:tblStylePr w:type="lastCol">
       <w:rPr>
-        <w:rFonts w:asciiTheme="majorHAnsi" w:cstheme="majorBidi" w:eastAsiaTheme="majorEastAsia" w:hAnsiTheme="majorHAnsi"/>
+        <w:rFonts w:asciiTheme="majorHAnsi" w:cstheme="majorBidi" w:hAnsiTheme="majorHAnsi" w:eastAsia="黑体"/>
         <w:b/>
         <w:bCs/>
       </w:rPr>
@@ -6119,7 +6432,7 @@
         <w:spacing w:after="0" w:before="0" w:line="240" w:lineRule="auto"/>
       </w:pPr>
       <w:rPr>
-        <w:rFonts w:asciiTheme="majorHAnsi" w:cstheme="majorBidi" w:eastAsiaTheme="majorEastAsia" w:hAnsiTheme="majorHAnsi"/>
+        <w:rFonts w:asciiTheme="majorHAnsi" w:cstheme="majorBidi" w:hAnsiTheme="majorHAnsi" w:eastAsia="黑体"/>
         <w:b/>
         <w:bCs/>
       </w:rPr>
@@ -6140,7 +6453,7 @@
         <w:spacing w:after="0" w:before="0" w:line="240" w:lineRule="auto"/>
       </w:pPr>
       <w:rPr>
-        <w:rFonts w:asciiTheme="majorHAnsi" w:cstheme="majorBidi" w:eastAsiaTheme="majorEastAsia" w:hAnsiTheme="majorHAnsi"/>
+        <w:rFonts w:asciiTheme="majorHAnsi" w:cstheme="majorBidi" w:hAnsiTheme="majorHAnsi" w:eastAsia="黑体"/>
         <w:b/>
         <w:bCs/>
       </w:rPr>
@@ -6158,14 +6471,14 @@
     </w:tblStylePr>
     <w:tblStylePr w:type="firstCol">
       <w:rPr>
-        <w:rFonts w:asciiTheme="majorHAnsi" w:cstheme="majorBidi" w:eastAsiaTheme="majorEastAsia" w:hAnsiTheme="majorHAnsi"/>
+        <w:rFonts w:asciiTheme="majorHAnsi" w:cstheme="majorBidi" w:hAnsiTheme="majorHAnsi" w:eastAsia="黑体"/>
         <w:b/>
         <w:bCs/>
       </w:rPr>
     </w:tblStylePr>
     <w:tblStylePr w:type="lastCol">
       <w:rPr>
-        <w:rFonts w:asciiTheme="majorHAnsi" w:cstheme="majorBidi" w:eastAsiaTheme="majorEastAsia" w:hAnsiTheme="majorHAnsi"/>
+        <w:rFonts w:asciiTheme="majorHAnsi" w:cstheme="majorBidi" w:hAnsiTheme="majorHAnsi" w:eastAsia="黑体"/>
         <w:b/>
         <w:bCs/>
       </w:rPr>
@@ -6249,7 +6562,7 @@
         <w:spacing w:after="0" w:before="0" w:line="240" w:lineRule="auto"/>
       </w:pPr>
       <w:rPr>
-        <w:rFonts w:asciiTheme="majorHAnsi" w:cstheme="majorBidi" w:eastAsiaTheme="majorEastAsia" w:hAnsiTheme="majorHAnsi"/>
+        <w:rFonts w:asciiTheme="majorHAnsi" w:cstheme="majorBidi" w:hAnsiTheme="majorHAnsi" w:eastAsia="黑体"/>
         <w:b/>
         <w:bCs/>
       </w:rPr>
@@ -6270,7 +6583,7 @@
         <w:spacing w:after="0" w:before="0" w:line="240" w:lineRule="auto"/>
       </w:pPr>
       <w:rPr>
-        <w:rFonts w:asciiTheme="majorHAnsi" w:cstheme="majorBidi" w:eastAsiaTheme="majorEastAsia" w:hAnsiTheme="majorHAnsi"/>
+        <w:rFonts w:asciiTheme="majorHAnsi" w:cstheme="majorBidi" w:hAnsiTheme="majorHAnsi" w:eastAsia="黑体"/>
         <w:b/>
         <w:bCs/>
       </w:rPr>
@@ -6288,14 +6601,14 @@
     </w:tblStylePr>
     <w:tblStylePr w:type="firstCol">
       <w:rPr>
-        <w:rFonts w:asciiTheme="majorHAnsi" w:cstheme="majorBidi" w:eastAsiaTheme="majorEastAsia" w:hAnsiTheme="majorHAnsi"/>
+        <w:rFonts w:asciiTheme="majorHAnsi" w:cstheme="majorBidi" w:hAnsiTheme="majorHAnsi" w:eastAsia="黑体"/>
         <w:b/>
         <w:bCs/>
       </w:rPr>
     </w:tblStylePr>
     <w:tblStylePr w:type="lastCol">
       <w:rPr>
-        <w:rFonts w:asciiTheme="majorHAnsi" w:cstheme="majorBidi" w:eastAsiaTheme="majorEastAsia" w:hAnsiTheme="majorHAnsi"/>
+        <w:rFonts w:asciiTheme="majorHAnsi" w:cstheme="majorBidi" w:hAnsiTheme="majorHAnsi" w:eastAsia="黑体"/>
         <w:b/>
         <w:bCs/>
       </w:rPr>
@@ -6379,7 +6692,7 @@
         <w:spacing w:after="0" w:before="0" w:line="240" w:lineRule="auto"/>
       </w:pPr>
       <w:rPr>
-        <w:rFonts w:asciiTheme="majorHAnsi" w:cstheme="majorBidi" w:eastAsiaTheme="majorEastAsia" w:hAnsiTheme="majorHAnsi"/>
+        <w:rFonts w:asciiTheme="majorHAnsi" w:cstheme="majorBidi" w:hAnsiTheme="majorHAnsi" w:eastAsia="黑体"/>
         <w:b/>
         <w:bCs/>
       </w:rPr>
@@ -6400,7 +6713,7 @@
         <w:spacing w:after="0" w:before="0" w:line="240" w:lineRule="auto"/>
       </w:pPr>
       <w:rPr>
-        <w:rFonts w:asciiTheme="majorHAnsi" w:cstheme="majorBidi" w:eastAsiaTheme="majorEastAsia" w:hAnsiTheme="majorHAnsi"/>
+        <w:rFonts w:asciiTheme="majorHAnsi" w:cstheme="majorBidi" w:hAnsiTheme="majorHAnsi" w:eastAsia="黑体"/>
         <w:b/>
         <w:bCs/>
       </w:rPr>
@@ -6418,14 +6731,14 @@
     </w:tblStylePr>
     <w:tblStylePr w:type="firstCol">
       <w:rPr>
-        <w:rFonts w:asciiTheme="majorHAnsi" w:cstheme="majorBidi" w:eastAsiaTheme="majorEastAsia" w:hAnsiTheme="majorHAnsi"/>
+        <w:rFonts w:asciiTheme="majorHAnsi" w:cstheme="majorBidi" w:hAnsiTheme="majorHAnsi" w:eastAsia="黑体"/>
         <w:b/>
         <w:bCs/>
       </w:rPr>
     </w:tblStylePr>
     <w:tblStylePr w:type="lastCol">
       <w:rPr>
-        <w:rFonts w:asciiTheme="majorHAnsi" w:cstheme="majorBidi" w:eastAsiaTheme="majorEastAsia" w:hAnsiTheme="majorHAnsi"/>
+        <w:rFonts w:asciiTheme="majorHAnsi" w:cstheme="majorBidi" w:hAnsiTheme="majorHAnsi" w:eastAsia="黑体"/>
         <w:b/>
         <w:bCs/>
       </w:rPr>
@@ -6509,7 +6822,7 @@
         <w:spacing w:after="0" w:before="0" w:line="240" w:lineRule="auto"/>
       </w:pPr>
       <w:rPr>
-        <w:rFonts w:asciiTheme="majorHAnsi" w:cstheme="majorBidi" w:eastAsiaTheme="majorEastAsia" w:hAnsiTheme="majorHAnsi"/>
+        <w:rFonts w:asciiTheme="majorHAnsi" w:cstheme="majorBidi" w:hAnsiTheme="majorHAnsi" w:eastAsia="黑体"/>
         <w:b/>
         <w:bCs/>
       </w:rPr>
@@ -6530,7 +6843,7 @@
         <w:spacing w:after="0" w:before="0" w:line="240" w:lineRule="auto"/>
       </w:pPr>
       <w:rPr>
-        <w:rFonts w:asciiTheme="majorHAnsi" w:cstheme="majorBidi" w:eastAsiaTheme="majorEastAsia" w:hAnsiTheme="majorHAnsi"/>
+        <w:rFonts w:asciiTheme="majorHAnsi" w:cstheme="majorBidi" w:hAnsiTheme="majorHAnsi" w:eastAsia="黑体"/>
         <w:b/>
         <w:bCs/>
       </w:rPr>
@@ -6548,14 +6861,14 @@
     </w:tblStylePr>
     <w:tblStylePr w:type="firstCol">
       <w:rPr>
-        <w:rFonts w:asciiTheme="majorHAnsi" w:cstheme="majorBidi" w:eastAsiaTheme="majorEastAsia" w:hAnsiTheme="majorHAnsi"/>
+        <w:rFonts w:asciiTheme="majorHAnsi" w:cstheme="majorBidi" w:hAnsiTheme="majorHAnsi" w:eastAsia="黑体"/>
         <w:b/>
         <w:bCs/>
       </w:rPr>
     </w:tblStylePr>
     <w:tblStylePr w:type="lastCol">
       <w:rPr>
-        <w:rFonts w:asciiTheme="majorHAnsi" w:cstheme="majorBidi" w:eastAsiaTheme="majorEastAsia" w:hAnsiTheme="majorHAnsi"/>
+        <w:rFonts w:asciiTheme="majorHAnsi" w:cstheme="majorBidi" w:hAnsiTheme="majorHAnsi" w:eastAsia="黑体"/>
         <w:b/>
         <w:bCs/>
       </w:rPr>
@@ -6639,7 +6952,7 @@
         <w:spacing w:after="0" w:before="0" w:line="240" w:lineRule="auto"/>
       </w:pPr>
       <w:rPr>
-        <w:rFonts w:asciiTheme="majorHAnsi" w:cstheme="majorBidi" w:eastAsiaTheme="majorEastAsia" w:hAnsiTheme="majorHAnsi"/>
+        <w:rFonts w:asciiTheme="majorHAnsi" w:cstheme="majorBidi" w:hAnsiTheme="majorHAnsi" w:eastAsia="黑体"/>
         <w:b/>
         <w:bCs/>
       </w:rPr>
@@ -6660,7 +6973,7 @@
         <w:spacing w:after="0" w:before="0" w:line="240" w:lineRule="auto"/>
       </w:pPr>
       <w:rPr>
-        <w:rFonts w:asciiTheme="majorHAnsi" w:cstheme="majorBidi" w:eastAsiaTheme="majorEastAsia" w:hAnsiTheme="majorHAnsi"/>
+        <w:rFonts w:asciiTheme="majorHAnsi" w:cstheme="majorBidi" w:hAnsiTheme="majorHAnsi" w:eastAsia="黑体"/>
         <w:b/>
         <w:bCs/>
       </w:rPr>
@@ -6678,14 +6991,14 @@
     </w:tblStylePr>
     <w:tblStylePr w:type="firstCol">
       <w:rPr>
-        <w:rFonts w:asciiTheme="majorHAnsi" w:cstheme="majorBidi" w:eastAsiaTheme="majorEastAsia" w:hAnsiTheme="majorHAnsi"/>
+        <w:rFonts w:asciiTheme="majorHAnsi" w:cstheme="majorBidi" w:hAnsiTheme="majorHAnsi" w:eastAsia="黑体"/>
         <w:b/>
         <w:bCs/>
       </w:rPr>
     </w:tblStylePr>
     <w:tblStylePr w:type="lastCol">
       <w:rPr>
-        <w:rFonts w:asciiTheme="majorHAnsi" w:cstheme="majorBidi" w:eastAsiaTheme="majorEastAsia" w:hAnsiTheme="majorHAnsi"/>
+        <w:rFonts w:asciiTheme="majorHAnsi" w:cstheme="majorBidi" w:hAnsiTheme="majorHAnsi" w:eastAsia="黑体"/>
         <w:b/>
         <w:bCs/>
       </w:rPr>
@@ -6769,7 +7082,7 @@
         <w:spacing w:after="0" w:before="0" w:line="240" w:lineRule="auto"/>
       </w:pPr>
       <w:rPr>
-        <w:rFonts w:asciiTheme="majorHAnsi" w:cstheme="majorBidi" w:eastAsiaTheme="majorEastAsia" w:hAnsiTheme="majorHAnsi"/>
+        <w:rFonts w:asciiTheme="majorHAnsi" w:cstheme="majorBidi" w:hAnsiTheme="majorHAnsi" w:eastAsia="黑体"/>
         <w:b/>
         <w:bCs/>
       </w:rPr>
@@ -6790,7 +7103,7 @@
         <w:spacing w:after="0" w:before="0" w:line="240" w:lineRule="auto"/>
       </w:pPr>
       <w:rPr>
-        <w:rFonts w:asciiTheme="majorHAnsi" w:cstheme="majorBidi" w:eastAsiaTheme="majorEastAsia" w:hAnsiTheme="majorHAnsi"/>
+        <w:rFonts w:asciiTheme="majorHAnsi" w:cstheme="majorBidi" w:hAnsiTheme="majorHAnsi" w:eastAsia="黑体"/>
         <w:b/>
         <w:bCs/>
       </w:rPr>
@@ -6808,14 +7121,14 @@
     </w:tblStylePr>
     <w:tblStylePr w:type="firstCol">
       <w:rPr>
-        <w:rFonts w:asciiTheme="majorHAnsi" w:cstheme="majorBidi" w:eastAsiaTheme="majorEastAsia" w:hAnsiTheme="majorHAnsi"/>
+        <w:rFonts w:asciiTheme="majorHAnsi" w:cstheme="majorBidi" w:hAnsiTheme="majorHAnsi" w:eastAsia="黑体"/>
         <w:b/>
         <w:bCs/>
       </w:rPr>
     </w:tblStylePr>
     <w:tblStylePr w:type="lastCol">
       <w:rPr>
-        <w:rFonts w:asciiTheme="majorHAnsi" w:cstheme="majorBidi" w:eastAsiaTheme="majorEastAsia" w:hAnsiTheme="majorHAnsi"/>
+        <w:rFonts w:asciiTheme="majorHAnsi" w:cstheme="majorBidi" w:hAnsiTheme="majorHAnsi" w:eastAsia="黑体"/>
         <w:b/>
         <w:bCs/>
       </w:rPr>
@@ -6898,6 +7211,7 @@
         <w:spacing w:after="0" w:before="0" w:line="240" w:lineRule="auto"/>
       </w:pPr>
       <w:rPr>
+        <w:rFonts w:eastAsia="黑体"/>
         <w:b/>
         <w:bCs/>
         <w:color w:themeColor="background1" w:val="FFFFFF"/>
@@ -6920,6 +7234,7 @@
         <w:spacing w:after="0" w:before="0" w:line="240" w:lineRule="auto"/>
       </w:pPr>
       <w:rPr>
+        <w:rFonts w:eastAsia="黑体"/>
         <w:b/>
         <w:bCs/>
       </w:rPr>
@@ -6937,12 +7252,14 @@
     </w:tblStylePr>
     <w:tblStylePr w:type="firstCol">
       <w:rPr>
+        <w:rFonts w:eastAsia="黑体"/>
         <w:b/>
         <w:bCs/>
       </w:rPr>
     </w:tblStylePr>
     <w:tblStylePr w:type="lastCol">
       <w:rPr>
+        <w:rFonts w:eastAsia="黑体"/>
         <w:b/>
         <w:bCs/>
       </w:rPr>
@@ -7004,6 +7321,7 @@
         <w:spacing w:after="0" w:before="0" w:line="240" w:lineRule="auto"/>
       </w:pPr>
       <w:rPr>
+        <w:rFonts w:eastAsia="黑体"/>
         <w:b/>
         <w:bCs/>
         <w:color w:themeColor="background1" w:val="FFFFFF"/>
@@ -7026,6 +7344,7 @@
         <w:spacing w:after="0" w:before="0" w:line="240" w:lineRule="auto"/>
       </w:pPr>
       <w:rPr>
+        <w:rFonts w:eastAsia="黑体"/>
         <w:b/>
         <w:bCs/>
       </w:rPr>
@@ -7043,12 +7362,14 @@
     </w:tblStylePr>
     <w:tblStylePr w:type="firstCol">
       <w:rPr>
+        <w:rFonts w:eastAsia="黑体"/>
         <w:b/>
         <w:bCs/>
       </w:rPr>
     </w:tblStylePr>
     <w:tblStylePr w:type="lastCol">
       <w:rPr>
+        <w:rFonts w:eastAsia="黑体"/>
         <w:b/>
         <w:bCs/>
       </w:rPr>
@@ -7110,6 +7431,7 @@
         <w:spacing w:after="0" w:before="0" w:line="240" w:lineRule="auto"/>
       </w:pPr>
       <w:rPr>
+        <w:rFonts w:eastAsia="黑体"/>
         <w:b/>
         <w:bCs/>
         <w:color w:themeColor="background1" w:val="FFFFFF"/>
@@ -7132,6 +7454,7 @@
         <w:spacing w:after="0" w:before="0" w:line="240" w:lineRule="auto"/>
       </w:pPr>
       <w:rPr>
+        <w:rFonts w:eastAsia="黑体"/>
         <w:b/>
         <w:bCs/>
       </w:rPr>
@@ -7149,12 +7472,14 @@
     </w:tblStylePr>
     <w:tblStylePr w:type="firstCol">
       <w:rPr>
+        <w:rFonts w:eastAsia="黑体"/>
         <w:b/>
         <w:bCs/>
       </w:rPr>
     </w:tblStylePr>
     <w:tblStylePr w:type="lastCol">
       <w:rPr>
+        <w:rFonts w:eastAsia="黑体"/>
         <w:b/>
         <w:bCs/>
       </w:rPr>
@@ -7216,6 +7541,7 @@
         <w:spacing w:after="0" w:before="0" w:line="240" w:lineRule="auto"/>
       </w:pPr>
       <w:rPr>
+        <w:rFonts w:eastAsia="黑体"/>
         <w:b/>
         <w:bCs/>
         <w:color w:themeColor="background1" w:val="FFFFFF"/>
@@ -7238,6 +7564,7 @@
         <w:spacing w:after="0" w:before="0" w:line="240" w:lineRule="auto"/>
       </w:pPr>
       <w:rPr>
+        <w:rFonts w:eastAsia="黑体"/>
         <w:b/>
         <w:bCs/>
       </w:rPr>
@@ -7255,12 +7582,14 @@
     </w:tblStylePr>
     <w:tblStylePr w:type="firstCol">
       <w:rPr>
+        <w:rFonts w:eastAsia="黑体"/>
         <w:b/>
         <w:bCs/>
       </w:rPr>
     </w:tblStylePr>
     <w:tblStylePr w:type="lastCol">
       <w:rPr>
+        <w:rFonts w:eastAsia="黑体"/>
         <w:b/>
         <w:bCs/>
       </w:rPr>
@@ -7322,6 +7651,7 @@
         <w:spacing w:after="0" w:before="0" w:line="240" w:lineRule="auto"/>
       </w:pPr>
       <w:rPr>
+        <w:rFonts w:eastAsia="黑体"/>
         <w:b/>
         <w:bCs/>
         <w:color w:themeColor="background1" w:val="FFFFFF"/>
@@ -7344,6 +7674,7 @@
         <w:spacing w:after="0" w:before="0" w:line="240" w:lineRule="auto"/>
       </w:pPr>
       <w:rPr>
+        <w:rFonts w:eastAsia="黑体"/>
         <w:b/>
         <w:bCs/>
       </w:rPr>
@@ -7361,12 +7692,14 @@
     </w:tblStylePr>
     <w:tblStylePr w:type="firstCol">
       <w:rPr>
+        <w:rFonts w:eastAsia="黑体"/>
         <w:b/>
         <w:bCs/>
       </w:rPr>
     </w:tblStylePr>
     <w:tblStylePr w:type="lastCol">
       <w:rPr>
+        <w:rFonts w:eastAsia="黑体"/>
         <w:b/>
         <w:bCs/>
       </w:rPr>
@@ -7428,6 +7761,7 @@
         <w:spacing w:after="0" w:before="0" w:line="240" w:lineRule="auto"/>
       </w:pPr>
       <w:rPr>
+        <w:rFonts w:eastAsia="黑体"/>
         <w:b/>
         <w:bCs/>
         <w:color w:themeColor="background1" w:val="FFFFFF"/>
@@ -7450,6 +7784,7 @@
         <w:spacing w:after="0" w:before="0" w:line="240" w:lineRule="auto"/>
       </w:pPr>
       <w:rPr>
+        <w:rFonts w:eastAsia="黑体"/>
         <w:b/>
         <w:bCs/>
       </w:rPr>
@@ -7467,12 +7802,14 @@
     </w:tblStylePr>
     <w:tblStylePr w:type="firstCol">
       <w:rPr>
+        <w:rFonts w:eastAsia="黑体"/>
         <w:b/>
         <w:bCs/>
       </w:rPr>
     </w:tblStylePr>
     <w:tblStylePr w:type="lastCol">
       <w:rPr>
+        <w:rFonts w:eastAsia="黑体"/>
         <w:b/>
         <w:bCs/>
       </w:rPr>
@@ -7534,6 +7871,7 @@
         <w:spacing w:after="0" w:before="0" w:line="240" w:lineRule="auto"/>
       </w:pPr>
       <w:rPr>
+        <w:rFonts w:eastAsia="黑体"/>
         <w:b/>
         <w:bCs/>
         <w:color w:themeColor="background1" w:val="FFFFFF"/>
@@ -7556,6 +7894,7 @@
         <w:spacing w:after="0" w:before="0" w:line="240" w:lineRule="auto"/>
       </w:pPr>
       <w:rPr>
+        <w:rFonts w:eastAsia="黑体"/>
         <w:b/>
         <w:bCs/>
       </w:rPr>
@@ -7573,12 +7912,14 @@
     </w:tblStylePr>
     <w:tblStylePr w:type="firstCol">
       <w:rPr>
+        <w:rFonts w:eastAsia="黑体"/>
         <w:b/>
         <w:bCs/>
       </w:rPr>
     </w:tblStylePr>
     <w:tblStylePr w:type="lastCol">
       <w:rPr>
+        <w:rFonts w:eastAsia="黑体"/>
         <w:b/>
         <w:bCs/>
       </w:rPr>
@@ -7637,6 +7978,7 @@
         <w:spacing w:after="0" w:before="0" w:line="240" w:lineRule="auto"/>
       </w:pPr>
       <w:rPr>
+        <w:rFonts w:eastAsia="黑体"/>
         <w:b/>
         <w:bCs/>
         <w:color w:themeColor="background1" w:val="FFFFFF"/>
@@ -7659,6 +8001,7 @@
         <w:spacing w:after="0" w:before="0" w:line="240" w:lineRule="auto"/>
       </w:pPr>
       <w:rPr>
+        <w:rFonts w:eastAsia="黑体"/>
         <w:color w:val="auto"/>
       </w:rPr>
       <w:tblPr/>
@@ -7676,6 +8019,7 @@
     </w:tblStylePr>
     <w:tblStylePr w:type="firstCol">
       <w:rPr>
+        <w:rFonts w:eastAsia="黑体"/>
         <w:b/>
         <w:bCs/>
         <w:color w:themeColor="background1" w:val="FFFFFF"/>
@@ -7695,6 +8039,7 @@
     </w:tblStylePr>
     <w:tblStylePr w:type="lastCol">
       <w:rPr>
+        <w:rFonts w:eastAsia="黑体"/>
         <w:b/>
         <w:bCs/>
         <w:color w:themeColor="background1" w:val="FFFFFF"/>
@@ -7743,6 +8088,7 @@
     </w:tblStylePr>
     <w:tblStylePr w:type="nwCell">
       <w:rPr>
+        <w:rFonts w:eastAsia="黑体"/>
         <w:color w:themeColor="background1" w:val="FFFFFF"/>
       </w:rPr>
       <w:tblPr/>
@@ -7786,6 +8132,7 @@
         <w:spacing w:after="0" w:before="0" w:line="240" w:lineRule="auto"/>
       </w:pPr>
       <w:rPr>
+        <w:rFonts w:eastAsia="黑体"/>
         <w:b/>
         <w:bCs/>
         <w:color w:themeColor="background1" w:val="FFFFFF"/>
@@ -7808,6 +8155,7 @@
         <w:spacing w:after="0" w:before="0" w:line="240" w:lineRule="auto"/>
       </w:pPr>
       <w:rPr>
+        <w:rFonts w:eastAsia="黑体"/>
         <w:color w:val="auto"/>
       </w:rPr>
       <w:tblPr/>
@@ -7825,6 +8173,7 @@
     </w:tblStylePr>
     <w:tblStylePr w:type="firstCol">
       <w:rPr>
+        <w:rFonts w:eastAsia="黑体"/>
         <w:b/>
         <w:bCs/>
         <w:color w:themeColor="background1" w:val="FFFFFF"/>
@@ -7844,6 +8193,7 @@
     </w:tblStylePr>
     <w:tblStylePr w:type="lastCol">
       <w:rPr>
+        <w:rFonts w:eastAsia="黑体"/>
         <w:b/>
         <w:bCs/>
         <w:color w:themeColor="background1" w:val="FFFFFF"/>
@@ -7892,6 +8242,7 @@
     </w:tblStylePr>
     <w:tblStylePr w:type="nwCell">
       <w:rPr>
+        <w:rFonts w:eastAsia="黑体"/>
         <w:color w:themeColor="background1" w:val="FFFFFF"/>
       </w:rPr>
       <w:tblPr/>
@@ -7935,6 +8286,7 @@
         <w:spacing w:after="0" w:before="0" w:line="240" w:lineRule="auto"/>
       </w:pPr>
       <w:rPr>
+        <w:rFonts w:eastAsia="黑体"/>
         <w:b/>
         <w:bCs/>
         <w:color w:themeColor="background1" w:val="FFFFFF"/>
@@ -7957,6 +8309,7 @@
         <w:spacing w:after="0" w:before="0" w:line="240" w:lineRule="auto"/>
       </w:pPr>
       <w:rPr>
+        <w:rFonts w:eastAsia="黑体"/>
         <w:color w:val="auto"/>
       </w:rPr>
       <w:tblPr/>
@@ -7974,6 +8327,7 @@
     </w:tblStylePr>
     <w:tblStylePr w:type="firstCol">
       <w:rPr>
+        <w:rFonts w:eastAsia="黑体"/>
         <w:b/>
         <w:bCs/>
         <w:color w:themeColor="background1" w:val="FFFFFF"/>
@@ -7993,6 +8347,7 @@
     </w:tblStylePr>
     <w:tblStylePr w:type="lastCol">
       <w:rPr>
+        <w:rFonts w:eastAsia="黑体"/>
         <w:b/>
         <w:bCs/>
         <w:color w:themeColor="background1" w:val="FFFFFF"/>
@@ -8041,6 +8396,7 @@
     </w:tblStylePr>
     <w:tblStylePr w:type="nwCell">
       <w:rPr>
+        <w:rFonts w:eastAsia="黑体"/>
         <w:color w:themeColor="background1" w:val="FFFFFF"/>
       </w:rPr>
       <w:tblPr/>
@@ -8084,6 +8440,7 @@
         <w:spacing w:after="0" w:before="0" w:line="240" w:lineRule="auto"/>
       </w:pPr>
       <w:rPr>
+        <w:rFonts w:eastAsia="黑体"/>
         <w:b/>
         <w:bCs/>
         <w:color w:themeColor="background1" w:val="FFFFFF"/>
@@ -8106,6 +8463,7 @@
         <w:spacing w:after="0" w:before="0" w:line="240" w:lineRule="auto"/>
       </w:pPr>
       <w:rPr>
+        <w:rFonts w:eastAsia="黑体"/>
         <w:color w:val="auto"/>
       </w:rPr>
       <w:tblPr/>
@@ -8123,6 +8481,7 @@
     </w:tblStylePr>
     <w:tblStylePr w:type="firstCol">
       <w:rPr>
+        <w:rFonts w:eastAsia="黑体"/>
         <w:b/>
         <w:bCs/>
         <w:color w:themeColor="background1" w:val="FFFFFF"/>
@@ -8142,6 +8501,7 @@
     </w:tblStylePr>
     <w:tblStylePr w:type="lastCol">
       <w:rPr>
+        <w:rFonts w:eastAsia="黑体"/>
         <w:b/>
         <w:bCs/>
         <w:color w:themeColor="background1" w:val="FFFFFF"/>
@@ -8190,6 +8550,7 @@
     </w:tblStylePr>
     <w:tblStylePr w:type="nwCell">
       <w:rPr>
+        <w:rFonts w:eastAsia="黑体"/>
         <w:color w:themeColor="background1" w:val="FFFFFF"/>
       </w:rPr>
       <w:tblPr/>
@@ -8233,6 +8594,7 @@
         <w:spacing w:after="0" w:before="0" w:line="240" w:lineRule="auto"/>
       </w:pPr>
       <w:rPr>
+        <w:rFonts w:eastAsia="黑体"/>
         <w:b/>
         <w:bCs/>
         <w:color w:themeColor="background1" w:val="FFFFFF"/>
@@ -8255,6 +8617,7 @@
         <w:spacing w:after="0" w:before="0" w:line="240" w:lineRule="auto"/>
       </w:pPr>
       <w:rPr>
+        <w:rFonts w:eastAsia="黑体"/>
         <w:color w:val="auto"/>
       </w:rPr>
       <w:tblPr/>
@@ -8272,6 +8635,7 @@
     </w:tblStylePr>
     <w:tblStylePr w:type="firstCol">
       <w:rPr>
+        <w:rFonts w:eastAsia="黑体"/>
         <w:b/>
         <w:bCs/>
         <w:color w:themeColor="background1" w:val="FFFFFF"/>
@@ -8291,6 +8655,7 @@
     </w:tblStylePr>
     <w:tblStylePr w:type="lastCol">
       <w:rPr>
+        <w:rFonts w:eastAsia="黑体"/>
         <w:b/>
         <w:bCs/>
         <w:color w:themeColor="background1" w:val="FFFFFF"/>
@@ -8339,6 +8704,7 @@
     </w:tblStylePr>
     <w:tblStylePr w:type="nwCell">
       <w:rPr>
+        <w:rFonts w:eastAsia="黑体"/>
         <w:color w:themeColor="background1" w:val="FFFFFF"/>
       </w:rPr>
       <w:tblPr/>
@@ -8382,6 +8748,7 @@
         <w:spacing w:after="0" w:before="0" w:line="240" w:lineRule="auto"/>
       </w:pPr>
       <w:rPr>
+        <w:rFonts w:eastAsia="黑体"/>
         <w:b/>
         <w:bCs/>
         <w:color w:themeColor="background1" w:val="FFFFFF"/>
@@ -8404,6 +8771,7 @@
         <w:spacing w:after="0" w:before="0" w:line="240" w:lineRule="auto"/>
       </w:pPr>
       <w:rPr>
+        <w:rFonts w:eastAsia="黑体"/>
         <w:color w:val="auto"/>
       </w:rPr>
       <w:tblPr/>
@@ -8421,6 +8789,7 @@
     </w:tblStylePr>
     <w:tblStylePr w:type="firstCol">
       <w:rPr>
+        <w:rFonts w:eastAsia="黑体"/>
         <w:b/>
         <w:bCs/>
         <w:color w:themeColor="background1" w:val="FFFFFF"/>
@@ -8440,6 +8809,7 @@
     </w:tblStylePr>
     <w:tblStylePr w:type="lastCol">
       <w:rPr>
+        <w:rFonts w:eastAsia="黑体"/>
         <w:b/>
         <w:bCs/>
         <w:color w:themeColor="background1" w:val="FFFFFF"/>
@@ -8488,6 +8858,7 @@
     </w:tblStylePr>
     <w:tblStylePr w:type="nwCell">
       <w:rPr>
+        <w:rFonts w:eastAsia="黑体"/>
         <w:color w:themeColor="background1" w:val="FFFFFF"/>
       </w:rPr>
       <w:tblPr/>
@@ -8531,6 +8902,7 @@
         <w:spacing w:after="0" w:before="0" w:line="240" w:lineRule="auto"/>
       </w:pPr>
       <w:rPr>
+        <w:rFonts w:eastAsia="黑体"/>
         <w:b/>
         <w:bCs/>
         <w:color w:themeColor="background1" w:val="FFFFFF"/>
@@ -8553,6 +8925,7 @@
         <w:spacing w:after="0" w:before="0" w:line="240" w:lineRule="auto"/>
       </w:pPr>
       <w:rPr>
+        <w:rFonts w:eastAsia="黑体"/>
         <w:color w:val="auto"/>
       </w:rPr>
       <w:tblPr/>
@@ -8570,6 +8943,7 @@
     </w:tblStylePr>
     <w:tblStylePr w:type="firstCol">
       <w:rPr>
+        <w:rFonts w:eastAsia="黑体"/>
         <w:b/>
         <w:bCs/>
         <w:color w:themeColor="background1" w:val="FFFFFF"/>
@@ -8589,6 +8963,7 @@
     </w:tblStylePr>
     <w:tblStylePr w:type="lastCol">
       <w:rPr>
+        <w:rFonts w:eastAsia="黑体"/>
         <w:b/>
         <w:bCs/>
         <w:color w:themeColor="background1" w:val="FFFFFF"/>
@@ -8637,6 +9012,7 @@
     </w:tblStylePr>
     <w:tblStylePr w:type="nwCell">
       <w:rPr>
+        <w:rFonts w:eastAsia="黑体"/>
         <w:color w:themeColor="background1" w:val="FFFFFF"/>
       </w:rPr>
       <w:tblPr/>
@@ -8661,6 +9037,7 @@
       <w:spacing w:after="0" w:line="240" w:lineRule="auto"/>
     </w:pPr>
     <w:rPr>
+      <w:rFonts w:eastAsia="黑体"/>
       <w:color w:themeColor="text1" w:val="000000"/>
     </w:rPr>
     <w:tblPr>
@@ -8680,7 +9057,7 @@
     </w:tblPr>
     <w:tblStylePr w:type="firstRow">
       <w:rPr>
-        <w:rFonts w:asciiTheme="majorHAnsi" w:cstheme="majorBidi" w:eastAsiaTheme="majorEastAsia" w:hAnsiTheme="majorHAnsi"/>
+        <w:rFonts w:asciiTheme="majorHAnsi" w:cstheme="majorBidi" w:hAnsiTheme="majorHAnsi" w:eastAsia="黑体"/>
       </w:rPr>
       <w:tblPr/>
       <w:tcPr>
@@ -8692,6 +9069,7 @@
     </w:tblStylePr>
     <w:tblStylePr w:type="lastRow">
       <w:rPr>
+        <w:rFonts w:eastAsia="黑体"/>
         <w:b/>
         <w:bCs/>
         <w:color w:themeColor="text2" w:val="1F497D"/>
@@ -8706,12 +9084,14 @@
     </w:tblStylePr>
     <w:tblStylePr w:type="firstCol">
       <w:rPr>
+        <w:rFonts w:eastAsia="黑体"/>
         <w:b/>
         <w:bCs/>
       </w:rPr>
     </w:tblStylePr>
     <w:tblStylePr w:type="lastCol">
       <w:rPr>
+        <w:rFonts w:eastAsia="黑体"/>
         <w:b/>
         <w:bCs/>
       </w:rPr>
@@ -8745,6 +9125,7 @@
       <w:spacing w:after="0" w:line="240" w:lineRule="auto"/>
     </w:pPr>
     <w:rPr>
+      <w:rFonts w:eastAsia="黑体"/>
       <w:color w:themeColor="text1" w:val="000000"/>
     </w:rPr>
     <w:tblPr>
@@ -8764,7 +9145,7 @@
     </w:tblPr>
     <w:tblStylePr w:type="firstRow">
       <w:rPr>
-        <w:rFonts w:asciiTheme="majorHAnsi" w:cstheme="majorBidi" w:eastAsiaTheme="majorEastAsia" w:hAnsiTheme="majorHAnsi"/>
+        <w:rFonts w:asciiTheme="majorHAnsi" w:cstheme="majorBidi" w:hAnsiTheme="majorHAnsi" w:eastAsia="黑体"/>
       </w:rPr>
       <w:tblPr/>
       <w:tcPr>
@@ -8776,6 +9157,7 @@
     </w:tblStylePr>
     <w:tblStylePr w:type="lastRow">
       <w:rPr>
+        <w:rFonts w:eastAsia="黑体"/>
         <w:b/>
         <w:bCs/>
         <w:color w:themeColor="text2" w:val="1F497D"/>
@@ -8790,12 +9172,14 @@
     </w:tblStylePr>
     <w:tblStylePr w:type="firstCol">
       <w:rPr>
+        <w:rFonts w:eastAsia="黑体"/>
         <w:b/>
         <w:bCs/>
       </w:rPr>
     </w:tblStylePr>
     <w:tblStylePr w:type="lastCol">
       <w:rPr>
+        <w:rFonts w:eastAsia="黑体"/>
         <w:b/>
         <w:bCs/>
       </w:rPr>
@@ -8829,6 +9213,7 @@
       <w:spacing w:after="0" w:line="240" w:lineRule="auto"/>
     </w:pPr>
     <w:rPr>
+      <w:rFonts w:eastAsia="黑体"/>
       <w:color w:themeColor="text1" w:val="000000"/>
     </w:rPr>
     <w:tblPr>
@@ -8848,7 +9233,7 @@
     </w:tblPr>
     <w:tblStylePr w:type="firstRow">
       <w:rPr>
-        <w:rFonts w:asciiTheme="majorHAnsi" w:cstheme="majorBidi" w:eastAsiaTheme="majorEastAsia" w:hAnsiTheme="majorHAnsi"/>
+        <w:rFonts w:asciiTheme="majorHAnsi" w:cstheme="majorBidi" w:hAnsiTheme="majorHAnsi" w:eastAsia="黑体"/>
       </w:rPr>
       <w:tblPr/>
       <w:tcPr>
@@ -8860,6 +9245,7 @@
     </w:tblStylePr>
     <w:tblStylePr w:type="lastRow">
       <w:rPr>
+        <w:rFonts w:eastAsia="黑体"/>
         <w:b/>
         <w:bCs/>
         <w:color w:themeColor="text2" w:val="1F497D"/>
@@ -8874,12 +9260,14 @@
     </w:tblStylePr>
     <w:tblStylePr w:type="firstCol">
       <w:rPr>
+        <w:rFonts w:eastAsia="黑体"/>
         <w:b/>
         <w:bCs/>
       </w:rPr>
     </w:tblStylePr>
     <w:tblStylePr w:type="lastCol">
       <w:rPr>
+        <w:rFonts w:eastAsia="黑体"/>
         <w:b/>
         <w:bCs/>
       </w:rPr>
@@ -8913,6 +9301,7 @@
       <w:spacing w:after="0" w:line="240" w:lineRule="auto"/>
     </w:pPr>
     <w:rPr>
+      <w:rFonts w:eastAsia="黑体"/>
       <w:color w:themeColor="text1" w:val="000000"/>
     </w:rPr>
     <w:tblPr>
@@ -8932,7 +9321,7 @@
     </w:tblPr>
     <w:tblStylePr w:type="firstRow">
       <w:rPr>
-        <w:rFonts w:asciiTheme="majorHAnsi" w:cstheme="majorBidi" w:eastAsiaTheme="majorEastAsia" w:hAnsiTheme="majorHAnsi"/>
+        <w:rFonts w:asciiTheme="majorHAnsi" w:cstheme="majorBidi" w:hAnsiTheme="majorHAnsi" w:eastAsia="黑体"/>
       </w:rPr>
       <w:tblPr/>
       <w:tcPr>
@@ -8944,6 +9333,7 @@
     </w:tblStylePr>
     <w:tblStylePr w:type="lastRow">
       <w:rPr>
+        <w:rFonts w:eastAsia="黑体"/>
         <w:b/>
         <w:bCs/>
         <w:color w:themeColor="text2" w:val="1F497D"/>
@@ -8958,12 +9348,14 @@
     </w:tblStylePr>
     <w:tblStylePr w:type="firstCol">
       <w:rPr>
+        <w:rFonts w:eastAsia="黑体"/>
         <w:b/>
         <w:bCs/>
       </w:rPr>
     </w:tblStylePr>
     <w:tblStylePr w:type="lastCol">
       <w:rPr>
+        <w:rFonts w:eastAsia="黑体"/>
         <w:b/>
         <w:bCs/>
       </w:rPr>
@@ -8997,6 +9389,7 @@
       <w:spacing w:after="0" w:line="240" w:lineRule="auto"/>
     </w:pPr>
     <w:rPr>
+      <w:rFonts w:eastAsia="黑体"/>
       <w:color w:themeColor="text1" w:val="000000"/>
     </w:rPr>
     <w:tblPr>
@@ -9016,7 +9409,7 @@
     </w:tblPr>
     <w:tblStylePr w:type="firstRow">
       <w:rPr>
-        <w:rFonts w:asciiTheme="majorHAnsi" w:cstheme="majorBidi" w:eastAsiaTheme="majorEastAsia" w:hAnsiTheme="majorHAnsi"/>
+        <w:rFonts w:asciiTheme="majorHAnsi" w:cstheme="majorBidi" w:hAnsiTheme="majorHAnsi" w:eastAsia="黑体"/>
       </w:rPr>
       <w:tblPr/>
       <w:tcPr>
@@ -9028,6 +9421,7 @@
     </w:tblStylePr>
     <w:tblStylePr w:type="lastRow">
       <w:rPr>
+        <w:rFonts w:eastAsia="黑体"/>
         <w:b/>
         <w:bCs/>
         <w:color w:themeColor="text2" w:val="1F497D"/>
@@ -9042,12 +9436,14 @@
     </w:tblStylePr>
     <w:tblStylePr w:type="firstCol">
       <w:rPr>
+        <w:rFonts w:eastAsia="黑体"/>
         <w:b/>
         <w:bCs/>
       </w:rPr>
     </w:tblStylePr>
     <w:tblStylePr w:type="lastCol">
       <w:rPr>
+        <w:rFonts w:eastAsia="黑体"/>
         <w:b/>
         <w:bCs/>
       </w:rPr>
@@ -9081,6 +9477,7 @@
       <w:spacing w:after="0" w:line="240" w:lineRule="auto"/>
     </w:pPr>
     <w:rPr>
+      <w:rFonts w:eastAsia="黑体"/>
       <w:color w:themeColor="text1" w:val="000000"/>
     </w:rPr>
     <w:tblPr>
@@ -9100,7 +9497,7 @@
     </w:tblPr>
     <w:tblStylePr w:type="firstRow">
       <w:rPr>
-        <w:rFonts w:asciiTheme="majorHAnsi" w:cstheme="majorBidi" w:eastAsiaTheme="majorEastAsia" w:hAnsiTheme="majorHAnsi"/>
+        <w:rFonts w:asciiTheme="majorHAnsi" w:cstheme="majorBidi" w:hAnsiTheme="majorHAnsi" w:eastAsia="黑体"/>
       </w:rPr>
       <w:tblPr/>
       <w:tcPr>
@@ -9112,6 +9509,7 @@
     </w:tblStylePr>
     <w:tblStylePr w:type="lastRow">
       <w:rPr>
+        <w:rFonts w:eastAsia="黑体"/>
         <w:b/>
         <w:bCs/>
         <w:color w:themeColor="text2" w:val="1F497D"/>
@@ -9126,12 +9524,14 @@
     </w:tblStylePr>
     <w:tblStylePr w:type="firstCol">
       <w:rPr>
+        <w:rFonts w:eastAsia="黑体"/>
         <w:b/>
         <w:bCs/>
       </w:rPr>
     </w:tblStylePr>
     <w:tblStylePr w:type="lastCol">
       <w:rPr>
+        <w:rFonts w:eastAsia="黑体"/>
         <w:b/>
         <w:bCs/>
       </w:rPr>
@@ -9165,6 +9565,7 @@
       <w:spacing w:after="0" w:line="240" w:lineRule="auto"/>
     </w:pPr>
     <w:rPr>
+      <w:rFonts w:eastAsia="黑体"/>
       <w:color w:themeColor="text1" w:val="000000"/>
     </w:rPr>
     <w:tblPr>
@@ -9184,7 +9585,7 @@
     </w:tblPr>
     <w:tblStylePr w:type="firstRow">
       <w:rPr>
-        <w:rFonts w:asciiTheme="majorHAnsi" w:cstheme="majorBidi" w:eastAsiaTheme="majorEastAsia" w:hAnsiTheme="majorHAnsi"/>
+        <w:rFonts w:asciiTheme="majorHAnsi" w:cstheme="majorBidi" w:hAnsiTheme="majorHAnsi" w:eastAsia="黑体"/>
       </w:rPr>
       <w:tblPr/>
       <w:tcPr>
@@ -9196,6 +9597,7 @@
     </w:tblStylePr>
     <w:tblStylePr w:type="lastRow">
       <w:rPr>
+        <w:rFonts w:eastAsia="黑体"/>
         <w:b/>
         <w:bCs/>
         <w:color w:themeColor="text2" w:val="1F497D"/>
@@ -9210,12 +9612,14 @@
     </w:tblStylePr>
     <w:tblStylePr w:type="firstCol">
       <w:rPr>
+        <w:rFonts w:eastAsia="黑体"/>
         <w:b/>
         <w:bCs/>
       </w:rPr>
     </w:tblStylePr>
     <w:tblStylePr w:type="lastCol">
       <w:rPr>
+        <w:rFonts w:eastAsia="黑体"/>
         <w:b/>
         <w:bCs/>
       </w:rPr>
@@ -9249,7 +9653,7 @@
       <w:spacing w:after="0" w:line="240" w:lineRule="auto"/>
     </w:pPr>
     <w:rPr>
-      <w:rFonts w:asciiTheme="majorHAnsi" w:cstheme="majorBidi" w:eastAsiaTheme="majorEastAsia" w:hAnsiTheme="majorHAnsi"/>
+      <w:rFonts w:asciiTheme="majorHAnsi" w:cstheme="majorBidi" w:hAnsiTheme="majorHAnsi" w:eastAsia="黑体"/>
       <w:color w:themeColor="text1" w:val="000000"/>
     </w:rPr>
     <w:tblPr>
@@ -9271,6 +9675,7 @@
     </w:tblPr>
     <w:tblStylePr w:type="firstRow">
       <w:rPr>
+        <w:rFonts w:eastAsia="黑体"/>
         <w:sz w:val="24"/>
         <w:szCs w:val="24"/>
       </w:rPr>
@@ -9377,7 +9782,7 @@
       <w:spacing w:after="0" w:line="240" w:lineRule="auto"/>
     </w:pPr>
     <w:rPr>
-      <w:rFonts w:asciiTheme="majorHAnsi" w:cstheme="majorBidi" w:eastAsiaTheme="majorEastAsia" w:hAnsiTheme="majorHAnsi"/>
+      <w:rFonts w:asciiTheme="majorHAnsi" w:cstheme="majorBidi" w:hAnsiTheme="majorHAnsi" w:eastAsia="黑体"/>
       <w:color w:themeColor="text1" w:val="000000"/>
     </w:rPr>
     <w:tblPr>
@@ -9399,6 +9804,7 @@
     </w:tblPr>
     <w:tblStylePr w:type="firstRow">
       <w:rPr>
+        <w:rFonts w:eastAsia="黑体"/>
         <w:sz w:val="24"/>
         <w:szCs w:val="24"/>
       </w:rPr>
@@ -9505,7 +9911,7 @@
       <w:spacing w:after="0" w:line="240" w:lineRule="auto"/>
     </w:pPr>
     <w:rPr>
-      <w:rFonts w:asciiTheme="majorHAnsi" w:cstheme="majorBidi" w:eastAsiaTheme="majorEastAsia" w:hAnsiTheme="majorHAnsi"/>
+      <w:rFonts w:asciiTheme="majorHAnsi" w:cstheme="majorBidi" w:hAnsiTheme="majorHAnsi" w:eastAsia="黑体"/>
       <w:color w:themeColor="text1" w:val="000000"/>
     </w:rPr>
     <w:tblPr>
@@ -9527,6 +9933,7 @@
     </w:tblPr>
     <w:tblStylePr w:type="firstRow">
       <w:rPr>
+        <w:rFonts w:eastAsia="黑体"/>
         <w:sz w:val="24"/>
         <w:szCs w:val="24"/>
       </w:rPr>
@@ -9633,7 +10040,7 @@
       <w:spacing w:after="0" w:line="240" w:lineRule="auto"/>
     </w:pPr>
     <w:rPr>
-      <w:rFonts w:asciiTheme="majorHAnsi" w:cstheme="majorBidi" w:eastAsiaTheme="majorEastAsia" w:hAnsiTheme="majorHAnsi"/>
+      <w:rFonts w:asciiTheme="majorHAnsi" w:cstheme="majorBidi" w:hAnsiTheme="majorHAnsi" w:eastAsia="黑体"/>
       <w:color w:themeColor="text1" w:val="000000"/>
     </w:rPr>
     <w:tblPr>
@@ -9655,6 +10062,7 @@
     </w:tblPr>
     <w:tblStylePr w:type="firstRow">
       <w:rPr>
+        <w:rFonts w:eastAsia="黑体"/>
         <w:sz w:val="24"/>
         <w:szCs w:val="24"/>
       </w:rPr>
@@ -9761,7 +10169,7 @@
       <w:spacing w:after="0" w:line="240" w:lineRule="auto"/>
     </w:pPr>
     <w:rPr>
-      <w:rFonts w:asciiTheme="majorHAnsi" w:cstheme="majorBidi" w:eastAsiaTheme="majorEastAsia" w:hAnsiTheme="majorHAnsi"/>
+      <w:rFonts w:asciiTheme="majorHAnsi" w:cstheme="majorBidi" w:hAnsiTheme="majorHAnsi" w:eastAsia="黑体"/>
       <w:color w:themeColor="text1" w:val="000000"/>
     </w:rPr>
     <w:tblPr>
@@ -9783,6 +10191,7 @@
     </w:tblPr>
     <w:tblStylePr w:type="firstRow">
       <w:rPr>
+        <w:rFonts w:eastAsia="黑体"/>
         <w:sz w:val="24"/>
         <w:szCs w:val="24"/>
       </w:rPr>
@@ -9889,7 +10298,7 @@
       <w:spacing w:after="0" w:line="240" w:lineRule="auto"/>
     </w:pPr>
     <w:rPr>
-      <w:rFonts w:asciiTheme="majorHAnsi" w:cstheme="majorBidi" w:eastAsiaTheme="majorEastAsia" w:hAnsiTheme="majorHAnsi"/>
+      <w:rFonts w:asciiTheme="majorHAnsi" w:cstheme="majorBidi" w:hAnsiTheme="majorHAnsi" w:eastAsia="黑体"/>
       <w:color w:themeColor="text1" w:val="000000"/>
     </w:rPr>
     <w:tblPr>
@@ -9911,6 +10320,7 @@
     </w:tblPr>
     <w:tblStylePr w:type="firstRow">
       <w:rPr>
+        <w:rFonts w:eastAsia="黑体"/>
         <w:sz w:val="24"/>
         <w:szCs w:val="24"/>
       </w:rPr>
@@ -10017,7 +10427,7 @@
       <w:spacing w:after="0" w:line="240" w:lineRule="auto"/>
     </w:pPr>
     <w:rPr>
-      <w:rFonts w:asciiTheme="majorHAnsi" w:cstheme="majorBidi" w:eastAsiaTheme="majorEastAsia" w:hAnsiTheme="majorHAnsi"/>
+      <w:rFonts w:asciiTheme="majorHAnsi" w:cstheme="majorBidi" w:hAnsiTheme="majorHAnsi" w:eastAsia="黑体"/>
       <w:color w:themeColor="text1" w:val="000000"/>
     </w:rPr>
     <w:tblPr>
@@ -10039,6 +10449,7 @@
     </w:tblPr>
     <w:tblStylePr w:type="firstRow">
       <w:rPr>
+        <w:rFonts w:eastAsia="黑体"/>
         <w:sz w:val="24"/>
         <w:szCs w:val="24"/>
       </w:rPr>
@@ -10168,12 +10579,14 @@
     </w:tcPr>
     <w:tblStylePr w:type="firstRow">
       <w:rPr>
+        <w:rFonts w:eastAsia="黑体"/>
         <w:b/>
         <w:bCs/>
       </w:rPr>
     </w:tblStylePr>
     <w:tblStylePr w:type="lastRow">
       <w:rPr>
+        <w:rFonts w:eastAsia="黑体"/>
         <w:b/>
         <w:bCs/>
       </w:rPr>
@@ -10186,12 +10599,14 @@
     </w:tblStylePr>
     <w:tblStylePr w:type="firstCol">
       <w:rPr>
+        <w:rFonts w:eastAsia="黑体"/>
         <w:b/>
         <w:bCs/>
       </w:rPr>
     </w:tblStylePr>
     <w:tblStylePr w:type="lastCol">
       <w:rPr>
+        <w:rFonts w:eastAsia="黑体"/>
         <w:b/>
         <w:bCs/>
       </w:rPr>
@@ -10241,12 +10656,14 @@
     </w:tcPr>
     <w:tblStylePr w:type="firstRow">
       <w:rPr>
+        <w:rFonts w:eastAsia="黑体"/>
         <w:b/>
         <w:bCs/>
       </w:rPr>
     </w:tblStylePr>
     <w:tblStylePr w:type="lastRow">
       <w:rPr>
+        <w:rFonts w:eastAsia="黑体"/>
         <w:b/>
         <w:bCs/>
       </w:rPr>
@@ -10259,12 +10676,14 @@
     </w:tblStylePr>
     <w:tblStylePr w:type="firstCol">
       <w:rPr>
+        <w:rFonts w:eastAsia="黑体"/>
         <w:b/>
         <w:bCs/>
       </w:rPr>
     </w:tblStylePr>
     <w:tblStylePr w:type="lastCol">
       <w:rPr>
+        <w:rFonts w:eastAsia="黑体"/>
         <w:b/>
         <w:bCs/>
       </w:rPr>
@@ -10314,12 +10733,14 @@
     </w:tcPr>
     <w:tblStylePr w:type="firstRow">
       <w:rPr>
+        <w:rFonts w:eastAsia="黑体"/>
         <w:b/>
         <w:bCs/>
       </w:rPr>
     </w:tblStylePr>
     <w:tblStylePr w:type="lastRow">
       <w:rPr>
+        <w:rFonts w:eastAsia="黑体"/>
         <w:b/>
         <w:bCs/>
       </w:rPr>
@@ -10332,12 +10753,14 @@
     </w:tblStylePr>
     <w:tblStylePr w:type="firstCol">
       <w:rPr>
+        <w:rFonts w:eastAsia="黑体"/>
         <w:b/>
         <w:bCs/>
       </w:rPr>
     </w:tblStylePr>
     <w:tblStylePr w:type="lastCol">
       <w:rPr>
+        <w:rFonts w:eastAsia="黑体"/>
         <w:b/>
         <w:bCs/>
       </w:rPr>
@@ -10387,12 +10810,14 @@
     </w:tcPr>
     <w:tblStylePr w:type="firstRow">
       <w:rPr>
+        <w:rFonts w:eastAsia="黑体"/>
         <w:b/>
         <w:bCs/>
       </w:rPr>
     </w:tblStylePr>
     <w:tblStylePr w:type="lastRow">
       <w:rPr>
+        <w:rFonts w:eastAsia="黑体"/>
         <w:b/>
         <w:bCs/>
       </w:rPr>
@@ -10405,12 +10830,14 @@
     </w:tblStylePr>
     <w:tblStylePr w:type="firstCol">
       <w:rPr>
+        <w:rFonts w:eastAsia="黑体"/>
         <w:b/>
         <w:bCs/>
       </w:rPr>
     </w:tblStylePr>
     <w:tblStylePr w:type="lastCol">
       <w:rPr>
+        <w:rFonts w:eastAsia="黑体"/>
         <w:b/>
         <w:bCs/>
       </w:rPr>
@@ -10460,12 +10887,14 @@
     </w:tcPr>
     <w:tblStylePr w:type="firstRow">
       <w:rPr>
+        <w:rFonts w:eastAsia="黑体"/>
         <w:b/>
         <w:bCs/>
       </w:rPr>
     </w:tblStylePr>
     <w:tblStylePr w:type="lastRow">
       <w:rPr>
+        <w:rFonts w:eastAsia="黑体"/>
         <w:b/>
         <w:bCs/>
       </w:rPr>
@@ -10478,12 +10907,14 @@
     </w:tblStylePr>
     <w:tblStylePr w:type="firstCol">
       <w:rPr>
+        <w:rFonts w:eastAsia="黑体"/>
         <w:b/>
         <w:bCs/>
       </w:rPr>
     </w:tblStylePr>
     <w:tblStylePr w:type="lastCol">
       <w:rPr>
+        <w:rFonts w:eastAsia="黑体"/>
         <w:b/>
         <w:bCs/>
       </w:rPr>
@@ -10533,12 +10964,14 @@
     </w:tcPr>
     <w:tblStylePr w:type="firstRow">
       <w:rPr>
+        <w:rFonts w:eastAsia="黑体"/>
         <w:b/>
         <w:bCs/>
       </w:rPr>
     </w:tblStylePr>
     <w:tblStylePr w:type="lastRow">
       <w:rPr>
+        <w:rFonts w:eastAsia="黑体"/>
         <w:b/>
         <w:bCs/>
       </w:rPr>
@@ -10551,12 +10984,14 @@
     </w:tblStylePr>
     <w:tblStylePr w:type="firstCol">
       <w:rPr>
+        <w:rFonts w:eastAsia="黑体"/>
         <w:b/>
         <w:bCs/>
       </w:rPr>
     </w:tblStylePr>
     <w:tblStylePr w:type="lastCol">
       <w:rPr>
+        <w:rFonts w:eastAsia="黑体"/>
         <w:b/>
         <w:bCs/>
       </w:rPr>
@@ -10606,12 +11041,14 @@
     </w:tcPr>
     <w:tblStylePr w:type="firstRow">
       <w:rPr>
+        <w:rFonts w:eastAsia="黑体"/>
         <w:b/>
         <w:bCs/>
       </w:rPr>
     </w:tblStylePr>
     <w:tblStylePr w:type="lastRow">
       <w:rPr>
+        <w:rFonts w:eastAsia="黑体"/>
         <w:b/>
         <w:bCs/>
       </w:rPr>
@@ -10624,12 +11061,14 @@
     </w:tblStylePr>
     <w:tblStylePr w:type="firstCol">
       <w:rPr>
+        <w:rFonts w:eastAsia="黑体"/>
         <w:b/>
         <w:bCs/>
       </w:rPr>
     </w:tblStylePr>
     <w:tblStylePr w:type="lastCol">
       <w:rPr>
+        <w:rFonts w:eastAsia="黑体"/>
         <w:b/>
         <w:bCs/>
       </w:rPr>
@@ -10656,7 +11095,7 @@
       <w:spacing w:after="0" w:line="240" w:lineRule="auto"/>
     </w:pPr>
     <w:rPr>
-      <w:rFonts w:asciiTheme="majorHAnsi" w:cstheme="majorBidi" w:eastAsiaTheme="majorEastAsia" w:hAnsiTheme="majorHAnsi"/>
+      <w:rFonts w:asciiTheme="majorHAnsi" w:cstheme="majorBidi" w:hAnsiTheme="majorHAnsi" w:eastAsia="黑体"/>
       <w:color w:themeColor="text1" w:val="000000"/>
     </w:rPr>
     <w:tblPr>
@@ -10683,6 +11122,7 @@
     </w:tcPr>
     <w:tblStylePr w:type="firstRow">
       <w:rPr>
+        <w:rFonts w:eastAsia="黑体"/>
         <w:b/>
         <w:bCs/>
         <w:color w:themeColor="text1" w:val="000000"/>
@@ -10694,6 +11134,7 @@
     </w:tblStylePr>
     <w:tblStylePr w:type="lastRow">
       <w:rPr>
+        <w:rFonts w:eastAsia="黑体"/>
         <w:b/>
         <w:bCs/>
         <w:color w:themeColor="text1" w:val="000000"/>
@@ -10713,6 +11154,7 @@
     </w:tblStylePr>
     <w:tblStylePr w:type="firstCol">
       <w:rPr>
+        <w:rFonts w:eastAsia="黑体"/>
         <w:b/>
         <w:bCs/>
         <w:color w:themeColor="text1" w:val="000000"/>
@@ -10732,6 +11174,7 @@
     </w:tblStylePr>
     <w:tblStylePr w:type="lastCol">
       <w:rPr>
+        <w:rFonts w:eastAsia="黑体"/>
         <w:b w:val="0"/>
         <w:bCs w:val="0"/>
         <w:color w:themeColor="text1" w:val="000000"/>
@@ -10781,7 +11224,7 @@
       <w:spacing w:after="0" w:line="240" w:lineRule="auto"/>
     </w:pPr>
     <w:rPr>
-      <w:rFonts w:asciiTheme="majorHAnsi" w:cstheme="majorBidi" w:eastAsiaTheme="majorEastAsia" w:hAnsiTheme="majorHAnsi"/>
+      <w:rFonts w:asciiTheme="majorHAnsi" w:cstheme="majorBidi" w:hAnsiTheme="majorHAnsi" w:eastAsia="黑体"/>
       <w:color w:themeColor="text1" w:val="000000"/>
     </w:rPr>
     <w:tblPr>
@@ -10808,6 +11251,7 @@
     </w:tcPr>
     <w:tblStylePr w:type="firstRow">
       <w:rPr>
+        <w:rFonts w:eastAsia="黑体"/>
         <w:b/>
         <w:bCs/>
         <w:color w:themeColor="text1" w:val="000000"/>
@@ -10819,6 +11263,7 @@
     </w:tblStylePr>
     <w:tblStylePr w:type="lastRow">
       <w:rPr>
+        <w:rFonts w:eastAsia="黑体"/>
         <w:b/>
         <w:bCs/>
         <w:color w:themeColor="text1" w:val="000000"/>
@@ -10838,6 +11283,7 @@
     </w:tblStylePr>
     <w:tblStylePr w:type="firstCol">
       <w:rPr>
+        <w:rFonts w:eastAsia="黑体"/>
         <w:b/>
         <w:bCs/>
         <w:color w:themeColor="text1" w:val="000000"/>
@@ -10857,6 +11303,7 @@
     </w:tblStylePr>
     <w:tblStylePr w:type="lastCol">
       <w:rPr>
+        <w:rFonts w:eastAsia="黑体"/>
         <w:b w:val="0"/>
         <w:bCs w:val="0"/>
         <w:color w:themeColor="text1" w:val="000000"/>
@@ -10906,7 +11353,7 @@
       <w:spacing w:after="0" w:line="240" w:lineRule="auto"/>
     </w:pPr>
     <w:rPr>
-      <w:rFonts w:asciiTheme="majorHAnsi" w:cstheme="majorBidi" w:eastAsiaTheme="majorEastAsia" w:hAnsiTheme="majorHAnsi"/>
+      <w:rFonts w:asciiTheme="majorHAnsi" w:cstheme="majorBidi" w:hAnsiTheme="majorHAnsi" w:eastAsia="黑体"/>
       <w:color w:themeColor="text1" w:val="000000"/>
     </w:rPr>
     <w:tblPr>
@@ -10933,6 +11380,7 @@
     </w:tcPr>
     <w:tblStylePr w:type="firstRow">
       <w:rPr>
+        <w:rFonts w:eastAsia="黑体"/>
         <w:b/>
         <w:bCs/>
         <w:color w:themeColor="text1" w:val="000000"/>
@@ -10944,6 +11392,7 @@
     </w:tblStylePr>
     <w:tblStylePr w:type="lastRow">
       <w:rPr>
+        <w:rFonts w:eastAsia="黑体"/>
         <w:b/>
         <w:bCs/>
         <w:color w:themeColor="text1" w:val="000000"/>
@@ -10963,6 +11412,7 @@
     </w:tblStylePr>
     <w:tblStylePr w:type="firstCol">
       <w:rPr>
+        <w:rFonts w:eastAsia="黑体"/>
         <w:b/>
         <w:bCs/>
         <w:color w:themeColor="text1" w:val="000000"/>
@@ -10982,6 +11432,7 @@
     </w:tblStylePr>
     <w:tblStylePr w:type="lastCol">
       <w:rPr>
+        <w:rFonts w:eastAsia="黑体"/>
         <w:b w:val="0"/>
         <w:bCs w:val="0"/>
         <w:color w:themeColor="text1" w:val="000000"/>
@@ -11031,7 +11482,7 @@
       <w:spacing w:after="0" w:line="240" w:lineRule="auto"/>
     </w:pPr>
     <w:rPr>
-      <w:rFonts w:asciiTheme="majorHAnsi" w:cstheme="majorBidi" w:eastAsiaTheme="majorEastAsia" w:hAnsiTheme="majorHAnsi"/>
+      <w:rFonts w:asciiTheme="majorHAnsi" w:cstheme="majorBidi" w:hAnsiTheme="majorHAnsi" w:eastAsia="黑体"/>
       <w:color w:themeColor="text1" w:val="000000"/>
     </w:rPr>
     <w:tblPr>
@@ -11058,6 +11509,7 @@
     </w:tcPr>
     <w:tblStylePr w:type="firstRow">
       <w:rPr>
+        <w:rFonts w:eastAsia="黑体"/>
         <w:b/>
         <w:bCs/>
         <w:color w:themeColor="text1" w:val="000000"/>
@@ -11069,6 +11521,7 @@
     </w:tblStylePr>
     <w:tblStylePr w:type="lastRow">
       <w:rPr>
+        <w:rFonts w:eastAsia="黑体"/>
         <w:b/>
         <w:bCs/>
         <w:color w:themeColor="text1" w:val="000000"/>
@@ -11088,6 +11541,7 @@
     </w:tblStylePr>
     <w:tblStylePr w:type="firstCol">
       <w:rPr>
+        <w:rFonts w:eastAsia="黑体"/>
         <w:b/>
         <w:bCs/>
         <w:color w:themeColor="text1" w:val="000000"/>
@@ -11107,6 +11561,7 @@
     </w:tblStylePr>
     <w:tblStylePr w:type="lastCol">
       <w:rPr>
+        <w:rFonts w:eastAsia="黑体"/>
         <w:b w:val="0"/>
         <w:bCs w:val="0"/>
         <w:color w:themeColor="text1" w:val="000000"/>
@@ -11156,7 +11611,7 @@
       <w:spacing w:after="0" w:line="240" w:lineRule="auto"/>
     </w:pPr>
     <w:rPr>
-      <w:rFonts w:asciiTheme="majorHAnsi" w:cstheme="majorBidi" w:eastAsiaTheme="majorEastAsia" w:hAnsiTheme="majorHAnsi"/>
+      <w:rFonts w:asciiTheme="majorHAnsi" w:cstheme="majorBidi" w:hAnsiTheme="majorHAnsi" w:eastAsia="黑体"/>
       <w:color w:themeColor="text1" w:val="000000"/>
     </w:rPr>
     <w:tblPr>
@@ -11183,6 +11638,7 @@
     </w:tcPr>
     <w:tblStylePr w:type="firstRow">
       <w:rPr>
+        <w:rFonts w:eastAsia="黑体"/>
         <w:b/>
         <w:bCs/>
         <w:color w:themeColor="text1" w:val="000000"/>
@@ -11194,6 +11650,7 @@
     </w:tblStylePr>
     <w:tblStylePr w:type="lastRow">
       <w:rPr>
+        <w:rFonts w:eastAsia="黑体"/>
         <w:b/>
         <w:bCs/>
         <w:color w:themeColor="text1" w:val="000000"/>
@@ -11213,6 +11670,7 @@
     </w:tblStylePr>
     <w:tblStylePr w:type="firstCol">
       <w:rPr>
+        <w:rFonts w:eastAsia="黑体"/>
         <w:b/>
         <w:bCs/>
         <w:color w:themeColor="text1" w:val="000000"/>
@@ -11232,6 +11690,7 @@
     </w:tblStylePr>
     <w:tblStylePr w:type="lastCol">
       <w:rPr>
+        <w:rFonts w:eastAsia="黑体"/>
         <w:b w:val="0"/>
         <w:bCs w:val="0"/>
         <w:color w:themeColor="text1" w:val="000000"/>
@@ -11281,7 +11740,7 @@
       <w:spacing w:after="0" w:line="240" w:lineRule="auto"/>
     </w:pPr>
     <w:rPr>
-      <w:rFonts w:asciiTheme="majorHAnsi" w:cstheme="majorBidi" w:eastAsiaTheme="majorEastAsia" w:hAnsiTheme="majorHAnsi"/>
+      <w:rFonts w:asciiTheme="majorHAnsi" w:cstheme="majorBidi" w:hAnsiTheme="majorHAnsi" w:eastAsia="黑体"/>
       <w:color w:themeColor="text1" w:val="000000"/>
     </w:rPr>
     <w:tblPr>
@@ -11308,6 +11767,7 @@
     </w:tcPr>
     <w:tblStylePr w:type="firstRow">
       <w:rPr>
+        <w:rFonts w:eastAsia="黑体"/>
         <w:b/>
         <w:bCs/>
         <w:color w:themeColor="text1" w:val="000000"/>
@@ -11319,6 +11779,7 @@
     </w:tblStylePr>
     <w:tblStylePr w:type="lastRow">
       <w:rPr>
+        <w:rFonts w:eastAsia="黑体"/>
         <w:b/>
         <w:bCs/>
         <w:color w:themeColor="text1" w:val="000000"/>
@@ -11338,6 +11799,7 @@
     </w:tblStylePr>
     <w:tblStylePr w:type="firstCol">
       <w:rPr>
+        <w:rFonts w:eastAsia="黑体"/>
         <w:b/>
         <w:bCs/>
         <w:color w:themeColor="text1" w:val="000000"/>
@@ -11357,6 +11819,7 @@
     </w:tblStylePr>
     <w:tblStylePr w:type="lastCol">
       <w:rPr>
+        <w:rFonts w:eastAsia="黑体"/>
         <w:b w:val="0"/>
         <w:bCs w:val="0"/>
         <w:color w:themeColor="text1" w:val="000000"/>
@@ -11406,7 +11869,7 @@
       <w:spacing w:after="0" w:line="240" w:lineRule="auto"/>
     </w:pPr>
     <w:rPr>
-      <w:rFonts w:asciiTheme="majorHAnsi" w:cstheme="majorBidi" w:eastAsiaTheme="majorEastAsia" w:hAnsiTheme="majorHAnsi"/>
+      <w:rFonts w:asciiTheme="majorHAnsi" w:cstheme="majorBidi" w:hAnsiTheme="majorHAnsi" w:eastAsia="黑体"/>
       <w:color w:themeColor="text1" w:val="000000"/>
     </w:rPr>
     <w:tblPr>
@@ -11433,6 +11896,7 @@
     </w:tcPr>
     <w:tblStylePr w:type="firstRow">
       <w:rPr>
+        <w:rFonts w:eastAsia="黑体"/>
         <w:b/>
         <w:bCs/>
         <w:color w:themeColor="text1" w:val="000000"/>
@@ -11444,6 +11908,7 @@
     </w:tblStylePr>
     <w:tblStylePr w:type="lastRow">
       <w:rPr>
+        <w:rFonts w:eastAsia="黑体"/>
         <w:b/>
         <w:bCs/>
         <w:color w:themeColor="text1" w:val="000000"/>
@@ -11463,6 +11928,7 @@
     </w:tblStylePr>
     <w:tblStylePr w:type="firstCol">
       <w:rPr>
+        <w:rFonts w:eastAsia="黑体"/>
         <w:b/>
         <w:bCs/>
         <w:color w:themeColor="text1" w:val="000000"/>
@@ -11482,6 +11948,7 @@
     </w:tblStylePr>
     <w:tblStylePr w:type="lastCol">
       <w:rPr>
+        <w:rFonts w:eastAsia="黑体"/>
         <w:b w:val="0"/>
         <w:bCs w:val="0"/>
         <w:color w:themeColor="text1" w:val="000000"/>
@@ -11554,6 +12021,7 @@
     </w:tcPr>
     <w:tblStylePr w:type="firstRow">
       <w:rPr>
+        <w:rFonts w:eastAsia="黑体"/>
         <w:b/>
         <w:bCs/>
         <w:i w:val="0"/>
@@ -11575,6 +12043,7 @@
     </w:tblStylePr>
     <w:tblStylePr w:type="lastRow">
       <w:rPr>
+        <w:rFonts w:eastAsia="黑体"/>
         <w:b/>
         <w:bCs/>
         <w:i w:val="0"/>
@@ -11596,6 +12065,7 @@
     </w:tblStylePr>
     <w:tblStylePr w:type="firstCol">
       <w:rPr>
+        <w:rFonts w:eastAsia="黑体"/>
         <w:b/>
         <w:bCs/>
         <w:i w:val="0"/>
@@ -11615,6 +12085,7 @@
     </w:tblStylePr>
     <w:tblStylePr w:type="lastCol">
       <w:rPr>
+        <w:rFonts w:eastAsia="黑体"/>
         <w:b/>
         <w:bCs/>
         <w:i w:val="0"/>
@@ -11695,6 +12166,7 @@
     </w:tcPr>
     <w:tblStylePr w:type="firstRow">
       <w:rPr>
+        <w:rFonts w:eastAsia="黑体"/>
         <w:b/>
         <w:bCs/>
         <w:i w:val="0"/>
@@ -11716,6 +12188,7 @@
     </w:tblStylePr>
     <w:tblStylePr w:type="lastRow">
       <w:rPr>
+        <w:rFonts w:eastAsia="黑体"/>
         <w:b/>
         <w:bCs/>
         <w:i w:val="0"/>
@@ -11737,6 +12210,7 @@
     </w:tblStylePr>
     <w:tblStylePr w:type="firstCol">
       <w:rPr>
+        <w:rFonts w:eastAsia="黑体"/>
         <w:b/>
         <w:bCs/>
         <w:i w:val="0"/>
@@ -11756,6 +12230,7 @@
     </w:tblStylePr>
     <w:tblStylePr w:type="lastCol">
       <w:rPr>
+        <w:rFonts w:eastAsia="黑体"/>
         <w:b/>
         <w:bCs/>
         <w:i w:val="0"/>
@@ -11836,6 +12311,7 @@
     </w:tcPr>
     <w:tblStylePr w:type="firstRow">
       <w:rPr>
+        <w:rFonts w:eastAsia="黑体"/>
         <w:b/>
         <w:bCs/>
         <w:i w:val="0"/>
@@ -11857,6 +12333,7 @@
     </w:tblStylePr>
     <w:tblStylePr w:type="lastRow">
       <w:rPr>
+        <w:rFonts w:eastAsia="黑体"/>
         <w:b/>
         <w:bCs/>
         <w:i w:val="0"/>
@@ -11878,6 +12355,7 @@
     </w:tblStylePr>
     <w:tblStylePr w:type="firstCol">
       <w:rPr>
+        <w:rFonts w:eastAsia="黑体"/>
         <w:b/>
         <w:bCs/>
         <w:i w:val="0"/>
@@ -11897,6 +12375,7 @@
     </w:tblStylePr>
     <w:tblStylePr w:type="lastCol">
       <w:rPr>
+        <w:rFonts w:eastAsia="黑体"/>
         <w:b/>
         <w:bCs/>
         <w:i w:val="0"/>
@@ -11977,6 +12456,7 @@
     </w:tcPr>
     <w:tblStylePr w:type="firstRow">
       <w:rPr>
+        <w:rFonts w:eastAsia="黑体"/>
         <w:b/>
         <w:bCs/>
         <w:i w:val="0"/>
@@ -11998,6 +12478,7 @@
     </w:tblStylePr>
     <w:tblStylePr w:type="lastRow">
       <w:rPr>
+        <w:rFonts w:eastAsia="黑体"/>
         <w:b/>
         <w:bCs/>
         <w:i w:val="0"/>
@@ -12019,6 +12500,7 @@
     </w:tblStylePr>
     <w:tblStylePr w:type="firstCol">
       <w:rPr>
+        <w:rFonts w:eastAsia="黑体"/>
         <w:b/>
         <w:bCs/>
         <w:i w:val="0"/>
@@ -12038,6 +12520,7 @@
     </w:tblStylePr>
     <w:tblStylePr w:type="lastCol">
       <w:rPr>
+        <w:rFonts w:eastAsia="黑体"/>
         <w:b/>
         <w:bCs/>
         <w:i w:val="0"/>
@@ -12118,6 +12601,7 @@
     </w:tcPr>
     <w:tblStylePr w:type="firstRow">
       <w:rPr>
+        <w:rFonts w:eastAsia="黑体"/>
         <w:b/>
         <w:bCs/>
         <w:i w:val="0"/>
@@ -12139,6 +12623,7 @@
     </w:tblStylePr>
     <w:tblStylePr w:type="lastRow">
       <w:rPr>
+        <w:rFonts w:eastAsia="黑体"/>
         <w:b/>
         <w:bCs/>
         <w:i w:val="0"/>
@@ -12160,6 +12645,7 @@
     </w:tblStylePr>
     <w:tblStylePr w:type="firstCol">
       <w:rPr>
+        <w:rFonts w:eastAsia="黑体"/>
         <w:b/>
         <w:bCs/>
         <w:i w:val="0"/>
@@ -12179,6 +12665,7 @@
     </w:tblStylePr>
     <w:tblStylePr w:type="lastCol">
       <w:rPr>
+        <w:rFonts w:eastAsia="黑体"/>
         <w:b/>
         <w:bCs/>
         <w:i w:val="0"/>
@@ -12259,6 +12746,7 @@
     </w:tcPr>
     <w:tblStylePr w:type="firstRow">
       <w:rPr>
+        <w:rFonts w:eastAsia="黑体"/>
         <w:b/>
         <w:bCs/>
         <w:i w:val="0"/>
@@ -12280,6 +12768,7 @@
     </w:tblStylePr>
     <w:tblStylePr w:type="lastRow">
       <w:rPr>
+        <w:rFonts w:eastAsia="黑体"/>
         <w:b/>
         <w:bCs/>
         <w:i w:val="0"/>
@@ -12301,6 +12790,7 @@
     </w:tblStylePr>
     <w:tblStylePr w:type="firstCol">
       <w:rPr>
+        <w:rFonts w:eastAsia="黑体"/>
         <w:b/>
         <w:bCs/>
         <w:i w:val="0"/>
@@ -12320,6 +12810,7 @@
     </w:tblStylePr>
     <w:tblStylePr w:type="lastCol">
       <w:rPr>
+        <w:rFonts w:eastAsia="黑体"/>
         <w:b/>
         <w:bCs/>
         <w:i w:val="0"/>
@@ -12400,6 +12891,7 @@
     </w:tcPr>
     <w:tblStylePr w:type="firstRow">
       <w:rPr>
+        <w:rFonts w:eastAsia="黑体"/>
         <w:b/>
         <w:bCs/>
         <w:i w:val="0"/>
@@ -12421,6 +12913,7 @@
     </w:tblStylePr>
     <w:tblStylePr w:type="lastRow">
       <w:rPr>
+        <w:rFonts w:eastAsia="黑体"/>
         <w:b/>
         <w:bCs/>
         <w:i w:val="0"/>
@@ -12442,6 +12935,7 @@
     </w:tblStylePr>
     <w:tblStylePr w:type="firstCol">
       <w:rPr>
+        <w:rFonts w:eastAsia="黑体"/>
         <w:b/>
         <w:bCs/>
         <w:i w:val="0"/>
@@ -12461,6 +12955,7 @@
     </w:tblStylePr>
     <w:tblStylePr w:type="lastCol">
       <w:rPr>
+        <w:rFonts w:eastAsia="黑体"/>
         <w:b/>
         <w:bCs/>
         <w:i w:val="0"/>
@@ -12518,6 +13013,7 @@
       <w:spacing w:after="0" w:line="240" w:lineRule="auto"/>
     </w:pPr>
     <w:rPr>
+      <w:rFonts w:eastAsia="黑体"/>
       <w:color w:themeColor="background1" w:val="FFFFFF"/>
     </w:rPr>
     <w:tblPr>
@@ -12536,6 +13032,7 @@
     </w:tcPr>
     <w:tblStylePr w:type="firstRow">
       <w:rPr>
+        <w:rFonts w:eastAsia="黑体"/>
         <w:b/>
         <w:bCs/>
       </w:rPr>
@@ -12632,6 +13129,7 @@
       <w:spacing w:after="0" w:line="240" w:lineRule="auto"/>
     </w:pPr>
     <w:rPr>
+      <w:rFonts w:eastAsia="黑体"/>
       <w:color w:themeColor="background1" w:val="FFFFFF"/>
     </w:rPr>
     <w:tblPr>
@@ -12650,6 +13148,7 @@
     </w:tcPr>
     <w:tblStylePr w:type="firstRow">
       <w:rPr>
+        <w:rFonts w:eastAsia="黑体"/>
         <w:b/>
         <w:bCs/>
       </w:rPr>
@@ -12746,6 +13245,7 @@
       <w:spacing w:after="0" w:line="240" w:lineRule="auto"/>
     </w:pPr>
     <w:rPr>
+      <w:rFonts w:eastAsia="黑体"/>
       <w:color w:themeColor="background1" w:val="FFFFFF"/>
     </w:rPr>
     <w:tblPr>
@@ -12764,6 +13264,7 @@
     </w:tcPr>
     <w:tblStylePr w:type="firstRow">
       <w:rPr>
+        <w:rFonts w:eastAsia="黑体"/>
         <w:b/>
         <w:bCs/>
       </w:rPr>
@@ -12860,6 +13361,7 @@
       <w:spacing w:after="0" w:line="240" w:lineRule="auto"/>
     </w:pPr>
     <w:rPr>
+      <w:rFonts w:eastAsia="黑体"/>
       <w:color w:themeColor="background1" w:val="FFFFFF"/>
     </w:rPr>
     <w:tblPr>
@@ -12878,6 +13380,7 @@
     </w:tcPr>
     <w:tblStylePr w:type="firstRow">
       <w:rPr>
+        <w:rFonts w:eastAsia="黑体"/>
         <w:b/>
         <w:bCs/>
       </w:rPr>
@@ -12974,6 +13477,7 @@
       <w:spacing w:after="0" w:line="240" w:lineRule="auto"/>
     </w:pPr>
     <w:rPr>
+      <w:rFonts w:eastAsia="黑体"/>
       <w:color w:themeColor="background1" w:val="FFFFFF"/>
     </w:rPr>
     <w:tblPr>
@@ -12992,6 +13496,7 @@
     </w:tcPr>
     <w:tblStylePr w:type="firstRow">
       <w:rPr>
+        <w:rFonts w:eastAsia="黑体"/>
         <w:b/>
         <w:bCs/>
       </w:rPr>
@@ -13088,6 +13593,7 @@
       <w:spacing w:after="0" w:line="240" w:lineRule="auto"/>
     </w:pPr>
     <w:rPr>
+      <w:rFonts w:eastAsia="黑体"/>
       <w:color w:themeColor="background1" w:val="FFFFFF"/>
     </w:rPr>
     <w:tblPr>
@@ -13106,6 +13612,7 @@
     </w:tcPr>
     <w:tblStylePr w:type="firstRow">
       <w:rPr>
+        <w:rFonts w:eastAsia="黑体"/>
         <w:b/>
         <w:bCs/>
       </w:rPr>
@@ -13202,6 +13709,7 @@
       <w:spacing w:after="0" w:line="240" w:lineRule="auto"/>
     </w:pPr>
     <w:rPr>
+      <w:rFonts w:eastAsia="黑体"/>
       <w:color w:themeColor="background1" w:val="FFFFFF"/>
     </w:rPr>
     <w:tblPr>
@@ -13220,6 +13728,7 @@
     </w:tcPr>
     <w:tblStylePr w:type="firstRow">
       <w:rPr>
+        <w:rFonts w:eastAsia="黑体"/>
         <w:b/>
         <w:bCs/>
       </w:rPr>
@@ -13316,6 +13825,7 @@
       <w:spacing w:after="0" w:line="240" w:lineRule="auto"/>
     </w:pPr>
     <w:rPr>
+      <w:rFonts w:eastAsia="黑体"/>
       <w:color w:themeColor="text1" w:val="000000"/>
     </w:rPr>
     <w:tblPr>
@@ -13342,6 +13852,7 @@
     </w:tcPr>
     <w:tblStylePr w:type="firstRow">
       <w:rPr>
+        <w:rFonts w:eastAsia="黑体"/>
         <w:b/>
         <w:bCs/>
       </w:rPr>
@@ -13360,6 +13871,7 @@
     </w:tblStylePr>
     <w:tblStylePr w:type="lastRow">
       <w:rPr>
+        <w:rFonts w:eastAsia="黑体"/>
         <w:b/>
         <w:bCs/>
         <w:color w:themeColor="background1" w:val="FFFFFF"/>
@@ -13374,6 +13886,7 @@
     </w:tblStylePr>
     <w:tblStylePr w:type="firstCol">
       <w:rPr>
+        <w:rFonts w:eastAsia="黑体"/>
         <w:color w:themeColor="background1" w:val="FFFFFF"/>
       </w:rPr>
       <w:tblPr/>
@@ -13391,6 +13904,7 @@
     </w:tblStylePr>
     <w:tblStylePr w:type="lastCol">
       <w:rPr>
+        <w:rFonts w:eastAsia="黑体"/>
         <w:color w:themeColor="background1" w:val="FFFFFF"/>
       </w:rPr>
       <w:tblPr/>
@@ -13420,11 +13934,13 @@
     </w:tblStylePr>
     <w:tblStylePr w:type="neCell">
       <w:rPr>
+        <w:rFonts w:eastAsia="黑体"/>
         <w:color w:themeColor="text1" w:val="000000"/>
       </w:rPr>
     </w:tblStylePr>
     <w:tblStylePr w:type="nwCell">
       <w:rPr>
+        <w:rFonts w:eastAsia="黑体"/>
         <w:color w:themeColor="text1" w:val="000000"/>
       </w:rPr>
     </w:tblStylePr>
@@ -13438,6 +13954,7 @@
       <w:spacing w:after="0" w:line="240" w:lineRule="auto"/>
     </w:pPr>
     <w:rPr>
+      <w:rFonts w:eastAsia="黑体"/>
       <w:color w:themeColor="text1" w:val="000000"/>
     </w:rPr>
     <w:tblPr>
@@ -13464,6 +13981,7 @@
     </w:tcPr>
     <w:tblStylePr w:type="firstRow">
       <w:rPr>
+        <w:rFonts w:eastAsia="黑体"/>
         <w:b/>
         <w:bCs/>
       </w:rPr>
@@ -13482,6 +14000,7 @@
     </w:tblStylePr>
     <w:tblStylePr w:type="lastRow">
       <w:rPr>
+        <w:rFonts w:eastAsia="黑体"/>
         <w:b/>
         <w:bCs/>
         <w:color w:themeColor="background1" w:val="FFFFFF"/>
@@ -13496,6 +14015,7 @@
     </w:tblStylePr>
     <w:tblStylePr w:type="firstCol">
       <w:rPr>
+        <w:rFonts w:eastAsia="黑体"/>
         <w:color w:themeColor="background1" w:val="FFFFFF"/>
       </w:rPr>
       <w:tblPr/>
@@ -13513,6 +14033,7 @@
     </w:tblStylePr>
     <w:tblStylePr w:type="lastCol">
       <w:rPr>
+        <w:rFonts w:eastAsia="黑体"/>
         <w:color w:themeColor="background1" w:val="FFFFFF"/>
       </w:rPr>
       <w:tblPr/>
@@ -13542,11 +14063,13 @@
     </w:tblStylePr>
     <w:tblStylePr w:type="neCell">
       <w:rPr>
+        <w:rFonts w:eastAsia="黑体"/>
         <w:color w:themeColor="text1" w:val="000000"/>
       </w:rPr>
     </w:tblStylePr>
     <w:tblStylePr w:type="nwCell">
       <w:rPr>
+        <w:rFonts w:eastAsia="黑体"/>
         <w:color w:themeColor="text1" w:val="000000"/>
       </w:rPr>
     </w:tblStylePr>
@@ -13560,6 +14083,7 @@
       <w:spacing w:after="0" w:line="240" w:lineRule="auto"/>
     </w:pPr>
     <w:rPr>
+      <w:rFonts w:eastAsia="黑体"/>
       <w:color w:themeColor="text1" w:val="000000"/>
     </w:rPr>
     <w:tblPr>
@@ -13586,6 +14110,7 @@
     </w:tcPr>
     <w:tblStylePr w:type="firstRow">
       <w:rPr>
+        <w:rFonts w:eastAsia="黑体"/>
         <w:b/>
         <w:bCs/>
       </w:rPr>
@@ -13604,6 +14129,7 @@
     </w:tblStylePr>
     <w:tblStylePr w:type="lastRow">
       <w:rPr>
+        <w:rFonts w:eastAsia="黑体"/>
         <w:b/>
         <w:bCs/>
         <w:color w:themeColor="background1" w:val="FFFFFF"/>
@@ -13618,6 +14144,7 @@
     </w:tblStylePr>
     <w:tblStylePr w:type="firstCol">
       <w:rPr>
+        <w:rFonts w:eastAsia="黑体"/>
         <w:color w:themeColor="background1" w:val="FFFFFF"/>
       </w:rPr>
       <w:tblPr/>
@@ -13635,6 +14162,7 @@
     </w:tblStylePr>
     <w:tblStylePr w:type="lastCol">
       <w:rPr>
+        <w:rFonts w:eastAsia="黑体"/>
         <w:color w:themeColor="background1" w:val="FFFFFF"/>
       </w:rPr>
       <w:tblPr/>
@@ -13664,11 +14192,13 @@
     </w:tblStylePr>
     <w:tblStylePr w:type="neCell">
       <w:rPr>
+        <w:rFonts w:eastAsia="黑体"/>
         <w:color w:themeColor="text1" w:val="000000"/>
       </w:rPr>
     </w:tblStylePr>
     <w:tblStylePr w:type="nwCell">
       <w:rPr>
+        <w:rFonts w:eastAsia="黑体"/>
         <w:color w:themeColor="text1" w:val="000000"/>
       </w:rPr>
     </w:tblStylePr>
@@ -13682,6 +14212,7 @@
       <w:spacing w:after="0" w:line="240" w:lineRule="auto"/>
     </w:pPr>
     <w:rPr>
+      <w:rFonts w:eastAsia="黑体"/>
       <w:color w:themeColor="text1" w:val="000000"/>
     </w:rPr>
     <w:tblPr>
@@ -13708,6 +14239,7 @@
     </w:tcPr>
     <w:tblStylePr w:type="firstRow">
       <w:rPr>
+        <w:rFonts w:eastAsia="黑体"/>
         <w:b/>
         <w:bCs/>
       </w:rPr>
@@ -13726,6 +14258,7 @@
     </w:tblStylePr>
     <w:tblStylePr w:type="lastRow">
       <w:rPr>
+        <w:rFonts w:eastAsia="黑体"/>
         <w:b/>
         <w:bCs/>
         <w:color w:themeColor="background1" w:val="FFFFFF"/>
@@ -13740,6 +14273,7 @@
     </w:tblStylePr>
     <w:tblStylePr w:type="firstCol">
       <w:rPr>
+        <w:rFonts w:eastAsia="黑体"/>
         <w:color w:themeColor="background1" w:val="FFFFFF"/>
       </w:rPr>
       <w:tblPr/>
@@ -13757,6 +14291,7 @@
     </w:tblStylePr>
     <w:tblStylePr w:type="lastCol">
       <w:rPr>
+        <w:rFonts w:eastAsia="黑体"/>
         <w:color w:themeColor="background1" w:val="FFFFFF"/>
       </w:rPr>
       <w:tblPr/>
@@ -13794,6 +14329,7 @@
       <w:spacing w:after="0" w:line="240" w:lineRule="auto"/>
     </w:pPr>
     <w:rPr>
+      <w:rFonts w:eastAsia="黑体"/>
       <w:color w:themeColor="text1" w:val="000000"/>
     </w:rPr>
     <w:tblPr>
@@ -13820,6 +14356,7 @@
     </w:tcPr>
     <w:tblStylePr w:type="firstRow">
       <w:rPr>
+        <w:rFonts w:eastAsia="黑体"/>
         <w:b/>
         <w:bCs/>
       </w:rPr>
@@ -13838,6 +14375,7 @@
     </w:tblStylePr>
     <w:tblStylePr w:type="lastRow">
       <w:rPr>
+        <w:rFonts w:eastAsia="黑体"/>
         <w:b/>
         <w:bCs/>
         <w:color w:themeColor="background1" w:val="FFFFFF"/>
@@ -13852,6 +14390,7 @@
     </w:tblStylePr>
     <w:tblStylePr w:type="firstCol">
       <w:rPr>
+        <w:rFonts w:eastAsia="黑体"/>
         <w:color w:themeColor="background1" w:val="FFFFFF"/>
       </w:rPr>
       <w:tblPr/>
@@ -13869,6 +14408,7 @@
     </w:tblStylePr>
     <w:tblStylePr w:type="lastCol">
       <w:rPr>
+        <w:rFonts w:eastAsia="黑体"/>
         <w:color w:themeColor="background1" w:val="FFFFFF"/>
       </w:rPr>
       <w:tblPr/>
@@ -13898,11 +14438,13 @@
     </w:tblStylePr>
     <w:tblStylePr w:type="neCell">
       <w:rPr>
+        <w:rFonts w:eastAsia="黑体"/>
         <w:color w:themeColor="text1" w:val="000000"/>
       </w:rPr>
     </w:tblStylePr>
     <w:tblStylePr w:type="nwCell">
       <w:rPr>
+        <w:rFonts w:eastAsia="黑体"/>
         <w:color w:themeColor="text1" w:val="000000"/>
       </w:rPr>
     </w:tblStylePr>
@@ -13916,6 +14458,7 @@
       <w:spacing w:after="0" w:line="240" w:lineRule="auto"/>
     </w:pPr>
     <w:rPr>
+      <w:rFonts w:eastAsia="黑体"/>
       <w:color w:themeColor="text1" w:val="000000"/>
     </w:rPr>
     <w:tblPr>
@@ -13942,6 +14485,7 @@
     </w:tcPr>
     <w:tblStylePr w:type="firstRow">
       <w:rPr>
+        <w:rFonts w:eastAsia="黑体"/>
         <w:b/>
         <w:bCs/>
       </w:rPr>
@@ -13960,6 +14504,7 @@
     </w:tblStylePr>
     <w:tblStylePr w:type="lastRow">
       <w:rPr>
+        <w:rFonts w:eastAsia="黑体"/>
         <w:b/>
         <w:bCs/>
         <w:color w:themeColor="background1" w:val="FFFFFF"/>
@@ -13974,6 +14519,7 @@
     </w:tblStylePr>
     <w:tblStylePr w:type="firstCol">
       <w:rPr>
+        <w:rFonts w:eastAsia="黑体"/>
         <w:color w:themeColor="background1" w:val="FFFFFF"/>
       </w:rPr>
       <w:tblPr/>
@@ -13991,6 +14537,7 @@
     </w:tblStylePr>
     <w:tblStylePr w:type="lastCol">
       <w:rPr>
+        <w:rFonts w:eastAsia="黑体"/>
         <w:color w:themeColor="background1" w:val="FFFFFF"/>
       </w:rPr>
       <w:tblPr/>
@@ -14020,11 +14567,13 @@
     </w:tblStylePr>
     <w:tblStylePr w:type="neCell">
       <w:rPr>
+        <w:rFonts w:eastAsia="黑体"/>
         <w:color w:themeColor="text1" w:val="000000"/>
       </w:rPr>
     </w:tblStylePr>
     <w:tblStylePr w:type="nwCell">
       <w:rPr>
+        <w:rFonts w:eastAsia="黑体"/>
         <w:color w:themeColor="text1" w:val="000000"/>
       </w:rPr>
     </w:tblStylePr>
@@ -14038,6 +14587,7 @@
       <w:spacing w:after="0" w:line="240" w:lineRule="auto"/>
     </w:pPr>
     <w:rPr>
+      <w:rFonts w:eastAsia="黑体"/>
       <w:color w:themeColor="text1" w:val="000000"/>
     </w:rPr>
     <w:tblPr>
@@ -14064,6 +14614,7 @@
     </w:tcPr>
     <w:tblStylePr w:type="firstRow">
       <w:rPr>
+        <w:rFonts w:eastAsia="黑体"/>
         <w:b/>
         <w:bCs/>
       </w:rPr>
@@ -14082,6 +14633,7 @@
     </w:tblStylePr>
     <w:tblStylePr w:type="lastRow">
       <w:rPr>
+        <w:rFonts w:eastAsia="黑体"/>
         <w:b/>
         <w:bCs/>
         <w:color w:themeColor="background1" w:val="FFFFFF"/>
@@ -14096,6 +14648,7 @@
     </w:tblStylePr>
     <w:tblStylePr w:type="firstCol">
       <w:rPr>
+        <w:rFonts w:eastAsia="黑体"/>
         <w:color w:themeColor="background1" w:val="FFFFFF"/>
       </w:rPr>
       <w:tblPr/>
@@ -14113,6 +14666,7 @@
     </w:tblStylePr>
     <w:tblStylePr w:type="lastCol">
       <w:rPr>
+        <w:rFonts w:eastAsia="黑体"/>
         <w:color w:themeColor="background1" w:val="FFFFFF"/>
       </w:rPr>
       <w:tblPr/>
@@ -14142,11 +14696,13 @@
     </w:tblStylePr>
     <w:tblStylePr w:type="neCell">
       <w:rPr>
+        <w:rFonts w:eastAsia="黑体"/>
         <w:color w:themeColor="text1" w:val="000000"/>
       </w:rPr>
     </w:tblStylePr>
     <w:tblStylePr w:type="nwCell">
       <w:rPr>
+        <w:rFonts w:eastAsia="黑体"/>
         <w:color w:themeColor="text1" w:val="000000"/>
       </w:rPr>
     </w:tblStylePr>
@@ -14160,6 +14716,7 @@
       <w:spacing w:after="0" w:line="240" w:lineRule="auto"/>
     </w:pPr>
     <w:rPr>
+      <w:rFonts w:eastAsia="黑体"/>
       <w:color w:themeColor="text1" w:val="000000"/>
     </w:rPr>
     <w:tblPr>
@@ -14178,6 +14735,7 @@
     </w:tcPr>
     <w:tblStylePr w:type="firstRow">
       <w:rPr>
+        <w:rFonts w:eastAsia="黑体"/>
         <w:b/>
         <w:bCs/>
         <w:color w:themeColor="background1" w:val="FFFFFF"/>
@@ -14192,6 +14750,7 @@
     </w:tblStylePr>
     <w:tblStylePr w:type="lastRow">
       <w:rPr>
+        <w:rFonts w:eastAsia="黑体"/>
         <w:b/>
         <w:bCs/>
         <w:color w:themeColor="accent2" w:themeShade="CC" w:val="9E3A38"/>
@@ -14206,12 +14765,14 @@
     </w:tblStylePr>
     <w:tblStylePr w:type="firstCol">
       <w:rPr>
+        <w:rFonts w:eastAsia="黑体"/>
         <w:b/>
         <w:bCs/>
       </w:rPr>
     </w:tblStylePr>
     <w:tblStylePr w:type="lastCol">
       <w:rPr>
+        <w:rFonts w:eastAsia="黑体"/>
         <w:b/>
         <w:bCs/>
       </w:rPr>
@@ -14246,6 +14807,7 @@
       <w:spacing w:after="0" w:line="240" w:lineRule="auto"/>
     </w:pPr>
     <w:rPr>
+      <w:rFonts w:eastAsia="黑体"/>
       <w:color w:themeColor="text1" w:val="000000"/>
     </w:rPr>
     <w:tblPr>
@@ -14264,6 +14826,7 @@
     </w:tcPr>
     <w:tblStylePr w:type="firstRow">
       <w:rPr>
+        <w:rFonts w:eastAsia="黑体"/>
         <w:b/>
         <w:bCs/>
         <w:color w:themeColor="background1" w:val="FFFFFF"/>
@@ -14278,6 +14841,7 @@
     </w:tblStylePr>
     <w:tblStylePr w:type="lastRow">
       <w:rPr>
+        <w:rFonts w:eastAsia="黑体"/>
         <w:b/>
         <w:bCs/>
         <w:color w:themeColor="accent2" w:themeShade="CC" w:val="9E3A38"/>
@@ -14292,12 +14856,14 @@
     </w:tblStylePr>
     <w:tblStylePr w:type="firstCol">
       <w:rPr>
+        <w:rFonts w:eastAsia="黑体"/>
         <w:b/>
         <w:bCs/>
       </w:rPr>
     </w:tblStylePr>
     <w:tblStylePr w:type="lastCol">
       <w:rPr>
+        <w:rFonts w:eastAsia="黑体"/>
         <w:b/>
         <w:bCs/>
       </w:rPr>
@@ -14332,6 +14898,7 @@
       <w:spacing w:after="0" w:line="240" w:lineRule="auto"/>
     </w:pPr>
     <w:rPr>
+      <w:rFonts w:eastAsia="黑体"/>
       <w:color w:themeColor="text1" w:val="000000"/>
     </w:rPr>
     <w:tblPr>
@@ -14350,6 +14917,7 @@
     </w:tcPr>
     <w:tblStylePr w:type="firstRow">
       <w:rPr>
+        <w:rFonts w:eastAsia="黑体"/>
         <w:b/>
         <w:bCs/>
         <w:color w:themeColor="background1" w:val="FFFFFF"/>
@@ -14364,6 +14932,7 @@
     </w:tblStylePr>
     <w:tblStylePr w:type="lastRow">
       <w:rPr>
+        <w:rFonts w:eastAsia="黑体"/>
         <w:b/>
         <w:bCs/>
         <w:color w:themeColor="accent2" w:themeShade="CC" w:val="9E3A38"/>
@@ -14378,12 +14947,14 @@
     </w:tblStylePr>
     <w:tblStylePr w:type="firstCol">
       <w:rPr>
+        <w:rFonts w:eastAsia="黑体"/>
         <w:b/>
         <w:bCs/>
       </w:rPr>
     </w:tblStylePr>
     <w:tblStylePr w:type="lastCol">
       <w:rPr>
+        <w:rFonts w:eastAsia="黑体"/>
         <w:b/>
         <w:bCs/>
       </w:rPr>
@@ -14418,6 +14989,7 @@
       <w:spacing w:after="0" w:line="240" w:lineRule="auto"/>
     </w:pPr>
     <w:rPr>
+      <w:rFonts w:eastAsia="黑体"/>
       <w:color w:themeColor="text1" w:val="000000"/>
     </w:rPr>
     <w:tblPr>
@@ -14436,6 +15008,7 @@
     </w:tcPr>
     <w:tblStylePr w:type="firstRow">
       <w:rPr>
+        <w:rFonts w:eastAsia="黑体"/>
         <w:b/>
         <w:bCs/>
         <w:color w:themeColor="background1" w:val="FFFFFF"/>
@@ -14450,6 +15023,7 @@
     </w:tblStylePr>
     <w:tblStylePr w:type="lastRow">
       <w:rPr>
+        <w:rFonts w:eastAsia="黑体"/>
         <w:b/>
         <w:bCs/>
         <w:color w:themeColor="accent4" w:themeShade="CC" w:val="664E82"/>
@@ -14464,12 +15038,14 @@
     </w:tblStylePr>
     <w:tblStylePr w:type="firstCol">
       <w:rPr>
+        <w:rFonts w:eastAsia="黑体"/>
         <w:b/>
         <w:bCs/>
       </w:rPr>
     </w:tblStylePr>
     <w:tblStylePr w:type="lastCol">
       <w:rPr>
+        <w:rFonts w:eastAsia="黑体"/>
         <w:b/>
         <w:bCs/>
       </w:rPr>
@@ -14504,6 +15080,7 @@
       <w:spacing w:after="0" w:line="240" w:lineRule="auto"/>
     </w:pPr>
     <w:rPr>
+      <w:rFonts w:eastAsia="黑体"/>
       <w:color w:themeColor="text1" w:val="000000"/>
     </w:rPr>
     <w:tblPr>
@@ -14522,6 +15099,7 @@
     </w:tcPr>
     <w:tblStylePr w:type="firstRow">
       <w:rPr>
+        <w:rFonts w:eastAsia="黑体"/>
         <w:b/>
         <w:bCs/>
         <w:color w:themeColor="background1" w:val="FFFFFF"/>
@@ -14536,6 +15114,7 @@
     </w:tblStylePr>
     <w:tblStylePr w:type="lastRow">
       <w:rPr>
+        <w:rFonts w:eastAsia="黑体"/>
         <w:b/>
         <w:bCs/>
         <w:color w:themeColor="accent3" w:themeShade="CC" w:val="7E9C40"/>
@@ -14550,12 +15129,14 @@
     </w:tblStylePr>
     <w:tblStylePr w:type="firstCol">
       <w:rPr>
+        <w:rFonts w:eastAsia="黑体"/>
         <w:b/>
         <w:bCs/>
       </w:rPr>
     </w:tblStylePr>
     <w:tblStylePr w:type="lastCol">
       <w:rPr>
+        <w:rFonts w:eastAsia="黑体"/>
         <w:b/>
         <w:bCs/>
       </w:rPr>
@@ -14590,6 +15171,7 @@
       <w:spacing w:after="0" w:line="240" w:lineRule="auto"/>
     </w:pPr>
     <w:rPr>
+      <w:rFonts w:eastAsia="黑体"/>
       <w:color w:themeColor="text1" w:val="000000"/>
     </w:rPr>
     <w:tblPr>
@@ -14608,6 +15190,7 @@
     </w:tcPr>
     <w:tblStylePr w:type="firstRow">
       <w:rPr>
+        <w:rFonts w:eastAsia="黑体"/>
         <w:b/>
         <w:bCs/>
         <w:color w:themeColor="background1" w:val="FFFFFF"/>
@@ -14622,6 +15205,7 @@
     </w:tblStylePr>
     <w:tblStylePr w:type="lastRow">
       <w:rPr>
+        <w:rFonts w:eastAsia="黑体"/>
         <w:b/>
         <w:bCs/>
         <w:color w:themeColor="accent6" w:themeShade="CC" w:val="F2730A"/>
@@ -14636,12 +15220,14 @@
     </w:tblStylePr>
     <w:tblStylePr w:type="firstCol">
       <w:rPr>
+        <w:rFonts w:eastAsia="黑体"/>
         <w:b/>
         <w:bCs/>
       </w:rPr>
     </w:tblStylePr>
     <w:tblStylePr w:type="lastCol">
       <w:rPr>
+        <w:rFonts w:eastAsia="黑体"/>
         <w:b/>
         <w:bCs/>
       </w:rPr>
@@ -14676,6 +15262,7 @@
       <w:spacing w:after="0" w:line="240" w:lineRule="auto"/>
     </w:pPr>
     <w:rPr>
+      <w:rFonts w:eastAsia="黑体"/>
       <w:color w:themeColor="text1" w:val="000000"/>
     </w:rPr>
     <w:tblPr>
@@ -14694,6 +15281,7 @@
     </w:tcPr>
     <w:tblStylePr w:type="firstRow">
       <w:rPr>
+        <w:rFonts w:eastAsia="黑体"/>
         <w:b/>
         <w:bCs/>
         <w:color w:themeColor="background1" w:val="FFFFFF"/>
@@ -14708,6 +15296,7 @@
     </w:tblStylePr>
     <w:tblStylePr w:type="lastRow">
       <w:rPr>
+        <w:rFonts w:eastAsia="黑体"/>
         <w:b/>
         <w:bCs/>
         <w:color w:themeColor="accent5" w:themeShade="CC" w:val="348DA5"/>
@@ -14722,12 +15311,14 @@
     </w:tblStylePr>
     <w:tblStylePr w:type="firstCol">
       <w:rPr>
+        <w:rFonts w:eastAsia="黑体"/>
         <w:b/>
         <w:bCs/>
       </w:rPr>
     </w:tblStylePr>
     <w:tblStylePr w:type="lastCol">
       <w:rPr>
+        <w:rFonts w:eastAsia="黑体"/>
         <w:b/>
         <w:bCs/>
       </w:rPr>
@@ -14762,6 +15353,7 @@
       <w:spacing w:after="0" w:line="240" w:lineRule="auto"/>
     </w:pPr>
     <w:rPr>
+      <w:rFonts w:eastAsia="黑体"/>
       <w:color w:themeColor="text1" w:val="000000"/>
     </w:rPr>
     <w:tblPr>
@@ -14783,6 +15375,7 @@
     </w:tcPr>
     <w:tblStylePr w:type="firstRow">
       <w:rPr>
+        <w:rFonts w:eastAsia="黑体"/>
         <w:b/>
         <w:bCs/>
       </w:rPr>
@@ -14793,6 +15386,7 @@
     </w:tblStylePr>
     <w:tblStylePr w:type="lastRow">
       <w:rPr>
+        <w:rFonts w:eastAsia="黑体"/>
         <w:b/>
         <w:bCs/>
         <w:color w:themeColor="text1" w:val="000000"/>
@@ -14804,6 +15398,7 @@
     </w:tblStylePr>
     <w:tblStylePr w:type="firstCol">
       <w:rPr>
+        <w:rFonts w:eastAsia="黑体"/>
         <w:color w:themeColor="background1" w:val="FFFFFF"/>
       </w:rPr>
       <w:tblPr/>
@@ -14813,6 +15408,7 @@
     </w:tblStylePr>
     <w:tblStylePr w:type="lastCol">
       <w:rPr>
+        <w:rFonts w:eastAsia="黑体"/>
         <w:color w:themeColor="background1" w:val="FFFFFF"/>
       </w:rPr>
       <w:tblPr/>
@@ -14842,6 +15438,7 @@
       <w:spacing w:after="0" w:line="240" w:lineRule="auto"/>
     </w:pPr>
     <w:rPr>
+      <w:rFonts w:eastAsia="黑体"/>
       <w:color w:themeColor="text1" w:val="000000"/>
     </w:rPr>
     <w:tblPr>
@@ -14863,6 +15460,7 @@
     </w:tcPr>
     <w:tblStylePr w:type="firstRow">
       <w:rPr>
+        <w:rFonts w:eastAsia="黑体"/>
         <w:b/>
         <w:bCs/>
       </w:rPr>
@@ -14873,6 +15471,7 @@
     </w:tblStylePr>
     <w:tblStylePr w:type="lastRow">
       <w:rPr>
+        <w:rFonts w:eastAsia="黑体"/>
         <w:b/>
         <w:bCs/>
         <w:color w:themeColor="text1" w:val="000000"/>
@@ -14884,6 +15483,7 @@
     </w:tblStylePr>
     <w:tblStylePr w:type="firstCol">
       <w:rPr>
+        <w:rFonts w:eastAsia="黑体"/>
         <w:color w:themeColor="background1" w:val="FFFFFF"/>
       </w:rPr>
       <w:tblPr/>
@@ -14893,6 +15493,7 @@
     </w:tblStylePr>
     <w:tblStylePr w:type="lastCol">
       <w:rPr>
+        <w:rFonts w:eastAsia="黑体"/>
         <w:color w:themeColor="background1" w:val="FFFFFF"/>
       </w:rPr>
       <w:tblPr/>
@@ -14922,6 +15523,7 @@
       <w:spacing w:after="0" w:line="240" w:lineRule="auto"/>
     </w:pPr>
     <w:rPr>
+      <w:rFonts w:eastAsia="黑体"/>
       <w:color w:themeColor="text1" w:val="000000"/>
     </w:rPr>
     <w:tblPr>
@@ -14943,6 +15545,7 @@
     </w:tcPr>
     <w:tblStylePr w:type="firstRow">
       <w:rPr>
+        <w:rFonts w:eastAsia="黑体"/>
         <w:b/>
         <w:bCs/>
       </w:rPr>
@@ -14953,6 +15556,7 @@
     </w:tblStylePr>
     <w:tblStylePr w:type="lastRow">
       <w:rPr>
+        <w:rFonts w:eastAsia="黑体"/>
         <w:b/>
         <w:bCs/>
         <w:color w:themeColor="text1" w:val="000000"/>
@@ -14964,6 +15568,7 @@
     </w:tblStylePr>
     <w:tblStylePr w:type="firstCol">
       <w:rPr>
+        <w:rFonts w:eastAsia="黑体"/>
         <w:color w:themeColor="background1" w:val="FFFFFF"/>
       </w:rPr>
       <w:tblPr/>
@@ -14973,6 +15578,7 @@
     </w:tblStylePr>
     <w:tblStylePr w:type="lastCol">
       <w:rPr>
+        <w:rFonts w:eastAsia="黑体"/>
         <w:color w:themeColor="background1" w:val="FFFFFF"/>
       </w:rPr>
       <w:tblPr/>
@@ -15002,6 +15608,7 @@
       <w:spacing w:after="0" w:line="240" w:lineRule="auto"/>
     </w:pPr>
     <w:rPr>
+      <w:rFonts w:eastAsia="黑体"/>
       <w:color w:themeColor="text1" w:val="000000"/>
     </w:rPr>
     <w:tblPr>
@@ -15023,6 +15630,7 @@
     </w:tcPr>
     <w:tblStylePr w:type="firstRow">
       <w:rPr>
+        <w:rFonts w:eastAsia="黑体"/>
         <w:b/>
         <w:bCs/>
       </w:rPr>
@@ -15033,6 +15641,7 @@
     </w:tblStylePr>
     <w:tblStylePr w:type="lastRow">
       <w:rPr>
+        <w:rFonts w:eastAsia="黑体"/>
         <w:b/>
         <w:bCs/>
         <w:color w:themeColor="text1" w:val="000000"/>
@@ -15044,6 +15653,7 @@
     </w:tblStylePr>
     <w:tblStylePr w:type="firstCol">
       <w:rPr>
+        <w:rFonts w:eastAsia="黑体"/>
         <w:color w:themeColor="background1" w:val="FFFFFF"/>
       </w:rPr>
       <w:tblPr/>
@@ -15053,6 +15663,7 @@
     </w:tblStylePr>
     <w:tblStylePr w:type="lastCol">
       <w:rPr>
+        <w:rFonts w:eastAsia="黑体"/>
         <w:color w:themeColor="background1" w:val="FFFFFF"/>
       </w:rPr>
       <w:tblPr/>
@@ -15082,6 +15693,7 @@
       <w:spacing w:after="0" w:line="240" w:lineRule="auto"/>
     </w:pPr>
     <w:rPr>
+      <w:rFonts w:eastAsia="黑体"/>
       <w:color w:themeColor="text1" w:val="000000"/>
     </w:rPr>
     <w:tblPr>
@@ -15103,6 +15715,7 @@
     </w:tcPr>
     <w:tblStylePr w:type="firstRow">
       <w:rPr>
+        <w:rFonts w:eastAsia="黑体"/>
         <w:b/>
         <w:bCs/>
       </w:rPr>
@@ -15113,6 +15726,7 @@
     </w:tblStylePr>
     <w:tblStylePr w:type="lastRow">
       <w:rPr>
+        <w:rFonts w:eastAsia="黑体"/>
         <w:b/>
         <w:bCs/>
         <w:color w:themeColor="text1" w:val="000000"/>
@@ -15124,6 +15738,7 @@
     </w:tblStylePr>
     <w:tblStylePr w:type="firstCol">
       <w:rPr>
+        <w:rFonts w:eastAsia="黑体"/>
         <w:color w:themeColor="background1" w:val="FFFFFF"/>
       </w:rPr>
       <w:tblPr/>
@@ -15133,6 +15748,7 @@
     </w:tblStylePr>
     <w:tblStylePr w:type="lastCol">
       <w:rPr>
+        <w:rFonts w:eastAsia="黑体"/>
         <w:color w:themeColor="background1" w:val="FFFFFF"/>
       </w:rPr>
       <w:tblPr/>
@@ -15162,6 +15778,7 @@
       <w:spacing w:after="0" w:line="240" w:lineRule="auto"/>
     </w:pPr>
     <w:rPr>
+      <w:rFonts w:eastAsia="黑体"/>
       <w:color w:themeColor="text1" w:val="000000"/>
     </w:rPr>
     <w:tblPr>
@@ -15183,6 +15800,7 @@
     </w:tcPr>
     <w:tblStylePr w:type="firstRow">
       <w:rPr>
+        <w:rFonts w:eastAsia="黑体"/>
         <w:b/>
         <w:bCs/>
       </w:rPr>
@@ -15193,6 +15811,7 @@
     </w:tblStylePr>
     <w:tblStylePr w:type="lastRow">
       <w:rPr>
+        <w:rFonts w:eastAsia="黑体"/>
         <w:b/>
         <w:bCs/>
         <w:color w:themeColor="text1" w:val="000000"/>
@@ -15204,6 +15823,7 @@
     </w:tblStylePr>
     <w:tblStylePr w:type="firstCol">
       <w:rPr>
+        <w:rFonts w:eastAsia="黑体"/>
         <w:color w:themeColor="background1" w:val="FFFFFF"/>
       </w:rPr>
       <w:tblPr/>
@@ -15213,6 +15833,7 @@
     </w:tblStylePr>
     <w:tblStylePr w:type="lastCol">
       <w:rPr>
+        <w:rFonts w:eastAsia="黑体"/>
         <w:color w:themeColor="background1" w:val="FFFFFF"/>
       </w:rPr>
       <w:tblPr/>
@@ -15242,6 +15863,7 @@
       <w:spacing w:after="0" w:line="240" w:lineRule="auto"/>
     </w:pPr>
     <w:rPr>
+      <w:rFonts w:eastAsia="黑体"/>
       <w:color w:themeColor="text1" w:val="000000"/>
     </w:rPr>
     <w:tblPr>
@@ -15263,6 +15885,7 @@
     </w:tcPr>
     <w:tblStylePr w:type="firstRow">
       <w:rPr>
+        <w:rFonts w:eastAsia="黑体"/>
         <w:b/>
         <w:bCs/>
       </w:rPr>
@@ -15273,6 +15896,7 @@
     </w:tblStylePr>
     <w:tblStylePr w:type="lastRow">
       <w:rPr>
+        <w:rFonts w:eastAsia="黑体"/>
         <w:b/>
         <w:bCs/>
         <w:color w:themeColor="text1" w:val="000000"/>
@@ -15284,6 +15908,7 @@
     </w:tblStylePr>
     <w:tblStylePr w:type="firstCol">
       <w:rPr>
+        <w:rFonts w:eastAsia="黑体"/>
         <w:color w:themeColor="background1" w:val="FFFFFF"/>
       </w:rPr>
       <w:tblPr/>
@@ -15293,6 +15918,7 @@
     </w:tblStylePr>
     <w:tblStylePr w:type="lastCol">
       <w:rPr>
+        <w:rFonts w:eastAsia="黑体"/>
         <w:color w:themeColor="background1" w:val="FFFFFF"/>
       </w:rPr>
       <w:tblPr/>
@@ -15325,6 +15951,7 @@
     <w:name w:val="KeywordTok"/>
     <w:basedOn w:val="VerbatimChar"/>
     <w:rPr>
+      <w:rFonts w:eastAsia="黑体"/>
       <w:b/>
       <w:color w:val="007020"/>
     </w:rPr>
@@ -15333,6 +15960,7 @@
     <w:name w:val="DataTypeTok"/>
     <w:basedOn w:val="VerbatimChar"/>
     <w:rPr>
+      <w:rFonts w:eastAsia="黑体"/>
       <w:color w:val="902000"/>
     </w:rPr>
   </w:style>
@@ -15340,6 +15968,7 @@
     <w:name w:val="DecValTok"/>
     <w:basedOn w:val="VerbatimChar"/>
     <w:rPr>
+      <w:rFonts w:eastAsia="黑体"/>
       <w:color w:val="40a070"/>
     </w:rPr>
   </w:style>
@@ -15347,6 +15976,7 @@
     <w:name w:val="BaseNTok"/>
     <w:basedOn w:val="VerbatimChar"/>
     <w:rPr>
+      <w:rFonts w:eastAsia="黑体"/>
       <w:color w:val="40a070"/>
     </w:rPr>
   </w:style>
@@ -15354,6 +15984,7 @@
     <w:name w:val="FloatTok"/>
     <w:basedOn w:val="VerbatimChar"/>
     <w:rPr>
+      <w:rFonts w:eastAsia="黑体"/>
       <w:color w:val="40a070"/>
     </w:rPr>
   </w:style>
@@ -15361,6 +15992,7 @@
     <w:name w:val="ConstantTok"/>
     <w:basedOn w:val="VerbatimChar"/>
     <w:rPr>
+      <w:rFonts w:eastAsia="黑体"/>
       <w:color w:val="880000"/>
     </w:rPr>
   </w:style>
@@ -15368,6 +16000,7 @@
     <w:name w:val="CharTok"/>
     <w:basedOn w:val="VerbatimChar"/>
     <w:rPr>
+      <w:rFonts w:eastAsia="黑体"/>
       <w:color w:val="4070a0"/>
     </w:rPr>
   </w:style>
@@ -15375,6 +16008,7 @@
     <w:name w:val="SpecialCharTok"/>
     <w:basedOn w:val="VerbatimChar"/>
     <w:rPr>
+      <w:rFonts w:eastAsia="黑体"/>
       <w:color w:val="4070a0"/>
     </w:rPr>
   </w:style>
@@ -15382,6 +16016,7 @@
     <w:name w:val="StringTok"/>
     <w:basedOn w:val="VerbatimChar"/>
     <w:rPr>
+      <w:rFonts w:eastAsia="黑体"/>
       <w:color w:val="4070a0"/>
     </w:rPr>
   </w:style>
@@ -15389,6 +16024,7 @@
     <w:name w:val="VerbatimStringTok"/>
     <w:basedOn w:val="VerbatimChar"/>
     <w:rPr>
+      <w:rFonts w:eastAsia="黑体"/>
       <w:color w:val="4070a0"/>
     </w:rPr>
   </w:style>
@@ -15396,6 +16032,7 @@
     <w:name w:val="SpecialStringTok"/>
     <w:basedOn w:val="VerbatimChar"/>
     <w:rPr>
+      <w:rFonts w:eastAsia="黑体"/>
       <w:color w:val="bb6688"/>
     </w:rPr>
   </w:style>
@@ -15403,6 +16040,7 @@
     <w:name w:val="ImportTok"/>
     <w:basedOn w:val="VerbatimChar"/>
     <w:rPr>
+      <w:rFonts w:eastAsia="黑体"/>
       <w:b/>
       <w:color w:val="008000"/>
     </w:rPr>
@@ -15411,6 +16049,7 @@
     <w:name w:val="CommentTok"/>
     <w:basedOn w:val="VerbatimChar"/>
     <w:rPr>
+      <w:rFonts w:eastAsia="黑体"/>
       <w:i/>
       <w:color w:val="60a0b0"/>
     </w:rPr>
@@ -15419,6 +16058,7 @@
     <w:name w:val="DocumentationTok"/>
     <w:basedOn w:val="VerbatimChar"/>
     <w:rPr>
+      <w:rFonts w:eastAsia="黑体"/>
       <w:i/>
       <w:color w:val="ba2121"/>
     </w:rPr>
@@ -15427,6 +16067,7 @@
     <w:name w:val="AnnotationTok"/>
     <w:basedOn w:val="VerbatimChar"/>
     <w:rPr>
+      <w:rFonts w:eastAsia="黑体"/>
       <w:b/>
       <w:i/>
       <w:color w:val="60a0b0"/>
@@ -15436,6 +16077,7 @@
     <w:name w:val="CommentVarTok"/>
     <w:basedOn w:val="VerbatimChar"/>
     <w:rPr>
+      <w:rFonts w:eastAsia="黑体"/>
       <w:b/>
       <w:i/>
       <w:color w:val="60a0b0"/>
@@ -15445,6 +16087,7 @@
     <w:name w:val="OtherTok"/>
     <w:basedOn w:val="VerbatimChar"/>
     <w:rPr>
+      <w:rFonts w:eastAsia="黑体"/>
       <w:color w:val="007020"/>
     </w:rPr>
   </w:style>
@@ -15452,6 +16095,7 @@
     <w:name w:val="FunctionTok"/>
     <w:basedOn w:val="VerbatimChar"/>
     <w:rPr>
+      <w:rFonts w:eastAsia="黑体"/>
       <w:color w:val="06287e"/>
     </w:rPr>
   </w:style>
@@ -15459,6 +16103,7 @@
     <w:name w:val="VariableTok"/>
     <w:basedOn w:val="VerbatimChar"/>
     <w:rPr>
+      <w:rFonts w:eastAsia="黑体"/>
       <w:color w:val="19177c"/>
     </w:rPr>
   </w:style>
@@ -15466,6 +16111,7 @@
     <w:name w:val="ControlFlowTok"/>
     <w:basedOn w:val="VerbatimChar"/>
     <w:rPr>
+      <w:rFonts w:eastAsia="黑体"/>
       <w:b/>
       <w:color w:val="007020"/>
     </w:rPr>
@@ -15474,6 +16120,7 @@
     <w:name w:val="OperatorTok"/>
     <w:basedOn w:val="VerbatimChar"/>
     <w:rPr>
+      <w:rFonts w:eastAsia="黑体"/>
       <w:color w:val="666666"/>
     </w:rPr>
   </w:style>
@@ -15481,18 +16128,22 @@
     <w:name w:val="BuiltInTok"/>
     <w:basedOn w:val="VerbatimChar"/>
     <w:rPr>
+      <w:rFonts w:eastAsia="黑体"/>
       <w:color w:val="008000"/>
     </w:rPr>
   </w:style>
   <w:style w:type="character" w:customStyle="1" w:styleId="ExtensionTok">
     <w:name w:val="ExtensionTok"/>
     <w:basedOn w:val="VerbatimChar"/>
-    <w:rPr/>
+    <w:rPr>
+      <w:rFonts w:eastAsia="黑体"/>
+    </w:rPr>
   </w:style>
   <w:style w:type="character" w:customStyle="1" w:styleId="PreprocessorTok">
     <w:name w:val="PreprocessorTok"/>
     <w:basedOn w:val="VerbatimChar"/>
     <w:rPr>
+      <w:rFonts w:eastAsia="黑体"/>
       <w:color w:val="bc7a00"/>
     </w:rPr>
   </w:style>
@@ -15500,18 +16151,22 @@
     <w:name w:val="AttributeTok"/>
     <w:basedOn w:val="VerbatimChar"/>
     <w:rPr>
+      <w:rFonts w:eastAsia="黑体"/>
       <w:color w:val="7d9029"/>
     </w:rPr>
   </w:style>
   <w:style w:type="character" w:customStyle="1" w:styleId="RegionMarkerTok">
     <w:name w:val="RegionMarkerTok"/>
     <w:basedOn w:val="VerbatimChar"/>
-    <w:rPr/>
+    <w:rPr>
+      <w:rFonts w:eastAsia="黑体"/>
+    </w:rPr>
   </w:style>
   <w:style w:type="character" w:customStyle="1" w:styleId="InformationTok">
     <w:name w:val="InformationTok"/>
     <w:basedOn w:val="VerbatimChar"/>
     <w:rPr>
+      <w:rFonts w:eastAsia="黑体"/>
       <w:b/>
       <w:i/>
       <w:color w:val="60a0b0"/>
@@ -15521,6 +16176,7 @@
     <w:name w:val="WarningTok"/>
     <w:basedOn w:val="VerbatimChar"/>
     <w:rPr>
+      <w:rFonts w:eastAsia="黑体"/>
       <w:b/>
       <w:i/>
       <w:color w:val="60a0b0"/>
@@ -15530,6 +16186,7 @@
     <w:name w:val="AlertTok"/>
     <w:basedOn w:val="VerbatimChar"/>
     <w:rPr>
+      <w:rFonts w:eastAsia="黑体"/>
       <w:b/>
       <w:color w:val="ff0000"/>
     </w:rPr>
@@ -15538,6 +16195,7 @@
     <w:name w:val="ErrorTok"/>
     <w:basedOn w:val="VerbatimChar"/>
     <w:rPr>
+      <w:rFonts w:eastAsia="黑体"/>
       <w:b/>
       <w:color w:val="ff0000"/>
     </w:rPr>
@@ -15545,7 +16203,9 @@
   <w:style w:type="character" w:customStyle="1" w:styleId="NormalTok">
     <w:name w:val="NormalTok"/>
     <w:basedOn w:val="VerbatimChar"/>
-    <w:rPr/>
+    <w:rPr>
+      <w:rFonts w:eastAsia="黑体"/>
+    </w:rPr>
   </w:style>
 </w:styles>
 </file>
@@ -15594,12 +16254,12 @@
     <a:fontScheme name="Office">
       <a:majorFont>
         <a:latin typeface="Calibri"/>
-        <a:ea typeface=""/>
+        <a:ea typeface="黑体"/>
         <a:cs typeface=""/>
         <a:font script="Jpan" typeface="ＭＳ ゴシック"/>
         <a:font script="Hang" typeface="맑은 고딕"/>
-        <a:font script="Hans" typeface="宋体"/>
-        <a:font script="Hant" typeface="新細明體"/>
+        <a:font script="Hans" typeface="黑体"/>
+        <a:font script="Hant" typeface="黑体"/>
         <a:font script="Arab" typeface="Times New Roman"/>
         <a:font script="Hebr" typeface="Times New Roman"/>
         <a:font script="Thai" typeface="Angsana New"/>
@@ -15629,12 +16289,12 @@
       </a:majorFont>
       <a:minorFont>
         <a:latin typeface="Cambria"/>
-        <a:ea typeface=""/>
+        <a:ea typeface="黑体"/>
         <a:cs typeface=""/>
         <a:font script="Jpan" typeface="ＭＳ 明朝"/>
         <a:font script="Hang" typeface="맑은 고딕"/>
-        <a:font script="Hans" typeface="宋体"/>
-        <a:font script="Hant" typeface="新細明體"/>
+        <a:font script="Hans" typeface="黑体"/>
+        <a:font script="Hant" typeface="黑体"/>
         <a:font script="Arab" typeface="Arial"/>
         <a:font script="Hebr" typeface="Arial"/>
         <a:font script="Thai" typeface="Cordia New"/>

--- a/01-电源电路/02-开关电源/半桥/不对称半桥电路/不对称半桥电路.docx
+++ b/01-电源电路/02-开关电源/半桥/不对称半桥电路/不对称半桥电路.docx
@@ -3183,7 +3183,7 @@
           <w:color w:val="555555"/>
           <w:sz w:val="21"/>
         </w:rPr>
-        <w:t>材料收集者：杜文杰，WX手机：19519196569，QQ:3478827729</w:t>
+        <w:t>材料收集者：杜文杰，微信/手机：19519196569，QQ:3478827729</w:t>
       </w:r>
     </w:p>
     <w:sectPr>
